--- a/HANDBOOK.docx
+++ b/HANDBOOK.docx
@@ -68,19 +68,7 @@
         <w:t xml:space="preserve"> </w:t>
       </w:r>
       <w:r>
-        <w:t xml:space="preserve">Step 7.1 (commit</w:t>
-      </w:r>
-      <w:r>
-        <w:t xml:space="preserve"> </w:t>
-      </w:r>
-      <w:r>
-        <w:rPr>
-          <w:rStyle w:val="VerbatimChar"/>
-        </w:rPr>
-        <w:t xml:space="preserve">fc66657</w:t>
-      </w:r>
-      <w:r>
-        <w:t xml:space="preserve">)</w:t>
+        <w:t xml:space="preserve">Step 6 (retrieval queries)</w:t>
       </w:r>
     </w:p>
     <w:p>
@@ -801,13 +789,16 @@
         </w:numPr>
       </w:pPr>
       <w:r>
-        <w:t xml:space="preserve">Supports correction commands (</w:t>
-      </w:r>
-      <w:r>
-        <w:rPr>
-          <w:rStyle w:val="VerbatimChar"/>
-        </w:rPr>
-        <w:t xml:space="preserve">/undo</w:t>
+        <w:t xml:space="preserve">Answers retrieval questions in natural language (</w:t>
+      </w:r>
+      <w:r>
+        <w:t xml:space="preserve">“how much did I</w:t>
+      </w:r>
+      <w:r>
+        <w:t xml:space="preserve"> </w:t>
+      </w:r>
+      <w:r>
+        <w:t xml:space="preserve">spend in April?”</w:t>
       </w:r>
       <w:r>
         <w:t xml:space="preserve">,</w:t>
@@ -816,10 +807,7 @@
         <w:t xml:space="preserve"> </w:t>
       </w:r>
       <w:r>
-        <w:rPr>
-          <w:rStyle w:val="VerbatimChar"/>
-        </w:rPr>
-        <w:t xml:space="preserve">/edit amount X</w:t>
+        <w:t xml:space="preserve">“how much for food this month?”</w:t>
       </w:r>
       <w:r>
         <w:t xml:space="preserve">,</w:t>
@@ -828,19 +816,16 @@
         <w:t xml:space="preserve"> </w:t>
       </w:r>
       <w:r>
-        <w:rPr>
-          <w:rStyle w:val="VerbatimChar"/>
-        </w:rPr>
-        <w:t xml:space="preserve">/edit category Y</w:t>
-      </w:r>
-      <w:r>
-        <w:t xml:space="preserve">) that target the most recent expense and keep monthly</w:t>
-      </w:r>
-      <w:r>
-        <w:t xml:space="preserve"> </w:t>
-      </w:r>
-      <w:r>
-        <w:t xml:space="preserve">totals in sync.</w:t>
+        <w:t xml:space="preserve">“show last 5</w:t>
+      </w:r>
+      <w:r>
+        <w:t xml:space="preserve"> </w:t>
+      </w:r>
+      <w:r>
+        <w:t xml:space="preserve">transactions”</w:t>
+      </w:r>
+      <w:r>
+        <w:t xml:space="preserve">) by reading the master ledger directly.</w:t>
       </w:r>
     </w:p>
     <w:p>
@@ -852,6 +837,57 @@
         </w:numPr>
       </w:pPr>
       <w:r>
+        <w:t xml:space="preserve">Supports correction commands (</w:t>
+      </w:r>
+      <w:r>
+        <w:rPr>
+          <w:rStyle w:val="VerbatimChar"/>
+        </w:rPr>
+        <w:t xml:space="preserve">/undo</w:t>
+      </w:r>
+      <w:r>
+        <w:t xml:space="preserve">,</w:t>
+      </w:r>
+      <w:r>
+        <w:t xml:space="preserve"> </w:t>
+      </w:r>
+      <w:r>
+        <w:rPr>
+          <w:rStyle w:val="VerbatimChar"/>
+        </w:rPr>
+        <w:t xml:space="preserve">/edit amount X</w:t>
+      </w:r>
+      <w:r>
+        <w:t xml:space="preserve">,</w:t>
+      </w:r>
+      <w:r>
+        <w:t xml:space="preserve"> </w:t>
+      </w:r>
+      <w:r>
+        <w:rPr>
+          <w:rStyle w:val="VerbatimChar"/>
+        </w:rPr>
+        <w:t xml:space="preserve">/edit category Y</w:t>
+      </w:r>
+      <w:r>
+        <w:t xml:space="preserve">) that target the most recent expense and keep monthly</w:t>
+      </w:r>
+      <w:r>
+        <w:t xml:space="preserve"> </w:t>
+      </w:r>
+      <w:r>
+        <w:t xml:space="preserve">totals in sync.</w:t>
+      </w:r>
+    </w:p>
+    <w:p>
+      <w:pPr>
+        <w:pStyle w:val="Compact"/>
+        <w:numPr>
+          <w:ilvl w:val="0"/>
+          <w:numId w:val="1004"/>
+        </w:numPr>
+      </w:pPr>
+      <w:r>
         <w:t xml:space="preserve">Runs as either a one-off CLI (</w:t>
       </w:r>
       <w:r>
@@ -1447,7 +1483,7 @@
         <w:rPr>
           <w:rStyle w:val="VerbatimChar"/>
         </w:rPr>
-        <w:t xml:space="preserve">   │            │ ExpenseLogger      │    │ Retrieval engine   ││</w:t>
+        <w:t xml:space="preserve">   │            │ ExpenseLogger      │    │ RetrievalEngine    ││</w:t>
       </w:r>
       <w:r>
         <w:br/>
@@ -1456,7 +1492,7 @@
         <w:rPr>
           <w:rStyle w:val="VerbatimChar"/>
         </w:rPr>
-        <w:t xml:space="preserve">   │            │ pipeline/logger.py │    │  (Step 6 — pending)││</w:t>
+        <w:t xml:space="preserve">   │            │ pipeline/logger.py │    │ pipeline/retrieval ││</w:t>
       </w:r>
       <w:r>
         <w:br/>
@@ -1465,7 +1501,7 @@
         <w:rPr>
           <w:rStyle w:val="VerbatimChar"/>
         </w:rPr>
-        <w:t xml:space="preserve">   │            │  • FX convert      │    └────────────────────┘│</w:t>
+        <w:t xml:space="preserve">   │            │  • FX convert      │    │  • read ledger     ││</w:t>
       </w:r>
       <w:r>
         <w:br/>
@@ -1474,7 +1510,7 @@
         <w:rPr>
           <w:rStyle w:val="VerbatimChar"/>
         </w:rPr>
-        <w:t xml:space="preserve">   │            │  • ensure_month_tab│                          │</w:t>
+        <w:t xml:space="preserve">   │            │  • ensure_month_tab│    │  • filter window   ││</w:t>
       </w:r>
       <w:r>
         <w:br/>
@@ -1483,7 +1519,7 @@
         <w:rPr>
           <w:rStyle w:val="VerbatimChar"/>
         </w:rPr>
-        <w:t xml:space="preserve">   │            │  • append_row      │                          │</w:t>
+        <w:t xml:space="preserve">   │            │  • append_row      │    │  • aggregate USD   ││</w:t>
       </w:r>
       <w:r>
         <w:br/>
@@ -1492,7 +1528,7 @@
         <w:rPr>
           <w:rStyle w:val="VerbatimChar"/>
         </w:rPr>
-        <w:t xml:space="preserve">   │            │  • recompute nudge │                          │</w:t>
+        <w:t xml:space="preserve">   │            │  • recompute nudge │    └─────────┬──────────┘│</w:t>
       </w:r>
       <w:r>
         <w:br/>
@@ -1501,7 +1537,7 @@
         <w:rPr>
           <w:rStyle w:val="VerbatimChar"/>
         </w:rPr>
-        <w:t xml:space="preserve">   │            └─────────┬──────────┘                          │</w:t>
+        <w:t xml:space="preserve">   │            └─────────┬──────────┘              │           │</w:t>
       </w:r>
       <w:r>
         <w:br/>
@@ -1510,7 +1546,7 @@
         <w:rPr>
           <w:rStyle w:val="VerbatimChar"/>
         </w:rPr>
-        <w:t xml:space="preserve">   │                      │                                     │</w:t>
+        <w:t xml:space="preserve">   │                      │                            │        │</w:t>
       </w:r>
       <w:r>
         <w:br/>
@@ -1519,7 +1555,7 @@
         <w:rPr>
           <w:rStyle w:val="VerbatimChar"/>
         </w:rPr>
-        <w:t xml:space="preserve">   │                      ▼                                     │</w:t>
+        <w:t xml:space="preserve">   │                      ▼                            ▼        │</w:t>
       </w:r>
       <w:r>
         <w:br/>
@@ -1546,7 +1582,7 @@
         <w:rPr>
           <w:rStyle w:val="VerbatimChar"/>
         </w:rPr>
-        <w:t xml:space="preserve">   │      │   • Transactions (master ledger) │                  │</w:t>
+        <w:t xml:space="preserve">   │      │   • Transactions (master ledger) │ ◄── reads ───────┤</w:t>
       </w:r>
       <w:r>
         <w:br/>
@@ -1600,7 +1636,7 @@
         <w:rPr>
           <w:rStyle w:val="VerbatimChar"/>
         </w:rPr>
-        <w:t xml:space="preserve">                          confirmation reply</w:t>
+        <w:t xml:space="preserve">                          confirmation reply / answer</w:t>
       </w:r>
     </w:p>
     <w:p>
@@ -8299,7 +8335,7 @@
         <w:rPr>
           <w:rStyle w:val="VerbatimChar"/>
         </w:rPr>
-        <w:t xml:space="preserve">│   ├── pipeline/             ← Chat → row writer (Step 5) + corrections (Step 7.1)</w:t>
+        <w:t xml:space="preserve">│   ├── pipeline/             ← Chat orchestration (Steps 5, 6, 7.1)</w:t>
       </w:r>
       <w:r>
         <w:br/>
@@ -8317,6 +8353,15 @@
         <w:rPr>
           <w:rStyle w:val="VerbatimChar"/>
         </w:rPr>
+        <w:t xml:space="preserve">│   │   ├── retrieval.py        ← RetrievalEngine: read ledger + filter + aggregate</w:t>
+      </w:r>
+      <w:r>
+        <w:br/>
+      </w:r>
+      <w:r>
+        <w:rPr>
+          <w:rStyle w:val="VerbatimChar"/>
+        </w:rPr>
         <w:t xml:space="preserve">│   │   ├── correction.py       ← CorrectionLogger: undo / edit / re-FX / nudge</w:t>
       </w:r>
       <w:r>
@@ -8344,7 +8389,7 @@
         <w:rPr>
           <w:rStyle w:val="VerbatimChar"/>
         </w:rPr>
-        <w:t xml:space="preserve">│   │   ├── factory.py          ← get_chat_pipeline / get_correction_logger</w:t>
+        <w:t xml:space="preserve">│   │   ├── factory.py          ← get_chat_pipeline / get_correction_logger / get_retrieval_engine</w:t>
       </w:r>
       <w:r>
         <w:br/>
@@ -8353,7 +8398,7 @@
         <w:rPr>
           <w:rStyle w:val="VerbatimChar"/>
         </w:rPr>
-        <w:t xml:space="preserve">│   │   └── exceptions.py       ← PipelineError / ExpenseLogError / CorrectionError</w:t>
+        <w:t xml:space="preserve">│   │   └── exceptions.py       ← PipelineError / ExpenseLogError / RetrievalError / CorrectionError</w:t>
       </w:r>
       <w:r>
         <w:br/>
@@ -8398,7 +8443,7 @@
         <w:rPr>
           <w:rStyle w:val="VerbatimChar"/>
         </w:rPr>
-        <w:t xml:space="preserve">└── tests/                    ← 394 tests, all offline</w:t>
+        <w:t xml:space="preserve">└── tests/                    ← 427 tests, all offline</w:t>
       </w:r>
       <w:r>
         <w:br/>
@@ -9551,7 +9596,7 @@
       </w:r>
     </w:p>
     <w:bookmarkEnd w:id="40"/>
-    <w:bookmarkStart w:id="41" w:name="pipeline-chat-row-writer-corrections"/>
+    <w:bookmarkStart w:id="41" w:name="pipeline-chat-orchestration"/>
     <w:p>
       <w:pPr>
         <w:pStyle w:val="Heading4"/>
@@ -9566,7 +9611,7 @@
         <w:t xml:space="preserve"> </w:t>
       </w:r>
       <w:r>
-        <w:t xml:space="preserve">— chat → row writer + corrections</w:t>
+        <w:t xml:space="preserve">— chat orchestration</w:t>
       </w:r>
     </w:p>
     <w:p>
@@ -9638,19 +9683,13 @@
         <w:rPr>
           <w:rStyle w:val="VerbatimChar"/>
         </w:rPr>
-        <w:t xml:space="preserve">CorrectionLogger.{peek_last,undo,edit}</w:t>
-      </w:r>
-      <w:r>
-        <w:t xml:space="preserve"> </w:t>
-      </w:r>
-      <w:r>
-        <w:t xml:space="preserve">operates on the</w:t>
-      </w:r>
-      <w:r>
-        <w:t xml:space="preserve"> </w:t>
-      </w:r>
-      <w:r>
-        <w:t xml:space="preserve">bottom-most</w:t>
+        <w:t xml:space="preserve">RetrievalEngine.answer(query)</w:t>
+      </w:r>
+      <w:r>
+        <w:t xml:space="preserve"> </w:t>
+      </w:r>
+      <w:r>
+        <w:t xml:space="preserve">reads the master</w:t>
       </w:r>
       <w:r>
         <w:t xml:space="preserve"> </w:t>
@@ -9665,58 +9704,86 @@
         <w:t xml:space="preserve"> </w:t>
       </w:r>
       <w:r>
-        <w:t xml:space="preserve">row. Amount edits re-run FX so</w:t>
-      </w:r>
-      <w:r>
-        <w:t xml:space="preserve"> </w:t>
-      </w:r>
-      <w:r>
-        <w:rPr>
-          <w:rStyle w:val="VerbatimChar"/>
-        </w:rPr>
-        <w:t xml:space="preserve">Amount (USD)</w:t>
-      </w:r>
-      <w:r>
-        <w:t xml:space="preserve"> </w:t>
-      </w:r>
-      <w:r>
-        <w:t xml:space="preserve">stays consistent. Both</w:t>
-      </w:r>
-      <w:r>
-        <w:t xml:space="preserve"> </w:t>
-      </w:r>
-      <w:r>
-        <w:rPr>
-          <w:rStyle w:val="VerbatimChar"/>
-        </w:rPr>
-        <w:t xml:space="preserve">undo</w:t>
-      </w:r>
-      <w:r>
-        <w:t xml:space="preserve"> </w:t>
-      </w:r>
-      <w:r>
-        <w:t xml:space="preserve">and</w:t>
-      </w:r>
-      <w:r>
-        <w:t xml:space="preserve"> </w:t>
-      </w:r>
-      <w:r>
-        <w:rPr>
-          <w:rStyle w:val="VerbatimChar"/>
-        </w:rPr>
-        <w:t xml:space="preserve">edit</w:t>
-      </w:r>
-      <w:r>
-        <w:t xml:space="preserve"> </w:t>
-      </w:r>
-      <w:r>
-        <w:t xml:space="preserve">end with the</w:t>
-      </w:r>
-      <w:r>
-        <w:t xml:space="preserve"> </w:t>
-      </w:r>
-      <w:r>
-        <w:t xml:space="preserve">same recompute nudge.</w:t>
+        <w:t xml:space="preserve">ledger once, filters in Python by date window + category + vendor,</w:t>
+      </w:r>
+      <w:r>
+        <w:t xml:space="preserve"> </w:t>
+      </w:r>
+      <w:r>
+        <w:t xml:space="preserve">and returns a typed</w:t>
+      </w:r>
+      <w:r>
+        <w:t xml:space="preserve"> </w:t>
+      </w:r>
+      <w:r>
+        <w:rPr>
+          <w:rStyle w:val="VerbatimChar"/>
+        </w:rPr>
+        <w:t xml:space="preserve">RetrievalAnswer</w:t>
+      </w:r>
+      <w:r>
+        <w:t xml:space="preserve"> </w:t>
+      </w:r>
+      <w:r>
+        <w:t xml:space="preserve">with: total USD, transaction</w:t>
+      </w:r>
+      <w:r>
+        <w:t xml:space="preserve"> </w:t>
+      </w:r>
+      <w:r>
+        <w:t xml:space="preserve">count, per-category breakdown, per-day breakdown, the largest</w:t>
+      </w:r>
+      <w:r>
+        <w:t xml:space="preserve"> </w:t>
+      </w:r>
+      <w:r>
+        <w:t xml:space="preserve">matching row, and (for</w:t>
+      </w:r>
+      <w:r>
+        <w:t xml:space="preserve"> </w:t>
+      </w:r>
+      <w:r>
+        <w:rPr>
+          <w:rStyle w:val="VerbatimChar"/>
+        </w:rPr>
+        <w:t xml:space="preserve">query_recent</w:t>
+      </w:r>
+      <w:r>
+        <w:t xml:space="preserve">) the last N rows</w:t>
+      </w:r>
+      <w:r>
+        <w:t xml:space="preserve"> </w:t>
+      </w:r>
+      <w:r>
+        <w:t xml:space="preserve">newest-first. Reading from the ledger directly side-steps the</w:t>
+      </w:r>
+      <w:r>
+        <w:t xml:space="preserve"> </w:t>
+      </w:r>
+      <w:r>
+        <w:t xml:space="preserve">stale-formula-cache class of bug we already had to chase down on</w:t>
+      </w:r>
+      <w:r>
+        <w:t xml:space="preserve"> </w:t>
+      </w:r>
+      <w:r>
+        <w:t xml:space="preserve">the</w:t>
+      </w:r>
+      <w:r>
+        <w:t xml:space="preserve"> </w:t>
+      </w:r>
+      <w:r>
+        <w:rPr>
+          <w:i/>
+          <w:iCs/>
+        </w:rPr>
+        <w:t xml:space="preserve">write</w:t>
+      </w:r>
+      <w:r>
+        <w:t xml:space="preserve"> </w:t>
+      </w:r>
+      <w:r>
+        <w:t xml:space="preserve">side.</w:t>
       </w:r>
     </w:p>
     <w:p>
@@ -9731,37 +9798,85 @@
         <w:rPr>
           <w:rStyle w:val="VerbatimChar"/>
         </w:rPr>
-        <w:t xml:space="preserve">format_reply(turn)</w:t>
-      </w:r>
-      <w:r>
-        <w:t xml:space="preserve"> </w:t>
-      </w:r>
-      <w:r>
-        <w:t xml:space="preserve">is a pure function that produces the</w:t>
-      </w:r>
-      <w:r>
-        <w:t xml:space="preserve"> </w:t>
-      </w:r>
-      <w:r>
-        <w:t xml:space="preserve">user-facing reply string for any</w:t>
-      </w:r>
-      <w:r>
-        <w:t xml:space="preserve"> </w:t>
-      </w:r>
-      <w:r>
-        <w:rPr>
-          <w:rStyle w:val="VerbatimChar"/>
-        </w:rPr>
-        <w:t xml:space="preserve">ChatTurn</w:t>
-      </w:r>
-      <w:r>
-        <w:t xml:space="preserve">. The same string is</w:t>
-      </w:r>
-      <w:r>
-        <w:t xml:space="preserve"> </w:t>
-      </w:r>
-      <w:r>
-        <w:t xml:space="preserve">what the CLI prints and what Telegram sends.</w:t>
+        <w:t xml:space="preserve">CorrectionLogger.{peek_last,undo,edit}</w:t>
+      </w:r>
+      <w:r>
+        <w:t xml:space="preserve"> </w:t>
+      </w:r>
+      <w:r>
+        <w:t xml:space="preserve">operates on the</w:t>
+      </w:r>
+      <w:r>
+        <w:t xml:space="preserve"> </w:t>
+      </w:r>
+      <w:r>
+        <w:t xml:space="preserve">bottom-most</w:t>
+      </w:r>
+      <w:r>
+        <w:t xml:space="preserve"> </w:t>
+      </w:r>
+      <w:r>
+        <w:rPr>
+          <w:rStyle w:val="VerbatimChar"/>
+        </w:rPr>
+        <w:t xml:space="preserve">Transactions</w:t>
+      </w:r>
+      <w:r>
+        <w:t xml:space="preserve"> </w:t>
+      </w:r>
+      <w:r>
+        <w:t xml:space="preserve">row. Amount edits re-run FX so</w:t>
+      </w:r>
+      <w:r>
+        <w:t xml:space="preserve"> </w:t>
+      </w:r>
+      <w:r>
+        <w:rPr>
+          <w:rStyle w:val="VerbatimChar"/>
+        </w:rPr>
+        <w:t xml:space="preserve">Amount (USD)</w:t>
+      </w:r>
+      <w:r>
+        <w:t xml:space="preserve"> </w:t>
+      </w:r>
+      <w:r>
+        <w:t xml:space="preserve">stays consistent. Both</w:t>
+      </w:r>
+      <w:r>
+        <w:t xml:space="preserve"> </w:t>
+      </w:r>
+      <w:r>
+        <w:rPr>
+          <w:rStyle w:val="VerbatimChar"/>
+        </w:rPr>
+        <w:t xml:space="preserve">undo</w:t>
+      </w:r>
+      <w:r>
+        <w:t xml:space="preserve"> </w:t>
+      </w:r>
+      <w:r>
+        <w:t xml:space="preserve">and</w:t>
+      </w:r>
+      <w:r>
+        <w:t xml:space="preserve"> </w:t>
+      </w:r>
+      <w:r>
+        <w:rPr>
+          <w:rStyle w:val="VerbatimChar"/>
+        </w:rPr>
+        <w:t xml:space="preserve">edit</w:t>
+      </w:r>
+      <w:r>
+        <w:t xml:space="preserve"> </w:t>
+      </w:r>
+      <w:r>
+        <w:t xml:space="preserve">end with the</w:t>
+      </w:r>
+      <w:r>
+        <w:t xml:space="preserve"> </w:t>
+      </w:r>
+      <w:r>
+        <w:t xml:space="preserve">same recompute nudge.</w:t>
       </w:r>
     </w:p>
     <w:p>
@@ -9776,6 +9891,93 @@
         <w:rPr>
           <w:rStyle w:val="VerbatimChar"/>
         </w:rPr>
+        <w:t xml:space="preserve">format_reply(turn)</w:t>
+      </w:r>
+      <w:r>
+        <w:t xml:space="preserve"> </w:t>
+      </w:r>
+      <w:r>
+        <w:t xml:space="preserve">is a pure function that produces the</w:t>
+      </w:r>
+      <w:r>
+        <w:t xml:space="preserve"> </w:t>
+      </w:r>
+      <w:r>
+        <w:t xml:space="preserve">user-facing reply string for any</w:t>
+      </w:r>
+      <w:r>
+        <w:t xml:space="preserve"> </w:t>
+      </w:r>
+      <w:r>
+        <w:rPr>
+          <w:rStyle w:val="VerbatimChar"/>
+        </w:rPr>
+        <w:t xml:space="preserve">ChatTurn</w:t>
+      </w:r>
+      <w:r>
+        <w:t xml:space="preserve">. It dispatches on the</w:t>
+      </w:r>
+      <w:r>
+        <w:t xml:space="preserve"> </w:t>
+      </w:r>
+      <w:r>
+        <w:t xml:space="preserve">turn’s intent and on whether a</w:t>
+      </w:r>
+      <w:r>
+        <w:t xml:space="preserve"> </w:t>
+      </w:r>
+      <w:r>
+        <w:rPr>
+          <w:rStyle w:val="VerbatimChar"/>
+        </w:rPr>
+        <w:t xml:space="preserve">LogResult</w:t>
+      </w:r>
+      <w:r>
+        <w:t xml:space="preserve"> </w:t>
+      </w:r>
+      <w:r>
+        <w:t xml:space="preserve">/</w:t>
+      </w:r>
+      <w:r>
+        <w:t xml:space="preserve"> </w:t>
+      </w:r>
+      <w:r>
+        <w:rPr>
+          <w:rStyle w:val="VerbatimChar"/>
+        </w:rPr>
+        <w:t xml:space="preserve">RetrievalAnswer</w:t>
+      </w:r>
+      <w:r>
+        <w:t xml:space="preserve"> </w:t>
+      </w:r>
+      <w:r>
+        <w:t xml:space="preserve">/</w:t>
+      </w:r>
+      <w:r>
+        <w:t xml:space="preserve"> </w:t>
+      </w:r>
+      <w:r>
+        <w:t xml:space="preserve">error is attached. The same string is what the CLI prints and what</w:t>
+      </w:r>
+      <w:r>
+        <w:t xml:space="preserve"> </w:t>
+      </w:r>
+      <w:r>
+        <w:t xml:space="preserve">Telegram sends.</w:t>
+      </w:r>
+    </w:p>
+    <w:p>
+      <w:pPr>
+        <w:pStyle w:val="Compact"/>
+        <w:numPr>
+          <w:ilvl w:val="0"/>
+          <w:numId w:val="1025"/>
+        </w:numPr>
+      </w:pPr>
+      <w:r>
+        <w:rPr>
+          <w:rStyle w:val="VerbatimChar"/>
+        </w:rPr>
         <w:t xml:space="preserve">ChatPipeline.chat(text)</w:t>
       </w:r>
       <w:r>
@@ -9788,7 +9990,29 @@
         <w:t xml:space="preserve"> </w:t>
       </w:r>
       <w:r>
-        <w:t xml:space="preserve">classify → extract → log/error/skip → format reply → persist.</w:t>
+        <w:t xml:space="preserve">classify → extract → (log expense</w:t>
+      </w:r>
+      <w:r>
+        <w:t xml:space="preserve"> </w:t>
+      </w:r>
+      <w:r>
+        <w:rPr>
+          <w:b/>
+          <w:bCs/>
+        </w:rPr>
+        <w:t xml:space="preserve">or</w:t>
+      </w:r>
+      <w:r>
+        <w:t xml:space="preserve"> </w:t>
+      </w:r>
+      <w:r>
+        <w:t xml:space="preserve">answer query) → format</w:t>
+      </w:r>
+      <w:r>
+        <w:t xml:space="preserve"> </w:t>
+      </w:r>
+      <w:r>
+        <w:t xml:space="preserve">reply → persist.</w:t>
       </w:r>
     </w:p>
     <w:bookmarkEnd w:id="41"/>
@@ -10218,7 +10442,49 @@
         <w:t xml:space="preserve">pytest</w:t>
       </w:r>
       <w:r>
-        <w:t xml:space="preserve">. All 394 tests are offline.</w:t>
+        <w:t xml:space="preserve">. All 427 tests are offline.</w:t>
+      </w:r>
+    </w:p>
+    <w:p>
+      <w:pPr>
+        <w:pStyle w:val="Compact"/>
+        <w:numPr>
+          <w:ilvl w:val="0"/>
+          <w:numId w:val="1028"/>
+        </w:numPr>
+      </w:pPr>
+      <w:r>
+        <w:rPr>
+          <w:rStyle w:val="VerbatimChar"/>
+        </w:rPr>
+        <w:t xml:space="preserve">test_pipeline_retrieval.py</w:t>
+      </w:r>
+      <w:r>
+        <w:t xml:space="preserve"> </w:t>
+      </w:r>
+      <w:r>
+        <w:t xml:space="preserve">—</w:t>
+      </w:r>
+      <w:r>
+        <w:t xml:space="preserve"> </w:t>
+      </w:r>
+      <w:r>
+        <w:rPr>
+          <w:rStyle w:val="VerbatimChar"/>
+        </w:rPr>
+        <w:t xml:space="preserve">RetrievalEngine</w:t>
+      </w:r>
+      <w:r>
+        <w:t xml:space="preserve"> </w:t>
+      </w:r>
+      <w:r>
+        <w:t xml:space="preserve">parsing, filtering,</w:t>
+      </w:r>
+      <w:r>
+        <w:t xml:space="preserve"> </w:t>
+      </w:r>
+      <w:r>
+        <w:t xml:space="preserve">aggregation, multi-currency rollup, error wrapping.</w:t>
       </w:r>
     </w:p>
     <w:p>
@@ -10894,6 +11160,45 @@
     </w:p>
     <w:p>
       <w:pPr>
+        <w:pStyle w:val="FirstParagraph"/>
+      </w:pPr>
+      <w:r>
+        <w:rPr>
+          <w:rStyle w:val="VerbatimChar"/>
+        </w:rPr>
+        <w:t xml:space="preserve">--chat</w:t>
+      </w:r>
+      <w:r>
+        <w:t xml:space="preserve"> </w:t>
+      </w:r>
+      <w:r>
+        <w:t xml:space="preserve">is the universal entry point. It logs expenses</w:t>
+      </w:r>
+      <w:r>
+        <w:t xml:space="preserve"> </w:t>
+      </w:r>
+      <w:r>
+        <w:rPr>
+          <w:i/>
+          <w:iCs/>
+        </w:rPr>
+        <w:t xml:space="preserve">and</w:t>
+      </w:r>
+      <w:r>
+        <w:t xml:space="preserve"> </w:t>
+      </w:r>
+      <w:r>
+        <w:t xml:space="preserve">answers retrieval queries (Step 6) — the intent classifier picks</w:t>
+      </w:r>
+      <w:r>
+        <w:t xml:space="preserve"> </w:t>
+      </w:r>
+      <w:r>
+        <w:t xml:space="preserve">the right path.</w:t>
+      </w:r>
+    </w:p>
+    <w:p>
+      <w:pPr>
         <w:pStyle w:val="SourceCode"/>
       </w:pPr>
       <w:r>
@@ -11026,16 +11331,132 @@
         <w:t xml:space="preserve">"how much did I spend on food in april?"</w:t>
       </w:r>
       <w:r>
+        <w:br/>
+      </w:r>
+      <w:r>
+        <w:rPr>
+          <w:rStyle w:val="ExtensionTok"/>
+        </w:rPr>
+        <w:t xml:space="preserve">expense</w:t>
+      </w:r>
+      <w:r>
         <w:rPr>
           <w:rStyle w:val="NormalTok"/>
         </w:rPr>
-        <w:t xml:space="preserve">   </w:t>
-      </w:r>
-      <w:r>
-        <w:rPr>
-          <w:rStyle w:val="CommentTok"/>
-        </w:rPr>
-        <w:t xml:space="preserve"># answered in Step 6</w:t>
+        <w:t xml:space="preserve"> </w:t>
+      </w:r>
+      <w:r>
+        <w:rPr>
+          <w:rStyle w:val="AttributeTok"/>
+        </w:rPr>
+        <w:t xml:space="preserve">--chat</w:t>
+      </w:r>
+      <w:r>
+        <w:rPr>
+          <w:rStyle w:val="NormalTok"/>
+        </w:rPr>
+        <w:t xml:space="preserve"> </w:t>
+      </w:r>
+      <w:r>
+        <w:rPr>
+          <w:rStyle w:val="StringTok"/>
+        </w:rPr>
+        <w:t xml:space="preserve">"how much in total in april 2026?"</w:t>
+      </w:r>
+      <w:r>
+        <w:br/>
+      </w:r>
+      <w:r>
+        <w:rPr>
+          <w:rStyle w:val="ExtensionTok"/>
+        </w:rPr>
+        <w:t xml:space="preserve">expense</w:t>
+      </w:r>
+      <w:r>
+        <w:rPr>
+          <w:rStyle w:val="NormalTok"/>
+        </w:rPr>
+        <w:t xml:space="preserve"> </w:t>
+      </w:r>
+      <w:r>
+        <w:rPr>
+          <w:rStyle w:val="AttributeTok"/>
+        </w:rPr>
+        <w:t xml:space="preserve">--chat</w:t>
+      </w:r>
+      <w:r>
+        <w:rPr>
+          <w:rStyle w:val="NormalTok"/>
+        </w:rPr>
+        <w:t xml:space="preserve"> </w:t>
+      </w:r>
+      <w:r>
+        <w:rPr>
+          <w:rStyle w:val="StringTok"/>
+        </w:rPr>
+        <w:t xml:space="preserve">"show me my last 5 expenses"</w:t>
+      </w:r>
+      <w:r>
+        <w:br/>
+      </w:r>
+      <w:r>
+        <w:rPr>
+          <w:rStyle w:val="ExtensionTok"/>
+        </w:rPr>
+        <w:t xml:space="preserve">expense</w:t>
+      </w:r>
+      <w:r>
+        <w:rPr>
+          <w:rStyle w:val="NormalTok"/>
+        </w:rPr>
+        <w:t xml:space="preserve"> </w:t>
+      </w:r>
+      <w:r>
+        <w:rPr>
+          <w:rStyle w:val="AttributeTok"/>
+        </w:rPr>
+        <w:t xml:space="preserve">--chat</w:t>
+      </w:r>
+      <w:r>
+        <w:rPr>
+          <w:rStyle w:val="NormalTok"/>
+        </w:rPr>
+        <w:t xml:space="preserve"> </w:t>
+      </w:r>
+      <w:r>
+        <w:rPr>
+          <w:rStyle w:val="StringTok"/>
+        </w:rPr>
+        <w:t xml:space="preserve">"what did I spend on 24 April?"</w:t>
+      </w:r>
+    </w:p>
+    <w:p>
+      <w:pPr>
+        <w:pStyle w:val="FirstParagraph"/>
+      </w:pPr>
+      <w:r>
+        <w:t xml:space="preserve">For retrieval intents the CLI prints the structured</w:t>
+      </w:r>
+      <w:r>
+        <w:t xml:space="preserve"> </w:t>
+      </w:r>
+      <w:r>
+        <w:rPr>
+          <w:rStyle w:val="VerbatimChar"/>
+        </w:rPr>
+        <w:t xml:space="preserve">RetrievalAnswer</w:t>
+      </w:r>
+      <w:r>
+        <w:t xml:space="preserve"> </w:t>
+      </w:r>
+      <w:r>
+        <w:t xml:space="preserve">under the reply: window, total USD, transaction count, top categories,</w:t>
+      </w:r>
+      <w:r>
+        <w:t xml:space="preserve"> </w:t>
+      </w:r>
+      <w:r>
+        <w:t xml:space="preserve">largest matching row, and any rows that failed to parse.</w:t>
       </w:r>
     </w:p>
     <w:bookmarkEnd w:id="48"/>
@@ -12498,7 +12919,7 @@
         <w:pStyle w:val="Compact"/>
         <w:numPr>
           <w:ilvl w:val="0"/>
-          <w:numId w:val="1028"/>
+          <w:numId w:val="1029"/>
         </w:numPr>
       </w:pPr>
       <w:r>
@@ -12526,7 +12947,7 @@
         <w:pStyle w:val="Compact"/>
         <w:numPr>
           <w:ilvl w:val="0"/>
-          <w:numId w:val="1028"/>
+          <w:numId w:val="1029"/>
         </w:numPr>
       </w:pPr>
       <w:r>
@@ -12584,7 +13005,7 @@
         <w:pStyle w:val="Compact"/>
         <w:numPr>
           <w:ilvl w:val="0"/>
-          <w:numId w:val="1028"/>
+          <w:numId w:val="1029"/>
         </w:numPr>
       </w:pPr>
       <w:r>
@@ -12627,7 +13048,7 @@
         <w:pStyle w:val="Compact"/>
         <w:numPr>
           <w:ilvl w:val="0"/>
-          <w:numId w:val="1028"/>
+          <w:numId w:val="1029"/>
         </w:numPr>
       </w:pPr>
       <w:r>
@@ -13685,7 +14106,7 @@
         <w:pStyle w:val="Compact"/>
         <w:numPr>
           <w:ilvl w:val="0"/>
-          <w:numId w:val="1029"/>
+          <w:numId w:val="1030"/>
         </w:numPr>
       </w:pPr>
       <w:r>
@@ -13709,7 +14130,7 @@
         <w:pStyle w:val="Compact"/>
         <w:numPr>
           <w:ilvl w:val="0"/>
-          <w:numId w:val="1029"/>
+          <w:numId w:val="1030"/>
         </w:numPr>
       </w:pPr>
       <w:r>
@@ -13727,7 +14148,7 @@
         <w:pStyle w:val="Compact"/>
         <w:numPr>
           <w:ilvl w:val="1"/>
-          <w:numId w:val="1030"/>
+          <w:numId w:val="1031"/>
         </w:numPr>
       </w:pPr>
       <w:r>
@@ -13751,7 +14172,7 @@
         <w:pStyle w:val="Compact"/>
         <w:numPr>
           <w:ilvl w:val="1"/>
-          <w:numId w:val="1030"/>
+          <w:numId w:val="1031"/>
         </w:numPr>
       </w:pPr>
       <w:r>
@@ -13775,7 +14196,7 @@
         <w:pStyle w:val="Compact"/>
         <w:numPr>
           <w:ilvl w:val="1"/>
-          <w:numId w:val="1030"/>
+          <w:numId w:val="1031"/>
         </w:numPr>
       </w:pPr>
       <w:r>
@@ -13787,7 +14208,7 @@
         <w:pStyle w:val="Compact"/>
         <w:numPr>
           <w:ilvl w:val="1"/>
-          <w:numId w:val="1030"/>
+          <w:numId w:val="1031"/>
         </w:numPr>
       </w:pPr>
       <w:r>
@@ -13835,7 +14256,7 @@
         <w:pStyle w:val="Compact"/>
         <w:numPr>
           <w:ilvl w:val="0"/>
-          <w:numId w:val="1029"/>
+          <w:numId w:val="1030"/>
         </w:numPr>
       </w:pPr>
       <w:r>
@@ -13892,70 +14313,6 @@
       </w:pPr>
       <w:r>
         <w:t xml:space="preserve">Why Frankfurter</w:t>
-      </w:r>
-    </w:p>
-    <w:p>
-      <w:pPr>
-        <w:pStyle w:val="Compact"/>
-        <w:numPr>
-          <w:ilvl w:val="0"/>
-          <w:numId w:val="1031"/>
-        </w:numPr>
-      </w:pPr>
-      <w:r>
-        <w:t xml:space="preserve">Free, no API key, no signup, no rate limit relevant for personal</w:t>
-      </w:r>
-      <w:r>
-        <w:t xml:space="preserve"> </w:t>
-      </w:r>
-      <w:r>
-        <w:t xml:space="preserve">use.</w:t>
-      </w:r>
-    </w:p>
-    <w:p>
-      <w:pPr>
-        <w:pStyle w:val="Compact"/>
-        <w:numPr>
-          <w:ilvl w:val="0"/>
-          <w:numId w:val="1031"/>
-        </w:numPr>
-      </w:pPr>
-      <w:r>
-        <w:t xml:space="preserve">ECB-derived (European Central Bank), so rates are reliable</w:t>
-      </w:r>
-      <w:r>
-        <w:t xml:space="preserve"> </w:t>
-      </w:r>
-      <w:r>
-        <w:t xml:space="preserve">reference rates.</w:t>
-      </w:r>
-    </w:p>
-    <w:p>
-      <w:pPr>
-        <w:pStyle w:val="Compact"/>
-        <w:numPr>
-          <w:ilvl w:val="0"/>
-          <w:numId w:val="1031"/>
-        </w:numPr>
-      </w:pPr>
-      <w:r>
-        <w:t xml:space="preserve">Returns historical rates by date — important for backdated</w:t>
-      </w:r>
-      <w:r>
-        <w:t xml:space="preserve"> </w:t>
-      </w:r>
-      <w:r>
-        <w:t xml:space="preserve">entries.</w:t>
-      </w:r>
-    </w:p>
-    <w:bookmarkEnd w:id="59"/>
-    <w:bookmarkStart w:id="60" w:name="caching-semantics"/>
-    <w:p>
-      <w:pPr>
-        <w:pStyle w:val="Heading3"/>
-      </w:pPr>
-      <w:r>
-        <w:t xml:space="preserve">Caching semantics</w:t>
       </w:r>
     </w:p>
     <w:p>
@@ -13967,25 +14324,13 @@
         </w:numPr>
       </w:pPr>
       <w:r>
-        <w:t xml:space="preserve">One JSON file. Keyed by</w:t>
-      </w:r>
-      <w:r>
-        <w:t xml:space="preserve"> </w:t>
-      </w:r>
-      <w:r>
-        <w:rPr>
-          <w:rStyle w:val="VerbatimChar"/>
-        </w:rPr>
-        <w:t xml:space="preserve">(date, from, to)</w:t>
-      </w:r>
-      <w:r>
-        <w:t xml:space="preserve">. Never grows beyond a</w:t>
-      </w:r>
-      <w:r>
-        <w:t xml:space="preserve"> </w:t>
-      </w:r>
-      <w:r>
-        <w:t xml:space="preserve">few hundred KB even after years of use.</w:t>
+        <w:t xml:space="preserve">Free, no API key, no signup, no rate limit relevant for personal</w:t>
+      </w:r>
+      <w:r>
+        <w:t xml:space="preserve"> </w:t>
+      </w:r>
+      <w:r>
+        <w:t xml:space="preserve">use.</w:t>
       </w:r>
     </w:p>
     <w:p>
@@ -13997,29 +14342,13 @@
         </w:numPr>
       </w:pPr>
       <w:r>
-        <w:t xml:space="preserve">Stale rates are</w:t>
-      </w:r>
-      <w:r>
-        <w:t xml:space="preserve"> </w:t>
-      </w:r>
-      <w:r>
-        <w:rPr>
-          <w:i/>
-          <w:iCs/>
-        </w:rPr>
-        <w:t xml:space="preserve">fine</w:t>
-      </w:r>
-      <w:r>
-        <w:t xml:space="preserve"> </w:t>
-      </w:r>
-      <w:r>
-        <w:t xml:space="preserve">for personal use — the ECB updates daily,</w:t>
-      </w:r>
-      <w:r>
-        <w:t xml:space="preserve"> </w:t>
-      </w:r>
-      <w:r>
-        <w:t xml:space="preserve">and you’re not arbitraging.</w:t>
+        <w:t xml:space="preserve">ECB-derived (European Central Bank), so rates are reliable</w:t>
+      </w:r>
+      <w:r>
+        <w:t xml:space="preserve"> </w:t>
+      </w:r>
+      <w:r>
+        <w:t xml:space="preserve">reference rates.</w:t>
       </w:r>
     </w:p>
     <w:p>
@@ -14028,6 +14357,98 @@
         <w:numPr>
           <w:ilvl w:val="0"/>
           <w:numId w:val="1032"/>
+        </w:numPr>
+      </w:pPr>
+      <w:r>
+        <w:t xml:space="preserve">Returns historical rates by date — important for backdated</w:t>
+      </w:r>
+      <w:r>
+        <w:t xml:space="preserve"> </w:t>
+      </w:r>
+      <w:r>
+        <w:t xml:space="preserve">entries.</w:t>
+      </w:r>
+    </w:p>
+    <w:bookmarkEnd w:id="59"/>
+    <w:bookmarkStart w:id="60" w:name="caching-semantics"/>
+    <w:p>
+      <w:pPr>
+        <w:pStyle w:val="Heading3"/>
+      </w:pPr>
+      <w:r>
+        <w:t xml:space="preserve">Caching semantics</w:t>
+      </w:r>
+    </w:p>
+    <w:p>
+      <w:pPr>
+        <w:pStyle w:val="Compact"/>
+        <w:numPr>
+          <w:ilvl w:val="0"/>
+          <w:numId w:val="1033"/>
+        </w:numPr>
+      </w:pPr>
+      <w:r>
+        <w:t xml:space="preserve">One JSON file. Keyed by</w:t>
+      </w:r>
+      <w:r>
+        <w:t xml:space="preserve"> </w:t>
+      </w:r>
+      <w:r>
+        <w:rPr>
+          <w:rStyle w:val="VerbatimChar"/>
+        </w:rPr>
+        <w:t xml:space="preserve">(date, from, to)</w:t>
+      </w:r>
+      <w:r>
+        <w:t xml:space="preserve">. Never grows beyond a</w:t>
+      </w:r>
+      <w:r>
+        <w:t xml:space="preserve"> </w:t>
+      </w:r>
+      <w:r>
+        <w:t xml:space="preserve">few hundred KB even after years of use.</w:t>
+      </w:r>
+    </w:p>
+    <w:p>
+      <w:pPr>
+        <w:pStyle w:val="Compact"/>
+        <w:numPr>
+          <w:ilvl w:val="0"/>
+          <w:numId w:val="1033"/>
+        </w:numPr>
+      </w:pPr>
+      <w:r>
+        <w:t xml:space="preserve">Stale rates are</w:t>
+      </w:r>
+      <w:r>
+        <w:t xml:space="preserve"> </w:t>
+      </w:r>
+      <w:r>
+        <w:rPr>
+          <w:i/>
+          <w:iCs/>
+        </w:rPr>
+        <w:t xml:space="preserve">fine</w:t>
+      </w:r>
+      <w:r>
+        <w:t xml:space="preserve"> </w:t>
+      </w:r>
+      <w:r>
+        <w:t xml:space="preserve">for personal use — the ECB updates daily,</w:t>
+      </w:r>
+      <w:r>
+        <w:t xml:space="preserve"> </w:t>
+      </w:r>
+      <w:r>
+        <w:t xml:space="preserve">and you’re not arbitraging.</w:t>
+      </w:r>
+    </w:p>
+    <w:p>
+      <w:pPr>
+        <w:pStyle w:val="Compact"/>
+        <w:numPr>
+          <w:ilvl w:val="0"/>
+          <w:numId w:val="1033"/>
         </w:numPr>
       </w:pPr>
       <w:r>
@@ -15674,7 +16095,7 @@
         <w:pStyle w:val="Compact"/>
         <w:numPr>
           <w:ilvl w:val="0"/>
-          <w:numId w:val="1033"/>
+          <w:numId w:val="1034"/>
         </w:numPr>
       </w:pPr>
       <w:r>
@@ -15766,815 +16187,6 @@
       </w:r>
       <w:r>
         <w:t xml:space="preserve">.</w:t>
-      </w:r>
-    </w:p>
-    <w:p>
-      <w:pPr>
-        <w:pStyle w:val="Compact"/>
-        <w:numPr>
-          <w:ilvl w:val="0"/>
-          <w:numId w:val="1033"/>
-        </w:numPr>
-      </w:pPr>
-      <w:r>
-        <w:t xml:space="preserve">USD identity is special-cased:</w:t>
-      </w:r>
-      <w:r>
-        <w:t xml:space="preserve"> </w:t>
-      </w:r>
-      <w:r>
-        <w:rPr>
-          <w:rStyle w:val="VerbatimChar"/>
-        </w:rPr>
-        <w:t xml:space="preserve">Amount = $50</w:t>
-      </w:r>
-      <w:r>
-        <w:t xml:space="preserve"> </w:t>
-      </w:r>
-      <w:r>
-        <w:t xml:space="preserve">always means</w:t>
-      </w:r>
-      <w:r>
-        <w:t xml:space="preserve"> </w:t>
-      </w:r>
-      <w:r>
-        <w:rPr>
-          <w:rStyle w:val="VerbatimChar"/>
-        </w:rPr>
-        <w:t xml:space="preserve">Amount (USD) = $50</w:t>
-      </w:r>
-      <w:r>
-        <w:t xml:space="preserve"> </w:t>
-      </w:r>
-      <w:r>
-        <w:t xml:space="preserve">and</w:t>
-      </w:r>
-      <w:r>
-        <w:t xml:space="preserve"> </w:t>
-      </w:r>
-      <w:r>
-        <w:rPr>
-          <w:rStyle w:val="VerbatimChar"/>
-        </w:rPr>
-        <w:t xml:space="preserve">FX Rate = 1.0</w:t>
-      </w:r>
-      <w:r>
-        <w:t xml:space="preserve">.</w:t>
-      </w:r>
-    </w:p>
-    <w:p>
-      <w:pPr>
-        <w:pStyle w:val="FirstParagraph"/>
-      </w:pPr>
-      <w:r>
-        <w:t xml:space="preserve">Triggers the nudge. Rejects non-positive amounts before touching the</w:t>
-      </w:r>
-      <w:r>
-        <w:t xml:space="preserve"> </w:t>
-      </w:r>
-      <w:r>
-        <w:t xml:space="preserve">sheet.</w:t>
-      </w:r>
-    </w:p>
-    <w:bookmarkEnd w:id="66"/>
-    <w:bookmarkStart w:id="67" w:name="edit-category-y"/>
-    <w:p>
-      <w:pPr>
-        <w:pStyle w:val="Heading4"/>
-      </w:pPr>
-      <w:r>
-        <w:rPr>
-          <w:rStyle w:val="VerbatimChar"/>
-        </w:rPr>
-        <w:t xml:space="preserve">/edit category Y</w:t>
-      </w:r>
-    </w:p>
-    <w:p>
-      <w:pPr>
-        <w:pStyle w:val="FirstParagraph"/>
-      </w:pPr>
-      <w:r>
-        <w:t xml:space="preserve">Patches the</w:t>
-      </w:r>
-      <w:r>
-        <w:t xml:space="preserve"> </w:t>
-      </w:r>
-      <w:r>
-        <w:rPr>
-          <w:rStyle w:val="VerbatimChar"/>
-        </w:rPr>
-        <w:t xml:space="preserve">Category</w:t>
-      </w:r>
-      <w:r>
-        <w:t xml:space="preserve"> </w:t>
-      </w:r>
-      <w:r>
-        <w:t xml:space="preserve">column. The new value is canonicalized through</w:t>
-      </w:r>
-      <w:r>
-        <w:t xml:space="preserve"> </w:t>
-      </w:r>
-      <w:r>
-        <w:t xml:space="preserve">the</w:t>
-      </w:r>
-      <w:r>
-        <w:t xml:space="preserve"> </w:t>
-      </w:r>
-      <w:r>
-        <w:rPr>
-          <w:rStyle w:val="VerbatimChar"/>
-        </w:rPr>
-        <w:t xml:space="preserve">CategoryRegistry</w:t>
-      </w:r>
-      <w:r>
-        <w:t xml:space="preserve"> </w:t>
-      </w:r>
-      <w:r>
-        <w:t xml:space="preserve">so aliases like</w:t>
-      </w:r>
-      <w:r>
-        <w:t xml:space="preserve"> </w:t>
-      </w:r>
-      <w:r>
-        <w:t xml:space="preserve">“groceries”</w:t>
-      </w:r>
-      <w:r>
-        <w:t xml:space="preserve"> </w:t>
-      </w:r>
-      <w:r>
-        <w:t xml:space="preserve">resolve to</w:t>
-      </w:r>
-      <w:r>
-        <w:t xml:space="preserve"> </w:t>
-      </w:r>
-      <w:r>
-        <w:t xml:space="preserve">“Groceries”</w:t>
-      </w:r>
-      <w:r>
-        <w:t xml:space="preserve">. Multi-word names like</w:t>
-      </w:r>
-      <w:r>
-        <w:t xml:space="preserve"> </w:t>
-      </w:r>
-      <w:r>
-        <w:t xml:space="preserve">“India Expense”</w:t>
-      </w:r>
-      <w:r>
-        <w:t xml:space="preserve"> </w:t>
-      </w:r>
-      <w:r>
-        <w:t xml:space="preserve">round-trip intact.</w:t>
-      </w:r>
-    </w:p>
-    <w:p>
-      <w:pPr>
-        <w:pStyle w:val="BodyText"/>
-      </w:pPr>
-      <w:r>
-        <w:t xml:space="preserve">Triggers the nudge.</w:t>
-      </w:r>
-    </w:p>
-    <w:bookmarkEnd w:id="67"/>
-    <w:bookmarkEnd w:id="68"/>
-    <w:bookmarkStart w:id="69" w:name="Xd06bf9e2e16629c50602ef2c249390637a35147"/>
-    <w:p>
-      <w:pPr>
-        <w:pStyle w:val="Heading3"/>
-      </w:pPr>
-      <w:r>
-        <w:t xml:space="preserve">Why</w:t>
-      </w:r>
-      <w:r>
-        <w:t xml:space="preserve"> </w:t>
-      </w:r>
-      <w:r>
-        <w:t xml:space="preserve">“bottom-most row”</w:t>
-      </w:r>
-      <w:r>
-        <w:t xml:space="preserve"> </w:t>
-      </w:r>
-      <w:r>
-        <w:t xml:space="preserve">instead of</w:t>
-      </w:r>
-      <w:r>
-        <w:t xml:space="preserve"> </w:t>
-      </w:r>
-      <w:r>
-        <w:t xml:space="preserve">“row with ID X”</w:t>
-      </w:r>
-    </w:p>
-    <w:p>
-      <w:pPr>
-        <w:pStyle w:val="FirstParagraph"/>
-      </w:pPr>
-      <w:r>
-        <w:t xml:space="preserve">Personal-scale tracking: the user-facing concept of</w:t>
-      </w:r>
-      <w:r>
-        <w:t xml:space="preserve"> </w:t>
-      </w:r>
-      <w:r>
-        <w:t xml:space="preserve">“the last</w:t>
-      </w:r>
-      <w:r>
-        <w:t xml:space="preserve"> </w:t>
-      </w:r>
-      <w:r>
-        <w:t xml:space="preserve">expense”</w:t>
-      </w:r>
-      <w:r>
-        <w:t xml:space="preserve"> </w:t>
-      </w:r>
-      <w:r>
-        <w:t xml:space="preserve">is unambiguous and matches what humans naturally remember.</w:t>
-      </w:r>
-      <w:r>
-        <w:t xml:space="preserve"> </w:t>
-      </w:r>
-      <w:r>
-        <w:t xml:space="preserve">Indexing by row ID would force the user to memorize numbers. The</w:t>
-      </w:r>
-      <w:r>
-        <w:t xml:space="preserve"> </w:t>
-      </w:r>
-      <w:r>
-        <w:t xml:space="preserve">trade-off: you can only undo/edit the most recent, not arbitrary</w:t>
-      </w:r>
-      <w:r>
-        <w:t xml:space="preserve"> </w:t>
-      </w:r>
-      <w:r>
-        <w:t xml:space="preserve">historical rows. For non-trivial historical edits, edit the sheet</w:t>
-      </w:r>
-      <w:r>
-        <w:t xml:space="preserve"> </w:t>
-      </w:r>
-      <w:r>
-        <w:t xml:space="preserve">directly in the Sheets UI.</w:t>
-      </w:r>
-    </w:p>
-    <w:p>
-      <w:r>
-        <w:pict>
-          <v:rect style="width:0;height:1.5pt" o:hralign="center" o:hrstd="t" o:hr="t"/>
-        </w:pict>
-      </w:r>
-    </w:p>
-    <w:bookmarkEnd w:id="69"/>
-    <w:bookmarkEnd w:id="70"/>
-    <w:bookmarkStart w:id="75" w:name="daily-workflow-cookbook"/>
-    <w:p>
-      <w:pPr>
-        <w:pStyle w:val="Heading2"/>
-      </w:pPr>
-      <w:r>
-        <w:t xml:space="preserve">13. Daily workflow cookbook</w:t>
-      </w:r>
-    </w:p>
-    <w:bookmarkStart w:id="71" w:name="logging-an-expense"/>
-    <w:p>
-      <w:pPr>
-        <w:pStyle w:val="Heading3"/>
-      </w:pPr>
-      <w:r>
-        <w:t xml:space="preserve">Logging an expense</w:t>
-      </w:r>
-    </w:p>
-    <w:p>
-      <w:pPr>
-        <w:pStyle w:val="FirstParagraph"/>
-      </w:pPr>
-      <w:r>
-        <w:t xml:space="preserve">Phone: open Telegram, DM the bot, type naturally.</w:t>
-      </w:r>
-    </w:p>
-    <w:p>
-      <w:pPr>
-        <w:pStyle w:val="SourceCode"/>
-      </w:pPr>
-      <w:r>
-        <w:rPr>
-          <w:rStyle w:val="VerbatimChar"/>
-        </w:rPr>
-        <w:t xml:space="preserve">spent 40 on coffee today</w:t>
-      </w:r>
-      <w:r>
-        <w:br/>
-      </w:r>
-      <w:r>
-        <w:rPr>
-          <w:rStyle w:val="VerbatimChar"/>
-        </w:rPr>
-        <w:t xml:space="preserve">1500 INR groceries yesterday at Costco</w:t>
-      </w:r>
-      <w:r>
-        <w:br/>
-      </w:r>
-      <w:r>
-        <w:rPr>
-          <w:rStyle w:val="VerbatimChar"/>
-        </w:rPr>
-        <w:t xml:space="preserve">bought a tesla supercharge for $12.50</w:t>
-      </w:r>
-      <w:r>
-        <w:br/>
-      </w:r>
-      <w:r>
-        <w:rPr>
-          <w:rStyle w:val="VerbatimChar"/>
-        </w:rPr>
-        <w:t xml:space="preserve">paid $130 for haircut and beard trim today at supercuts</w:t>
-      </w:r>
-    </w:p>
-    <w:p>
-      <w:pPr>
-        <w:pStyle w:val="FirstParagraph"/>
-      </w:pPr>
-      <w:r>
-        <w:t xml:space="preserve">Bot replies inline within ~1s; the row lands in the sheet.</w:t>
-      </w:r>
-    </w:p>
-    <w:bookmarkEnd w:id="71"/>
-    <w:bookmarkStart w:id="72" w:name="fixing-a-wrong-entry"/>
-    <w:p>
-      <w:pPr>
-        <w:pStyle w:val="Heading3"/>
-      </w:pPr>
-      <w:r>
-        <w:t xml:space="preserve">Fixing a wrong entry</w:t>
-      </w:r>
-    </w:p>
-    <w:p>
-      <w:pPr>
-        <w:pStyle w:val="SourceCode"/>
-      </w:pPr>
-      <w:r>
-        <w:rPr>
-          <w:rStyle w:val="VerbatimChar"/>
-        </w:rPr>
-        <w:t xml:space="preserve">You    : got shampoo for my wife which cost 100$</w:t>
-      </w:r>
-      <w:r>
-        <w:br/>
-      </w:r>
-      <w:r>
-        <w:rPr>
-          <w:rStyle w:val="VerbatimChar"/>
-        </w:rPr>
-        <w:t xml:space="preserve">Bot    : Logged $100 to Saloon on Sun 26 Apr.</w:t>
-      </w:r>
-      <w:r>
-        <w:br/>
-      </w:r>
-      <w:r>
-        <w:rPr>
-          <w:rStyle w:val="VerbatimChar"/>
-        </w:rPr>
-        <w:t xml:space="preserve">You    : /edit category Shopping</w:t>
-      </w:r>
-      <w:r>
-        <w:br/>
-      </w:r>
-      <w:r>
-        <w:rPr>
-          <w:rStyle w:val="VerbatimChar"/>
-        </w:rPr>
-        <w:t xml:space="preserve">Bot    : Updated last expense:</w:t>
-      </w:r>
-      <w:r>
-        <w:br/>
-      </w:r>
-      <w:r>
-        <w:rPr>
-          <w:rStyle w:val="VerbatimChar"/>
-        </w:rPr>
-        <w:t xml:space="preserve">          Category : Saloon -&gt; Shopping</w:t>
-      </w:r>
-      <w:r>
-        <w:br/>
-      </w:r>
-      <w:r>
-        <w:rPr>
-          <w:rStyle w:val="VerbatimChar"/>
-        </w:rPr>
-        <w:t xml:space="preserve">         Refreshed `April 2026` so totals stay in sync.</w:t>
-      </w:r>
-    </w:p>
-    <w:p>
-      <w:pPr>
-        <w:pStyle w:val="FirstParagraph"/>
-      </w:pPr>
-      <w:r>
-        <w:t xml:space="preserve">Or to delete entirely:</w:t>
-      </w:r>
-    </w:p>
-    <w:p>
-      <w:pPr>
-        <w:pStyle w:val="SourceCode"/>
-      </w:pPr>
-      <w:r>
-        <w:rPr>
-          <w:rStyle w:val="VerbatimChar"/>
-        </w:rPr>
-        <w:t xml:space="preserve">/undo</w:t>
-      </w:r>
-    </w:p>
-    <w:bookmarkEnd w:id="72"/>
-    <w:bookmarkStart w:id="73" w:name="monthly-review-manual-pre-step-6"/>
-    <w:p>
-      <w:pPr>
-        <w:pStyle w:val="Heading3"/>
-      </w:pPr>
-      <w:r>
-        <w:t xml:space="preserve">Monthly review (manual, pre-Step 6)</w:t>
-      </w:r>
-    </w:p>
-    <w:p>
-      <w:pPr>
-        <w:pStyle w:val="FirstParagraph"/>
-      </w:pPr>
-      <w:r>
-        <w:t xml:space="preserve">Open the sheet → switch to the current monthly tab. Daily grid shows</w:t>
-      </w:r>
-      <w:r>
-        <w:t xml:space="preserve"> </w:t>
-      </w:r>
-      <w:r>
-        <w:t xml:space="preserve">exactly what was spent on what day. Summary block at the top shows</w:t>
-      </w:r>
-      <w:r>
-        <w:t xml:space="preserve"> </w:t>
-      </w:r>
-      <w:r>
-        <w:t xml:space="preserve">total / count / avg / largest. Per-category breakdowns below the grid</w:t>
-      </w:r>
-      <w:r>
-        <w:t xml:space="preserve"> </w:t>
-      </w:r>
-      <w:r>
-        <w:t xml:space="preserve">show top notes per category.</w:t>
-      </w:r>
-    </w:p>
-    <w:p>
-      <w:pPr>
-        <w:pStyle w:val="BodyText"/>
-      </w:pPr>
-      <w:r>
-        <w:t xml:space="preserve">(Step 6 will bring this same data via chat:</w:t>
-      </w:r>
-      <w:r>
-        <w:t xml:space="preserve"> </w:t>
-      </w:r>
-      <w:r>
-        <w:t xml:space="preserve">“how much for food this</w:t>
-      </w:r>
-      <w:r>
-        <w:t xml:space="preserve"> </w:t>
-      </w:r>
-      <w:r>
-        <w:t xml:space="preserve">month?”</w:t>
-      </w:r>
-      <w:r>
-        <w:t xml:space="preserve"> </w:t>
-      </w:r>
-      <w:r>
-        <w:t xml:space="preserve">/</w:t>
-      </w:r>
-      <w:r>
-        <w:t xml:space="preserve"> </w:t>
-      </w:r>
-      <w:r>
-        <w:t xml:space="preserve">“what was my biggest expense in April?”</w:t>
-      </w:r>
-      <w:r>
-        <w:t xml:space="preserve">)</w:t>
-      </w:r>
-    </w:p>
-    <w:bookmarkEnd w:id="73"/>
-    <w:bookmarkStart w:id="74" w:name="year-rollover"/>
-    <w:p>
-      <w:pPr>
-        <w:pStyle w:val="Heading3"/>
-      </w:pPr>
-      <w:r>
-        <w:t xml:space="preserve">Year rollover</w:t>
-      </w:r>
-    </w:p>
-    <w:p>
-      <w:pPr>
-        <w:pStyle w:val="FirstParagraph"/>
-      </w:pPr>
-      <w:r>
-        <w:t xml:space="preserve">When 2027 starts:</w:t>
-      </w:r>
-    </w:p>
-    <w:p>
-      <w:pPr>
-        <w:pStyle w:val="SourceCode"/>
-      </w:pPr>
-      <w:r>
-        <w:rPr>
-          <w:rStyle w:val="ExtensionTok"/>
-        </w:rPr>
-        <w:t xml:space="preserve">expense</w:t>
-      </w:r>
-      <w:r>
-        <w:rPr>
-          <w:rStyle w:val="NormalTok"/>
-        </w:rPr>
-        <w:t xml:space="preserve"> </w:t>
-      </w:r>
-      <w:r>
-        <w:rPr>
-          <w:rStyle w:val="AttributeTok"/>
-        </w:rPr>
-        <w:t xml:space="preserve">--setup-year</w:t>
-      </w:r>
-      <w:r>
-        <w:rPr>
-          <w:rStyle w:val="NormalTok"/>
-        </w:rPr>
-        <w:t xml:space="preserve"> 2027 </w:t>
-      </w:r>
-      <w:r>
-        <w:rPr>
-          <w:rStyle w:val="AttributeTok"/>
-        </w:rPr>
-        <w:t xml:space="preserve">--hide-previous</w:t>
-      </w:r>
-    </w:p>
-    <w:p>
-      <w:pPr>
-        <w:pStyle w:val="FirstParagraph"/>
-      </w:pPr>
-      <w:r>
-        <w:t xml:space="preserve">The</w:t>
-      </w:r>
-      <w:r>
-        <w:t xml:space="preserve"> </w:t>
-      </w:r>
-      <w:r>
-        <w:rPr>
-          <w:rStyle w:val="VerbatimChar"/>
-        </w:rPr>
-        <w:t xml:space="preserve">--hide-previous</w:t>
-      </w:r>
-      <w:r>
-        <w:t xml:space="preserve"> </w:t>
-      </w:r>
-      <w:r>
-        <w:t xml:space="preserve">flag tucks all 2026 monthly tabs into the</w:t>
-      </w:r>
-      <w:r>
-        <w:t xml:space="preserve"> </w:t>
-      </w:r>
-      <w:r>
-        <w:t xml:space="preserve">hidden-tabs section so the sheet’s tab strip stays manageable.</w:t>
-      </w:r>
-      <w:r>
-        <w:t xml:space="preserve"> </w:t>
-      </w:r>
-      <w:r>
-        <w:t xml:space="preserve">History is preserved; you can unhide any tab from the Sheets UI.</w:t>
-      </w:r>
-    </w:p>
-    <w:p>
-      <w:r>
-        <w:pict>
-          <v:rect style="width:0;height:1.5pt" o:hralign="center" o:hrstd="t" o:hr="t"/>
-        </w:pict>
-      </w:r>
-    </w:p>
-    <w:bookmarkEnd w:id="74"/>
-    <w:bookmarkEnd w:id="75"/>
-    <w:bookmarkStart w:id="84" w:name="troubleshooting"/>
-    <w:p>
-      <w:pPr>
-        <w:pStyle w:val="Heading2"/>
-      </w:pPr>
-      <w:r>
-        <w:t xml:space="preserve">14. Troubleshooting</w:t>
-      </w:r>
-    </w:p>
-    <w:bookmarkStart w:id="76" w:name="X9f33a2828023492005e32cdff168ae2081fb54b"/>
-    <w:p>
-      <w:pPr>
-        <w:pStyle w:val="Heading3"/>
-      </w:pPr>
-      <w:r>
-        <w:t xml:space="preserve">“PermissionError: caller does not have permission”</w:t>
-      </w:r>
-      <w:r>
-        <w:t xml:space="preserve"> </w:t>
-      </w:r>
-      <w:r>
-        <w:t xml:space="preserve">/</w:t>
-      </w:r>
-      <w:r>
-        <w:t xml:space="preserve"> </w:t>
-      </w:r>
-      <w:r>
-        <w:t xml:space="preserve">“spreadsheet not found”</w:t>
-      </w:r>
-    </w:p>
-    <w:p>
-      <w:pPr>
-        <w:pStyle w:val="FirstParagraph"/>
-      </w:pPr>
-      <w:r>
-        <w:t xml:space="preserve">The service account can’t see the sheet. Re-do §3.3.2: open the</w:t>
-      </w:r>
-      <w:r>
-        <w:t xml:space="preserve"> </w:t>
-      </w:r>
-      <w:r>
-        <w:t xml:space="preserve">sheet,</w:t>
-      </w:r>
-      <w:r>
-        <w:t xml:space="preserve"> </w:t>
-      </w:r>
-      <w:r>
-        <w:rPr>
-          <w:b/>
-          <w:bCs/>
-        </w:rPr>
-        <w:t xml:space="preserve">Share</w:t>
-      </w:r>
-      <w:r>
-        <w:t xml:space="preserve">, paste the</w:t>
-      </w:r>
-      <w:r>
-        <w:t xml:space="preserve"> </w:t>
-      </w:r>
-      <w:r>
-        <w:rPr>
-          <w:i/>
-          <w:iCs/>
-        </w:rPr>
-        <w:t xml:space="preserve">exact</w:t>
-      </w:r>
-      <w:r>
-        <w:t xml:space="preserve"> </w:t>
-      </w:r>
-      <w:r>
-        <w:t xml:space="preserve">service-account email, set Editor,</w:t>
-      </w:r>
-      <w:r>
-        <w:t xml:space="preserve"> </w:t>
-      </w:r>
-      <w:r>
-        <w:rPr>
-          <w:b/>
-          <w:bCs/>
-        </w:rPr>
-        <w:t xml:space="preserve">untick</w:t>
-      </w:r>
-      <w:r>
-        <w:t xml:space="preserve"> </w:t>
-      </w:r>
-      <w:r>
-        <w:t xml:space="preserve">Notify, hit Share.</w:t>
-      </w:r>
-    </w:p>
-    <w:bookmarkEnd w:id="76"/>
-    <w:bookmarkStart w:id="77" w:name="telegram_bot_token-is-set-but-empty"/>
-    <w:p>
-      <w:pPr>
-        <w:pStyle w:val="Heading3"/>
-      </w:pPr>
-      <w:r>
-        <w:t xml:space="preserve">“TELEGRAM_BOT_TOKEN is set but empty”</w:t>
-      </w:r>
-    </w:p>
-    <w:p>
-      <w:pPr>
-        <w:pStyle w:val="FirstParagraph"/>
-      </w:pPr>
-      <w:r>
-        <w:t xml:space="preserve">You probably copied the variable name without the value. Open</w:t>
-      </w:r>
-      <w:r>
-        <w:t xml:space="preserve"> </w:t>
-      </w:r>
-      <w:r>
-        <w:rPr>
-          <w:rStyle w:val="VerbatimChar"/>
-        </w:rPr>
-        <w:t xml:space="preserve">.env</w:t>
-      </w:r>
-      <w:r>
-        <w:t xml:space="preserve"> </w:t>
-      </w:r>
-      <w:r>
-        <w:t xml:space="preserve">and confirm there’s a real token after the</w:t>
-      </w:r>
-      <w:r>
-        <w:t xml:space="preserve"> </w:t>
-      </w:r>
-      <w:r>
-        <w:rPr>
-          <w:rStyle w:val="VerbatimChar"/>
-        </w:rPr>
-        <w:t xml:space="preserve">=</w:t>
-      </w:r>
-      <w:r>
-        <w:t xml:space="preserve">.</w:t>
-      </w:r>
-    </w:p>
-    <w:bookmarkEnd w:id="77"/>
-    <w:bookmarkStart w:id="78" w:name="X2c10497a0f7935695cfe1a406a7cbfd7d639228"/>
-    <w:p>
-      <w:pPr>
-        <w:pStyle w:val="Heading3"/>
-      </w:pPr>
-      <w:r>
-        <w:t xml:space="preserve">Bot replies</w:t>
-      </w:r>
-      <w:r>
-        <w:t xml:space="preserve"> </w:t>
-      </w:r>
-      <w:r>
-        <w:t xml:space="preserve">“Sorry, you’re not authorized”</w:t>
-      </w:r>
-      <w:r>
-        <w:t xml:space="preserve"> </w:t>
-      </w:r>
-      <w:r>
-        <w:t xml:space="preserve">to your own messages</w:t>
-      </w:r>
-    </w:p>
-    <w:p>
-      <w:pPr>
-        <w:pStyle w:val="FirstParagraph"/>
-      </w:pPr>
-      <w:r>
-        <w:t xml:space="preserve">You haven’t added your numeric user ID to</w:t>
-      </w:r>
-      <w:r>
-        <w:t xml:space="preserve"> </w:t>
-      </w:r>
-      <w:r>
-        <w:rPr>
-          <w:rStyle w:val="VerbatimChar"/>
-        </w:rPr>
-        <w:t xml:space="preserve">TELEGRAM_ALLOWED_USERS</w:t>
-      </w:r>
-      <w:r>
-        <w:t xml:space="preserve">.</w:t>
-      </w:r>
-      <w:r>
-        <w:t xml:space="preserve"> </w:t>
-      </w:r>
-      <w:r>
-        <w:t xml:space="preserve">The bot’s reply includes your ID — copy-paste it into</w:t>
-      </w:r>
-      <w:r>
-        <w:t xml:space="preserve"> </w:t>
-      </w:r>
-      <w:r>
-        <w:rPr>
-          <w:rStyle w:val="VerbatimChar"/>
-        </w:rPr>
-        <w:t xml:space="preserve">.env</w:t>
-      </w:r>
-      <w:r>
-        <w:t xml:space="preserve">,</w:t>
-      </w:r>
-      <w:r>
-        <w:t xml:space="preserve"> </w:t>
-      </w:r>
-      <w:r>
-        <w:t xml:space="preserve">restart</w:t>
-      </w:r>
-      <w:r>
-        <w:t xml:space="preserve"> </w:t>
-      </w:r>
-      <w:r>
-        <w:rPr>
-          <w:rStyle w:val="VerbatimChar"/>
-        </w:rPr>
-        <w:t xml:space="preserve">expense --telegram</w:t>
-      </w:r>
-      <w:r>
-        <w:t xml:space="preserve">.</w:t>
-      </w:r>
-    </w:p>
-    <w:bookmarkEnd w:id="78"/>
-    <w:bookmarkStart w:id="79" w:name="Xeb3ab48f0c13e3e1ee7b09237e9fab8bfa19ab6"/>
-    <w:p>
-      <w:pPr>
-        <w:pStyle w:val="Heading3"/>
-      </w:pPr>
-      <w:r>
-        <w:t xml:space="preserve">Chat works but nothing appears on the monthly tab</w:t>
-      </w:r>
-    </w:p>
-    <w:p>
-      <w:pPr>
-        <w:pStyle w:val="FirstParagraph"/>
-      </w:pPr>
-      <w:r>
-        <w:t xml:space="preserve">Two possible causes:</w:t>
       </w:r>
     </w:p>
     <w:p>
@@ -16586,102 +16198,31 @@
         </w:numPr>
       </w:pPr>
       <w:r>
-        <w:rPr>
-          <w:b/>
-          <w:bCs/>
-        </w:rPr>
-        <w:t xml:space="preserve">Sheets stale cache.</w:t>
-      </w:r>
-      <w:r>
-        <w:t xml:space="preserve"> </w:t>
-      </w:r>
-      <w:r>
-        <w:t xml:space="preserve">Should be auto-fixed by the recompute</w:t>
-      </w:r>
-      <w:r>
-        <w:t xml:space="preserve"> </w:t>
-      </w:r>
-      <w:r>
-        <w:t xml:space="preserve">nudge as of Step 7.1. If it still happens, run</w:t>
-      </w:r>
-      <w:r>
-        <w:t xml:space="preserve"> </w:t>
-      </w:r>
-      <w:r>
-        <w:rPr>
-          <w:rStyle w:val="VerbatimChar"/>
-        </w:rPr>
-        <w:t xml:space="preserve">expense --rebuild-month 2026-04</w:t>
-      </w:r>
-      <w:r>
-        <w:t xml:space="preserve"> </w:t>
-      </w:r>
-      <w:r>
-        <w:t xml:space="preserve">once. If it happens repeatedly,</w:t>
-      </w:r>
-      <w:r>
-        <w:t xml:space="preserve"> </w:t>
-      </w:r>
-      <w:r>
-        <w:t xml:space="preserve">open an issue.</w:t>
-      </w:r>
-    </w:p>
-    <w:p>
-      <w:pPr>
-        <w:pStyle w:val="Compact"/>
-        <w:numPr>
-          <w:ilvl w:val="0"/>
-          <w:numId w:val="1034"/>
-        </w:numPr>
-      </w:pPr>
-      <w:r>
-        <w:rPr>
-          <w:b/>
-          <w:bCs/>
-        </w:rPr>
-        <w:t xml:space="preserve">Wrong year/month inferred.</w:t>
-      </w:r>
-      <w:r>
-        <w:t xml:space="preserve"> </w:t>
-      </w:r>
-      <w:r>
-        <w:t xml:space="preserve">The LLM sometimes resolves</w:t>
-      </w:r>
-      <w:r>
-        <w:t xml:space="preserve"> </w:t>
-      </w:r>
-      <w:r>
-        <w:t xml:space="preserve">“April”</w:t>
-      </w:r>
-      <w:r>
-        <w:t xml:space="preserve"> </w:t>
-      </w:r>
-      <w:r>
-        <w:t xml:space="preserve">ambiguously near year boundaries. Check the row in</w:t>
-      </w:r>
-      <w:r>
-        <w:t xml:space="preserve"> </w:t>
-      </w:r>
-      <w:r>
-        <w:rPr>
-          <w:rStyle w:val="VerbatimChar"/>
-        </w:rPr>
-        <w:t xml:space="preserve">Transactions</w:t>
-      </w:r>
-      <w:r>
-        <w:t xml:space="preserve"> </w:t>
-      </w:r>
-      <w:r>
-        <w:t xml:space="preserve">— its</w:t>
-      </w:r>
-      <w:r>
-        <w:t xml:space="preserve"> </w:t>
-      </w:r>
-      <w:r>
-        <w:rPr>
-          <w:rStyle w:val="VerbatimChar"/>
-        </w:rPr>
-        <w:t xml:space="preserve">Year</w:t>
+        <w:t xml:space="preserve">USD identity is special-cased:</w:t>
+      </w:r>
+      <w:r>
+        <w:t xml:space="preserve"> </w:t>
+      </w:r>
+      <w:r>
+        <w:rPr>
+          <w:rStyle w:val="VerbatimChar"/>
+        </w:rPr>
+        <w:t xml:space="preserve">Amount = $50</w:t>
+      </w:r>
+      <w:r>
+        <w:t xml:space="preserve"> </w:t>
+      </w:r>
+      <w:r>
+        <w:t xml:space="preserve">always means</w:t>
+      </w:r>
+      <w:r>
+        <w:t xml:space="preserve"> </w:t>
+      </w:r>
+      <w:r>
+        <w:rPr>
+          <w:rStyle w:val="VerbatimChar"/>
+        </w:rPr>
+        <w:t xml:space="preserve">Amount (USD) = $50</w:t>
       </w:r>
       <w:r>
         <w:t xml:space="preserve"> </w:t>
@@ -16696,29 +16237,151 @@
         <w:rPr>
           <w:rStyle w:val="VerbatimChar"/>
         </w:rPr>
-        <w:t xml:space="preserve">Month</w:t>
-      </w:r>
-      <w:r>
-        <w:t xml:space="preserve"> </w:t>
-      </w:r>
-      <w:r>
-        <w:t xml:space="preserve">columns are the source of truth.</w:t>
-      </w:r>
-    </w:p>
-    <w:bookmarkEnd w:id="79"/>
-    <w:bookmarkStart w:id="80" w:name="shampoo-still-landing-under-saloon"/>
+        <w:t xml:space="preserve">FX Rate = 1.0</w:t>
+      </w:r>
+      <w:r>
+        <w:t xml:space="preserve">.</w:t>
+      </w:r>
+    </w:p>
+    <w:p>
+      <w:pPr>
+        <w:pStyle w:val="FirstParagraph"/>
+      </w:pPr>
+      <w:r>
+        <w:t xml:space="preserve">Triggers the nudge. Rejects non-positive amounts before touching the</w:t>
+      </w:r>
+      <w:r>
+        <w:t xml:space="preserve"> </w:t>
+      </w:r>
+      <w:r>
+        <w:t xml:space="preserve">sheet.</w:t>
+      </w:r>
+    </w:p>
+    <w:bookmarkEnd w:id="66"/>
+    <w:bookmarkStart w:id="67" w:name="edit-category-y"/>
+    <w:p>
+      <w:pPr>
+        <w:pStyle w:val="Heading4"/>
+      </w:pPr>
+      <w:r>
+        <w:rPr>
+          <w:rStyle w:val="VerbatimChar"/>
+        </w:rPr>
+        <w:t xml:space="preserve">/edit category Y</w:t>
+      </w:r>
+    </w:p>
+    <w:p>
+      <w:pPr>
+        <w:pStyle w:val="FirstParagraph"/>
+      </w:pPr>
+      <w:r>
+        <w:t xml:space="preserve">Patches the</w:t>
+      </w:r>
+      <w:r>
+        <w:t xml:space="preserve"> </w:t>
+      </w:r>
+      <w:r>
+        <w:rPr>
+          <w:rStyle w:val="VerbatimChar"/>
+        </w:rPr>
+        <w:t xml:space="preserve">Category</w:t>
+      </w:r>
+      <w:r>
+        <w:t xml:space="preserve"> </w:t>
+      </w:r>
+      <w:r>
+        <w:t xml:space="preserve">column. The new value is canonicalized through</w:t>
+      </w:r>
+      <w:r>
+        <w:t xml:space="preserve"> </w:t>
+      </w:r>
+      <w:r>
+        <w:t xml:space="preserve">the</w:t>
+      </w:r>
+      <w:r>
+        <w:t xml:space="preserve"> </w:t>
+      </w:r>
+      <w:r>
+        <w:rPr>
+          <w:rStyle w:val="VerbatimChar"/>
+        </w:rPr>
+        <w:t xml:space="preserve">CategoryRegistry</w:t>
+      </w:r>
+      <w:r>
+        <w:t xml:space="preserve"> </w:t>
+      </w:r>
+      <w:r>
+        <w:t xml:space="preserve">so aliases like</w:t>
+      </w:r>
+      <w:r>
+        <w:t xml:space="preserve"> </w:t>
+      </w:r>
+      <w:r>
+        <w:t xml:space="preserve">“groceries”</w:t>
+      </w:r>
+      <w:r>
+        <w:t xml:space="preserve"> </w:t>
+      </w:r>
+      <w:r>
+        <w:t xml:space="preserve">resolve to</w:t>
+      </w:r>
+      <w:r>
+        <w:t xml:space="preserve"> </w:t>
+      </w:r>
+      <w:r>
+        <w:t xml:space="preserve">“Groceries”</w:t>
+      </w:r>
+      <w:r>
+        <w:t xml:space="preserve">. Multi-word names like</w:t>
+      </w:r>
+      <w:r>
+        <w:t xml:space="preserve"> </w:t>
+      </w:r>
+      <w:r>
+        <w:t xml:space="preserve">“India Expense”</w:t>
+      </w:r>
+      <w:r>
+        <w:t xml:space="preserve"> </w:t>
+      </w:r>
+      <w:r>
+        <w:t xml:space="preserve">round-trip intact.</w:t>
+      </w:r>
+    </w:p>
+    <w:p>
+      <w:pPr>
+        <w:pStyle w:val="BodyText"/>
+      </w:pPr>
+      <w:r>
+        <w:t xml:space="preserve">Triggers the nudge.</w:t>
+      </w:r>
+    </w:p>
+    <w:bookmarkEnd w:id="67"/>
+    <w:bookmarkEnd w:id="68"/>
+    <w:bookmarkStart w:id="69" w:name="Xd06bf9e2e16629c50602ef2c249390637a35147"/>
     <w:p>
       <w:pPr>
         <w:pStyle w:val="Heading3"/>
       </w:pPr>
       <w:r>
-        <w:t xml:space="preserve">“shampoo”</w:t>
-      </w:r>
-      <w:r>
-        <w:t xml:space="preserve"> </w:t>
-      </w:r>
-      <w:r>
-        <w:t xml:space="preserve">still landing under Saloon</w:t>
+        <w:t xml:space="preserve">Why</w:t>
+      </w:r>
+      <w:r>
+        <w:t xml:space="preserve"> </w:t>
+      </w:r>
+      <w:r>
+        <w:t xml:space="preserve">“bottom-most row”</w:t>
+      </w:r>
+      <w:r>
+        <w:t xml:space="preserve"> </w:t>
+      </w:r>
+      <w:r>
+        <w:t xml:space="preserve">instead of</w:t>
+      </w:r>
+      <w:r>
+        <w:t xml:space="preserve"> </w:t>
+      </w:r>
+      <w:r>
+        <w:t xml:space="preserve">“row with ID X”</w:t>
       </w:r>
     </w:p>
     <w:p>
@@ -16726,229 +16389,49 @@
         <w:pStyle w:val="FirstParagraph"/>
       </w:pPr>
       <w:r>
-        <w:t xml:space="preserve">This was fixed in Step 7.1 (categories.yaml refinement). If you see</w:t>
-      </w:r>
-      <w:r>
-        <w:t xml:space="preserve"> </w:t>
-      </w:r>
-      <w:r>
-        <w:t xml:space="preserve">it again, check that</w:t>
-      </w:r>
-      <w:r>
-        <w:t xml:space="preserve"> </w:t>
-      </w:r>
-      <w:r>
-        <w:rPr>
-          <w:rStyle w:val="VerbatimChar"/>
-        </w:rPr>
-        <w:t xml:space="preserve">categories.yaml</w:t>
-      </w:r>
-      <w:r>
-        <w:t xml:space="preserve"> </w:t>
-      </w:r>
-      <w:r>
-        <w:t xml:space="preserve">has the latest aliases under</w:t>
-      </w:r>
-      <w:r>
-        <w:t xml:space="preserve"> </w:t>
-      </w:r>
-      <w:r>
-        <w:rPr>
-          <w:rStyle w:val="VerbatimChar"/>
-        </w:rPr>
-        <w:t xml:space="preserve">Shopping</w:t>
-      </w:r>
-      <w:r>
-        <w:t xml:space="preserve">. The fix was: move all personal-care PRODUCTS to Shopping;</w:t>
-      </w:r>
-      <w:r>
-        <w:t xml:space="preserve"> </w:t>
-      </w:r>
-      <w:r>
-        <w:t xml:space="preserve">keep only services in Saloon.</w:t>
-      </w:r>
-    </w:p>
-    <w:bookmarkEnd w:id="80"/>
-    <w:bookmarkStart w:id="81" w:name="X9412ba7d58c4f5c735ad108f578eb3d6ba3eb88"/>
-    <w:p>
-      <w:pPr>
-        <w:pStyle w:val="Heading3"/>
-      </w:pPr>
-      <w:r>
-        <w:t xml:space="preserve">“APIError: [429]: Quota exceeded”</w:t>
-      </w:r>
-      <w:r>
-        <w:t xml:space="preserve"> </w:t>
-      </w:r>
-      <w:r>
-        <w:t xml:space="preserve">while running CLI commands</w:t>
-      </w:r>
-    </w:p>
-    <w:p>
-      <w:pPr>
-        <w:pStyle w:val="FirstParagraph"/>
-      </w:pPr>
-      <w:r>
-        <w:t xml:space="preserve">You’re hitting Google Sheets API rate limits (typically 60 reads or</w:t>
-      </w:r>
-      <w:r>
-        <w:t xml:space="preserve"> </w:t>
-      </w:r>
-      <w:r>
-        <w:t xml:space="preserve">60 writes per minute per user per project). Wait ~60 seconds and</w:t>
-      </w:r>
-      <w:r>
-        <w:t xml:space="preserve"> </w:t>
-      </w:r>
-      <w:r>
-        <w:t xml:space="preserve">retry. For bulk operations like</w:t>
-      </w:r>
-      <w:r>
-        <w:t xml:space="preserve"> </w:t>
-      </w:r>
-      <w:r>
-        <w:rPr>
-          <w:rStyle w:val="VerbatimChar"/>
-        </w:rPr>
-        <w:t xml:space="preserve">--setup-year</w:t>
-      </w:r>
-      <w:r>
-        <w:t xml:space="preserve">, this is expected and</w:t>
-      </w:r>
-      <w:r>
-        <w:t xml:space="preserve"> </w:t>
-      </w:r>
-      <w:r>
-        <w:t xml:space="preserve">the retries handle it transparently.</w:t>
-      </w:r>
-    </w:p>
-    <w:bookmarkEnd w:id="81"/>
-    <w:bookmarkStart w:id="82" w:name="telegram-bot-freezes-stops-responding"/>
-    <w:p>
-      <w:pPr>
-        <w:pStyle w:val="Heading3"/>
-      </w:pPr>
-      <w:r>
-        <w:t xml:space="preserve">Telegram bot freezes / stops responding</w:t>
-      </w:r>
-    </w:p>
-    <w:p>
-      <w:pPr>
-        <w:pStyle w:val="FirstParagraph"/>
-      </w:pPr>
-      <w:r>
-        <w:t xml:space="preserve">Check the terminal where</w:t>
-      </w:r>
-      <w:r>
-        <w:t xml:space="preserve"> </w:t>
-      </w:r>
-      <w:r>
-        <w:rPr>
-          <w:rStyle w:val="VerbatimChar"/>
-        </w:rPr>
-        <w:t xml:space="preserve">expense --telegram</w:t>
-      </w:r>
-      <w:r>
-        <w:t xml:space="preserve"> </w:t>
-      </w:r>
-      <w:r>
-        <w:t xml:space="preserve">is running. The most</w:t>
-      </w:r>
-      <w:r>
-        <w:t xml:space="preserve"> </w:t>
-      </w:r>
-      <w:r>
-        <w:t xml:space="preserve">common cause is a transient network failure that</w:t>
-      </w:r>
-      <w:r>
-        <w:t xml:space="preserve"> </w:t>
-      </w:r>
-      <w:r>
-        <w:rPr>
-          <w:rStyle w:val="VerbatimChar"/>
-        </w:rPr>
-        <w:t xml:space="preserve">python-telegram-bot</w:t>
-      </w:r>
-      <w:r>
-        <w:t xml:space="preserve"> </w:t>
-      </w:r>
-      <w:r>
-        <w:t xml:space="preserve">handles with backoff. If the process has fully</w:t>
-      </w:r>
-      <w:r>
-        <w:t xml:space="preserve"> </w:t>
-      </w:r>
-      <w:r>
-        <w:t xml:space="preserve">exited, restart it. To run 24/7, see §16.</w:t>
-      </w:r>
-    </w:p>
-    <w:bookmarkEnd w:id="82"/>
-    <w:bookmarkStart w:id="83" w:name="X86013a000e4ee7f1aa9731557e6bba42e898a3d"/>
-    <w:p>
-      <w:pPr>
-        <w:pStyle w:val="Heading3"/>
-      </w:pPr>
-      <w:r>
-        <w:t xml:space="preserve">“</w:t>
-      </w:r>
-      <w:r>
-        <w:t xml:space="preserve">‘Year’</w:t>
-      </w:r>
-      <w:r>
-        <w:t xml:space="preserve"> </w:t>
-      </w:r>
-      <w:r>
-        <w:t xml:space="preserve">column displays as 2,026.00 instead of 2026”</w:t>
-      </w:r>
-    </w:p>
-    <w:p>
-      <w:pPr>
-        <w:pStyle w:val="FirstParagraph"/>
-      </w:pPr>
-      <w:r>
-        <w:t xml:space="preserve">Schema-format issue, fixed in Step 5.1. If you see it, run</w:t>
-      </w:r>
-      <w:r>
-        <w:t xml:space="preserve"> </w:t>
-      </w:r>
-      <w:r>
-        <w:rPr>
-          <w:rStyle w:val="VerbatimChar"/>
-        </w:rPr>
-        <w:t xml:space="preserve">expense --reinit-transactions</w:t>
-      </w:r>
-      <w:r>
-        <w:t xml:space="preserve">.</w:t>
-      </w:r>
-      <w:r>
-        <w:t xml:space="preserve"> </w:t>
-      </w:r>
-      <w:r>
-        <w:rPr>
-          <w:b/>
-          <w:bCs/>
-        </w:rPr>
-        <w:t xml:space="preserve">Warning: this wipes the</w:t>
-      </w:r>
-      <w:r>
-        <w:rPr>
-          <w:b/>
-          <w:bCs/>
-        </w:rPr>
-        <w:t xml:space="preserve"> </w:t>
-      </w:r>
-      <w:r>
-        <w:rPr>
-          <w:b/>
-          <w:bCs/>
-        </w:rPr>
-        <w:t xml:space="preserve">Transactions tab</w:t>
-      </w:r>
-      <w:r>
-        <w:t xml:space="preserve"> </w:t>
-      </w:r>
-      <w:r>
-        <w:t xml:space="preserve">— back up first if the existing rows matter.</w:t>
+        <w:t xml:space="preserve">Personal-scale tracking: the user-facing concept of</w:t>
+      </w:r>
+      <w:r>
+        <w:t xml:space="preserve"> </w:t>
+      </w:r>
+      <w:r>
+        <w:t xml:space="preserve">“the last</w:t>
+      </w:r>
+      <w:r>
+        <w:t xml:space="preserve"> </w:t>
+      </w:r>
+      <w:r>
+        <w:t xml:space="preserve">expense”</w:t>
+      </w:r>
+      <w:r>
+        <w:t xml:space="preserve"> </w:t>
+      </w:r>
+      <w:r>
+        <w:t xml:space="preserve">is unambiguous and matches what humans naturally remember.</w:t>
+      </w:r>
+      <w:r>
+        <w:t xml:space="preserve"> </w:t>
+      </w:r>
+      <w:r>
+        <w:t xml:space="preserve">Indexing by row ID would force the user to memorize numbers. The</w:t>
+      </w:r>
+      <w:r>
+        <w:t xml:space="preserve"> </w:t>
+      </w:r>
+      <w:r>
+        <w:t xml:space="preserve">trade-off: you can only undo/edit the most recent, not arbitrary</w:t>
+      </w:r>
+      <w:r>
+        <w:t xml:space="preserve"> </w:t>
+      </w:r>
+      <w:r>
+        <w:t xml:space="preserve">historical rows. For non-trivial historical edits, edit the sheet</w:t>
+      </w:r>
+      <w:r>
+        <w:t xml:space="preserve"> </w:t>
+      </w:r>
+      <w:r>
+        <w:t xml:space="preserve">directly in the Sheets UI.</w:t>
       </w:r>
     </w:p>
     <w:p>
@@ -16958,24 +16441,24 @@
         </w:pict>
       </w:r>
     </w:p>
-    <w:bookmarkEnd w:id="83"/>
-    <w:bookmarkEnd w:id="84"/>
-    <w:bookmarkStart w:id="88" w:name="Xd7bfc11e70f954ddd19a72099cc7e2008e4a778"/>
+    <w:bookmarkEnd w:id="69"/>
+    <w:bookmarkEnd w:id="70"/>
+    <w:bookmarkStart w:id="75" w:name="daily-workflow-cookbook"/>
     <w:p>
       <w:pPr>
         <w:pStyle w:val="Heading2"/>
       </w:pPr>
       <w:r>
-        <w:t xml:space="preserve">15. Maintenance — backup, year rollover, schema migration</w:t>
-      </w:r>
-    </w:p>
-    <w:bookmarkStart w:id="85" w:name="backups"/>
+        <w:t xml:space="preserve">13. Daily workflow cookbook</w:t>
+      </w:r>
+    </w:p>
+    <w:bookmarkStart w:id="71" w:name="logging-an-expense"/>
     <w:p>
       <w:pPr>
         <w:pStyle w:val="Heading3"/>
       </w:pPr>
       <w:r>
-        <w:t xml:space="preserve">Backups</w:t>
+        <w:t xml:space="preserve">Logging an expense</w:t>
       </w:r>
     </w:p>
     <w:p>
@@ -16983,7 +16466,363 @@
         <w:pStyle w:val="FirstParagraph"/>
       </w:pPr>
       <w:r>
-        <w:t xml:space="preserve">The Google Sheet</w:t>
+        <w:t xml:space="preserve">Phone: open Telegram, DM the bot, type naturally.</w:t>
+      </w:r>
+    </w:p>
+    <w:p>
+      <w:pPr>
+        <w:pStyle w:val="SourceCode"/>
+      </w:pPr>
+      <w:r>
+        <w:rPr>
+          <w:rStyle w:val="VerbatimChar"/>
+        </w:rPr>
+        <w:t xml:space="preserve">spent 40 on coffee today</w:t>
+      </w:r>
+      <w:r>
+        <w:br/>
+      </w:r>
+      <w:r>
+        <w:rPr>
+          <w:rStyle w:val="VerbatimChar"/>
+        </w:rPr>
+        <w:t xml:space="preserve">1500 INR groceries yesterday at Costco</w:t>
+      </w:r>
+      <w:r>
+        <w:br/>
+      </w:r>
+      <w:r>
+        <w:rPr>
+          <w:rStyle w:val="VerbatimChar"/>
+        </w:rPr>
+        <w:t xml:space="preserve">bought a tesla supercharge for $12.50</w:t>
+      </w:r>
+      <w:r>
+        <w:br/>
+      </w:r>
+      <w:r>
+        <w:rPr>
+          <w:rStyle w:val="VerbatimChar"/>
+        </w:rPr>
+        <w:t xml:space="preserve">paid $130 for haircut and beard trim today at supercuts</w:t>
+      </w:r>
+    </w:p>
+    <w:p>
+      <w:pPr>
+        <w:pStyle w:val="FirstParagraph"/>
+      </w:pPr>
+      <w:r>
+        <w:t xml:space="preserve">Bot replies inline within ~1s; the row lands in the sheet.</w:t>
+      </w:r>
+    </w:p>
+    <w:bookmarkEnd w:id="71"/>
+    <w:bookmarkStart w:id="72" w:name="fixing-a-wrong-entry"/>
+    <w:p>
+      <w:pPr>
+        <w:pStyle w:val="Heading3"/>
+      </w:pPr>
+      <w:r>
+        <w:t xml:space="preserve">Fixing a wrong entry</w:t>
+      </w:r>
+    </w:p>
+    <w:p>
+      <w:pPr>
+        <w:pStyle w:val="SourceCode"/>
+      </w:pPr>
+      <w:r>
+        <w:rPr>
+          <w:rStyle w:val="VerbatimChar"/>
+        </w:rPr>
+        <w:t xml:space="preserve">You    : got shampoo for my wife which cost 100$</w:t>
+      </w:r>
+      <w:r>
+        <w:br/>
+      </w:r>
+      <w:r>
+        <w:rPr>
+          <w:rStyle w:val="VerbatimChar"/>
+        </w:rPr>
+        <w:t xml:space="preserve">Bot    : Logged $100 to Saloon on Sun 26 Apr.</w:t>
+      </w:r>
+      <w:r>
+        <w:br/>
+      </w:r>
+      <w:r>
+        <w:rPr>
+          <w:rStyle w:val="VerbatimChar"/>
+        </w:rPr>
+        <w:t xml:space="preserve">You    : /edit category Shopping</w:t>
+      </w:r>
+      <w:r>
+        <w:br/>
+      </w:r>
+      <w:r>
+        <w:rPr>
+          <w:rStyle w:val="VerbatimChar"/>
+        </w:rPr>
+        <w:t xml:space="preserve">Bot    : Updated last expense:</w:t>
+      </w:r>
+      <w:r>
+        <w:br/>
+      </w:r>
+      <w:r>
+        <w:rPr>
+          <w:rStyle w:val="VerbatimChar"/>
+        </w:rPr>
+        <w:t xml:space="preserve">          Category : Saloon -&gt; Shopping</w:t>
+      </w:r>
+      <w:r>
+        <w:br/>
+      </w:r>
+      <w:r>
+        <w:rPr>
+          <w:rStyle w:val="VerbatimChar"/>
+        </w:rPr>
+        <w:t xml:space="preserve">         Refreshed `April 2026` so totals stay in sync.</w:t>
+      </w:r>
+    </w:p>
+    <w:p>
+      <w:pPr>
+        <w:pStyle w:val="FirstParagraph"/>
+      </w:pPr>
+      <w:r>
+        <w:t xml:space="preserve">Or to delete entirely:</w:t>
+      </w:r>
+    </w:p>
+    <w:p>
+      <w:pPr>
+        <w:pStyle w:val="SourceCode"/>
+      </w:pPr>
+      <w:r>
+        <w:rPr>
+          <w:rStyle w:val="VerbatimChar"/>
+        </w:rPr>
+        <w:t xml:space="preserve">/undo</w:t>
+      </w:r>
+    </w:p>
+    <w:bookmarkEnd w:id="72"/>
+    <w:bookmarkStart w:id="73" w:name="monthly-review-manual-pre-step-6"/>
+    <w:p>
+      <w:pPr>
+        <w:pStyle w:val="Heading3"/>
+      </w:pPr>
+      <w:r>
+        <w:t xml:space="preserve">Monthly review (manual, pre-Step 6)</w:t>
+      </w:r>
+    </w:p>
+    <w:p>
+      <w:pPr>
+        <w:pStyle w:val="FirstParagraph"/>
+      </w:pPr>
+      <w:r>
+        <w:t xml:space="preserve">Open the sheet → switch to the current monthly tab. Daily grid shows</w:t>
+      </w:r>
+      <w:r>
+        <w:t xml:space="preserve"> </w:t>
+      </w:r>
+      <w:r>
+        <w:t xml:space="preserve">exactly what was spent on what day. Summary block at the top shows</w:t>
+      </w:r>
+      <w:r>
+        <w:t xml:space="preserve"> </w:t>
+      </w:r>
+      <w:r>
+        <w:t xml:space="preserve">total / count / avg / largest. Per-category breakdowns below the grid</w:t>
+      </w:r>
+      <w:r>
+        <w:t xml:space="preserve"> </w:t>
+      </w:r>
+      <w:r>
+        <w:t xml:space="preserve">show top notes per category.</w:t>
+      </w:r>
+    </w:p>
+    <w:p>
+      <w:pPr>
+        <w:pStyle w:val="BodyText"/>
+      </w:pPr>
+      <w:r>
+        <w:t xml:space="preserve">(Step 6 will bring this same data via chat:</w:t>
+      </w:r>
+      <w:r>
+        <w:t xml:space="preserve"> </w:t>
+      </w:r>
+      <w:r>
+        <w:t xml:space="preserve">“how much for food this</w:t>
+      </w:r>
+      <w:r>
+        <w:t xml:space="preserve"> </w:t>
+      </w:r>
+      <w:r>
+        <w:t xml:space="preserve">month?”</w:t>
+      </w:r>
+      <w:r>
+        <w:t xml:space="preserve"> </w:t>
+      </w:r>
+      <w:r>
+        <w:t xml:space="preserve">/</w:t>
+      </w:r>
+      <w:r>
+        <w:t xml:space="preserve"> </w:t>
+      </w:r>
+      <w:r>
+        <w:t xml:space="preserve">“what was my biggest expense in April?”</w:t>
+      </w:r>
+      <w:r>
+        <w:t xml:space="preserve">)</w:t>
+      </w:r>
+    </w:p>
+    <w:bookmarkEnd w:id="73"/>
+    <w:bookmarkStart w:id="74" w:name="year-rollover"/>
+    <w:p>
+      <w:pPr>
+        <w:pStyle w:val="Heading3"/>
+      </w:pPr>
+      <w:r>
+        <w:t xml:space="preserve">Year rollover</w:t>
+      </w:r>
+    </w:p>
+    <w:p>
+      <w:pPr>
+        <w:pStyle w:val="FirstParagraph"/>
+      </w:pPr>
+      <w:r>
+        <w:t xml:space="preserve">When 2027 starts:</w:t>
+      </w:r>
+    </w:p>
+    <w:p>
+      <w:pPr>
+        <w:pStyle w:val="SourceCode"/>
+      </w:pPr>
+      <w:r>
+        <w:rPr>
+          <w:rStyle w:val="ExtensionTok"/>
+        </w:rPr>
+        <w:t xml:space="preserve">expense</w:t>
+      </w:r>
+      <w:r>
+        <w:rPr>
+          <w:rStyle w:val="NormalTok"/>
+        </w:rPr>
+        <w:t xml:space="preserve"> </w:t>
+      </w:r>
+      <w:r>
+        <w:rPr>
+          <w:rStyle w:val="AttributeTok"/>
+        </w:rPr>
+        <w:t xml:space="preserve">--setup-year</w:t>
+      </w:r>
+      <w:r>
+        <w:rPr>
+          <w:rStyle w:val="NormalTok"/>
+        </w:rPr>
+        <w:t xml:space="preserve"> 2027 </w:t>
+      </w:r>
+      <w:r>
+        <w:rPr>
+          <w:rStyle w:val="AttributeTok"/>
+        </w:rPr>
+        <w:t xml:space="preserve">--hide-previous</w:t>
+      </w:r>
+    </w:p>
+    <w:p>
+      <w:pPr>
+        <w:pStyle w:val="FirstParagraph"/>
+      </w:pPr>
+      <w:r>
+        <w:t xml:space="preserve">The</w:t>
+      </w:r>
+      <w:r>
+        <w:t xml:space="preserve"> </w:t>
+      </w:r>
+      <w:r>
+        <w:rPr>
+          <w:rStyle w:val="VerbatimChar"/>
+        </w:rPr>
+        <w:t xml:space="preserve">--hide-previous</w:t>
+      </w:r>
+      <w:r>
+        <w:t xml:space="preserve"> </w:t>
+      </w:r>
+      <w:r>
+        <w:t xml:space="preserve">flag tucks all 2026 monthly tabs into the</w:t>
+      </w:r>
+      <w:r>
+        <w:t xml:space="preserve"> </w:t>
+      </w:r>
+      <w:r>
+        <w:t xml:space="preserve">hidden-tabs section so the sheet’s tab strip stays manageable.</w:t>
+      </w:r>
+      <w:r>
+        <w:t xml:space="preserve"> </w:t>
+      </w:r>
+      <w:r>
+        <w:t xml:space="preserve">History is preserved; you can unhide any tab from the Sheets UI.</w:t>
+      </w:r>
+    </w:p>
+    <w:p>
+      <w:r>
+        <w:pict>
+          <v:rect style="width:0;height:1.5pt" o:hralign="center" o:hrstd="t" o:hr="t"/>
+        </w:pict>
+      </w:r>
+    </w:p>
+    <w:bookmarkEnd w:id="74"/>
+    <w:bookmarkEnd w:id="75"/>
+    <w:bookmarkStart w:id="84" w:name="troubleshooting"/>
+    <w:p>
+      <w:pPr>
+        <w:pStyle w:val="Heading2"/>
+      </w:pPr>
+      <w:r>
+        <w:t xml:space="preserve">14. Troubleshooting</w:t>
+      </w:r>
+    </w:p>
+    <w:bookmarkStart w:id="76" w:name="X9f33a2828023492005e32cdff168ae2081fb54b"/>
+    <w:p>
+      <w:pPr>
+        <w:pStyle w:val="Heading3"/>
+      </w:pPr>
+      <w:r>
+        <w:t xml:space="preserve">“PermissionError: caller does not have permission”</w:t>
+      </w:r>
+      <w:r>
+        <w:t xml:space="preserve"> </w:t>
+      </w:r>
+      <w:r>
+        <w:t xml:space="preserve">/</w:t>
+      </w:r>
+      <w:r>
+        <w:t xml:space="preserve"> </w:t>
+      </w:r>
+      <w:r>
+        <w:t xml:space="preserve">“spreadsheet not found”</w:t>
+      </w:r>
+    </w:p>
+    <w:p>
+      <w:pPr>
+        <w:pStyle w:val="FirstParagraph"/>
+      </w:pPr>
+      <w:r>
+        <w:t xml:space="preserve">The service account can’t see the sheet. Re-do §3.3.2: open the</w:t>
+      </w:r>
+      <w:r>
+        <w:t xml:space="preserve"> </w:t>
+      </w:r>
+      <w:r>
+        <w:t xml:space="preserve">sheet,</w:t>
+      </w:r>
+      <w:r>
+        <w:t xml:space="preserve"> </w:t>
+      </w:r>
+      <w:r>
+        <w:rPr>
+          <w:b/>
+          <w:bCs/>
+        </w:rPr>
+        <w:t xml:space="preserve">Share</w:t>
+      </w:r>
+      <w:r>
+        <w:t xml:space="preserve">, paste the</w:t>
       </w:r>
       <w:r>
         <w:t xml:space="preserve"> </w:t>
@@ -16993,25 +16832,170 @@
           <w:i/>
           <w:iCs/>
         </w:rPr>
-        <w:t xml:space="preserve">is</w:t>
-      </w:r>
-      <w:r>
-        <w:t xml:space="preserve"> </w:t>
-      </w:r>
-      <w:r>
-        <w:t xml:space="preserve">the database. Google maintains a full version</w:t>
-      </w:r>
-      <w:r>
-        <w:t xml:space="preserve"> </w:t>
-      </w:r>
-      <w:r>
-        <w:t xml:space="preserve">history (File → Version history → See version history). For belt and</w:t>
-      </w:r>
-      <w:r>
-        <w:t xml:space="preserve"> </w:t>
-      </w:r>
-      <w:r>
-        <w:t xml:space="preserve">braces:</w:t>
+        <w:t xml:space="preserve">exact</w:t>
+      </w:r>
+      <w:r>
+        <w:t xml:space="preserve"> </w:t>
+      </w:r>
+      <w:r>
+        <w:t xml:space="preserve">service-account email, set Editor,</w:t>
+      </w:r>
+      <w:r>
+        <w:t xml:space="preserve"> </w:t>
+      </w:r>
+      <w:r>
+        <w:rPr>
+          <w:b/>
+          <w:bCs/>
+        </w:rPr>
+        <w:t xml:space="preserve">untick</w:t>
+      </w:r>
+      <w:r>
+        <w:t xml:space="preserve"> </w:t>
+      </w:r>
+      <w:r>
+        <w:t xml:space="preserve">Notify, hit Share.</w:t>
+      </w:r>
+    </w:p>
+    <w:bookmarkEnd w:id="76"/>
+    <w:bookmarkStart w:id="77" w:name="telegram_bot_token-is-set-but-empty"/>
+    <w:p>
+      <w:pPr>
+        <w:pStyle w:val="Heading3"/>
+      </w:pPr>
+      <w:r>
+        <w:t xml:space="preserve">“TELEGRAM_BOT_TOKEN is set but empty”</w:t>
+      </w:r>
+    </w:p>
+    <w:p>
+      <w:pPr>
+        <w:pStyle w:val="FirstParagraph"/>
+      </w:pPr>
+      <w:r>
+        <w:t xml:space="preserve">You probably copied the variable name without the value. Open</w:t>
+      </w:r>
+      <w:r>
+        <w:t xml:space="preserve"> </w:t>
+      </w:r>
+      <w:r>
+        <w:rPr>
+          <w:rStyle w:val="VerbatimChar"/>
+        </w:rPr>
+        <w:t xml:space="preserve">.env</w:t>
+      </w:r>
+      <w:r>
+        <w:t xml:space="preserve"> </w:t>
+      </w:r>
+      <w:r>
+        <w:t xml:space="preserve">and confirm there’s a real token after the</w:t>
+      </w:r>
+      <w:r>
+        <w:t xml:space="preserve"> </w:t>
+      </w:r>
+      <w:r>
+        <w:rPr>
+          <w:rStyle w:val="VerbatimChar"/>
+        </w:rPr>
+        <w:t xml:space="preserve">=</w:t>
+      </w:r>
+      <w:r>
+        <w:t xml:space="preserve">.</w:t>
+      </w:r>
+    </w:p>
+    <w:bookmarkEnd w:id="77"/>
+    <w:bookmarkStart w:id="78" w:name="X2c10497a0f7935695cfe1a406a7cbfd7d639228"/>
+    <w:p>
+      <w:pPr>
+        <w:pStyle w:val="Heading3"/>
+      </w:pPr>
+      <w:r>
+        <w:t xml:space="preserve">Bot replies</w:t>
+      </w:r>
+      <w:r>
+        <w:t xml:space="preserve"> </w:t>
+      </w:r>
+      <w:r>
+        <w:t xml:space="preserve">“Sorry, you’re not authorized”</w:t>
+      </w:r>
+      <w:r>
+        <w:t xml:space="preserve"> </w:t>
+      </w:r>
+      <w:r>
+        <w:t xml:space="preserve">to your own messages</w:t>
+      </w:r>
+    </w:p>
+    <w:p>
+      <w:pPr>
+        <w:pStyle w:val="FirstParagraph"/>
+      </w:pPr>
+      <w:r>
+        <w:t xml:space="preserve">You haven’t added your numeric user ID to</w:t>
+      </w:r>
+      <w:r>
+        <w:t xml:space="preserve"> </w:t>
+      </w:r>
+      <w:r>
+        <w:rPr>
+          <w:rStyle w:val="VerbatimChar"/>
+        </w:rPr>
+        <w:t xml:space="preserve">TELEGRAM_ALLOWED_USERS</w:t>
+      </w:r>
+      <w:r>
+        <w:t xml:space="preserve">.</w:t>
+      </w:r>
+      <w:r>
+        <w:t xml:space="preserve"> </w:t>
+      </w:r>
+      <w:r>
+        <w:t xml:space="preserve">The bot’s reply includes your ID — copy-paste it into</w:t>
+      </w:r>
+      <w:r>
+        <w:t xml:space="preserve"> </w:t>
+      </w:r>
+      <w:r>
+        <w:rPr>
+          <w:rStyle w:val="VerbatimChar"/>
+        </w:rPr>
+        <w:t xml:space="preserve">.env</w:t>
+      </w:r>
+      <w:r>
+        <w:t xml:space="preserve">,</w:t>
+      </w:r>
+      <w:r>
+        <w:t xml:space="preserve"> </w:t>
+      </w:r>
+      <w:r>
+        <w:t xml:space="preserve">restart</w:t>
+      </w:r>
+      <w:r>
+        <w:t xml:space="preserve"> </w:t>
+      </w:r>
+      <w:r>
+        <w:rPr>
+          <w:rStyle w:val="VerbatimChar"/>
+        </w:rPr>
+        <w:t xml:space="preserve">expense --telegram</w:t>
+      </w:r>
+      <w:r>
+        <w:t xml:space="preserve">.</w:t>
+      </w:r>
+    </w:p>
+    <w:bookmarkEnd w:id="78"/>
+    <w:bookmarkStart w:id="79" w:name="Xeb3ab48f0c13e3e1ee7b09237e9fab8bfa19ab6"/>
+    <w:p>
+      <w:pPr>
+        <w:pStyle w:val="Heading3"/>
+      </w:pPr>
+      <w:r>
+        <w:t xml:space="preserve">Chat works but nothing appears on the monthly tab</w:t>
+      </w:r>
+    </w:p>
+    <w:p>
+      <w:pPr>
+        <w:pStyle w:val="FirstParagraph"/>
+      </w:pPr>
+      <w:r>
+        <w:t xml:space="preserve">Two possible causes:</w:t>
       </w:r>
     </w:p>
     <w:p>
@@ -17023,22 +17007,44 @@
         </w:numPr>
       </w:pPr>
       <w:r>
-        <w:t xml:space="preserve">Periodically download a copy: File → Download → Microsoft Excel</w:t>
-      </w:r>
-      <w:r>
-        <w:t xml:space="preserve"> </w:t>
-      </w:r>
-      <w:r>
-        <w:t xml:space="preserve">(</w:t>
-      </w:r>
-      <w:r>
-        <w:rPr>
-          <w:rStyle w:val="VerbatimChar"/>
-        </w:rPr>
-        <w:t xml:space="preserve">.xlsx</w:t>
-      </w:r>
-      <w:r>
-        <w:t xml:space="preserve">).</w:t>
+        <w:rPr>
+          <w:b/>
+          <w:bCs/>
+        </w:rPr>
+        <w:t xml:space="preserve">Sheets stale cache.</w:t>
+      </w:r>
+      <w:r>
+        <w:t xml:space="preserve"> </w:t>
+      </w:r>
+      <w:r>
+        <w:t xml:space="preserve">Should be auto-fixed by the recompute</w:t>
+      </w:r>
+      <w:r>
+        <w:t xml:space="preserve"> </w:t>
+      </w:r>
+      <w:r>
+        <w:t xml:space="preserve">nudge as of Step 7.1. If it still happens, run</w:t>
+      </w:r>
+      <w:r>
+        <w:t xml:space="preserve"> </w:t>
+      </w:r>
+      <w:r>
+        <w:rPr>
+          <w:rStyle w:val="VerbatimChar"/>
+        </w:rPr>
+        <w:t xml:space="preserve">expense --rebuild-month 2026-04</w:t>
+      </w:r>
+      <w:r>
+        <w:t xml:space="preserve"> </w:t>
+      </w:r>
+      <w:r>
+        <w:t xml:space="preserve">once. If it happens repeatedly,</w:t>
+      </w:r>
+      <w:r>
+        <w:t xml:space="preserve"> </w:t>
+      </w:r>
+      <w:r>
+        <w:t xml:space="preserve">open an issue.</w:t>
       </w:r>
     </w:p>
     <w:p>
@@ -17050,194 +17056,290 @@
         </w:numPr>
       </w:pPr>
       <w:r>
-        <w:t xml:space="preserve">The</w:t>
-      </w:r>
-      <w:r>
-        <w:t xml:space="preserve"> </w:t>
-      </w:r>
-      <w:r>
-        <w:rPr>
-          <w:rStyle w:val="VerbatimChar"/>
-        </w:rPr>
-        <w:t xml:space="preserve">logs/conversations.jsonl</w:t>
-      </w:r>
-      <w:r>
-        <w:t xml:space="preserve"> </w:t>
-      </w:r>
-      <w:r>
-        <w:t xml:space="preserve">file is also a complete log of every</w:t>
-      </w:r>
-      <w:r>
-        <w:t xml:space="preserve"> </w:t>
-      </w:r>
-      <w:r>
-        <w:t xml:space="preserve">expense ever logged via the bot — append-only, plain text. Save a</w:t>
-      </w:r>
-      <w:r>
-        <w:t xml:space="preserve"> </w:t>
-      </w:r>
-      <w:r>
-        <w:t xml:space="preserve">copy with the spreadsheet export.</w:t>
-      </w:r>
-    </w:p>
-    <w:bookmarkEnd w:id="85"/>
-    <w:bookmarkStart w:id="86" w:name="year-rollover-1"/>
-    <w:p>
-      <w:pPr>
-        <w:pStyle w:val="Heading3"/>
-      </w:pPr>
-      <w:r>
-        <w:t xml:space="preserve">Year rollover</w:t>
-      </w:r>
-    </w:p>
-    <w:p>
-      <w:pPr>
-        <w:pStyle w:val="SourceCode"/>
-      </w:pPr>
-      <w:r>
-        <w:rPr>
-          <w:rStyle w:val="ExtensionTok"/>
-        </w:rPr>
-        <w:t xml:space="preserve">expense</w:t>
-      </w:r>
-      <w:r>
-        <w:rPr>
-          <w:rStyle w:val="NormalTok"/>
-        </w:rPr>
-        <w:t xml:space="preserve"> </w:t>
-      </w:r>
-      <w:r>
-        <w:rPr>
-          <w:rStyle w:val="AttributeTok"/>
-        </w:rPr>
-        <w:t xml:space="preserve">--setup-year</w:t>
-      </w:r>
-      <w:r>
-        <w:rPr>
-          <w:rStyle w:val="NormalTok"/>
-        </w:rPr>
-        <w:t xml:space="preserve"> YYYY </w:t>
-      </w:r>
-      <w:r>
-        <w:rPr>
-          <w:rStyle w:val="AttributeTok"/>
-        </w:rPr>
-        <w:t xml:space="preserve">--hide-previous</w:t>
-      </w:r>
-    </w:p>
-    <w:p>
-      <w:pPr>
-        <w:pStyle w:val="FirstParagraph"/>
-      </w:pPr>
-      <w:r>
-        <w:t xml:space="preserve">Builds 12 monthly tabs + the YTD tab for the new year, hides last</w:t>
-      </w:r>
-      <w:r>
-        <w:t xml:space="preserve"> </w:t>
-      </w:r>
-      <w:r>
-        <w:t xml:space="preserve">year’s monthly tabs to keep the tab strip clean. All historical data</w:t>
-      </w:r>
-      <w:r>
-        <w:t xml:space="preserve"> </w:t>
-      </w:r>
-      <w:r>
-        <w:t xml:space="preserve">stays intact in</w:t>
-      </w:r>
-      <w:r>
-        <w:t xml:space="preserve"> </w:t>
-      </w:r>
-      <w:r>
-        <w:rPr>
-          <w:rStyle w:val="VerbatimChar"/>
-        </w:rPr>
-        <w:t xml:space="preserve">Transactions</w:t>
-      </w:r>
-      <w:r>
-        <w:t xml:space="preserve">.</w:t>
-      </w:r>
-    </w:p>
-    <w:bookmarkEnd w:id="86"/>
-    <w:bookmarkStart w:id="87" w:name="schema-migration"/>
-    <w:p>
-      <w:pPr>
-        <w:pStyle w:val="Heading3"/>
-      </w:pPr>
-      <w:r>
-        <w:t xml:space="preserve">Schema migration</w:t>
-      </w:r>
-    </w:p>
-    <w:p>
-      <w:pPr>
-        <w:pStyle w:val="FirstParagraph"/>
-      </w:pPr>
-      <w:r>
-        <w:t xml:space="preserve">If a future change adds a column to</w:t>
-      </w:r>
-      <w:r>
-        <w:t xml:space="preserve"> </w:t>
-      </w:r>
-      <w:r>
-        <w:rPr>
-          <w:rStyle w:val="VerbatimChar"/>
-        </w:rPr>
-        <w:t xml:space="preserve">Transactions</w:t>
-      </w:r>
-      <w:r>
-        <w:t xml:space="preserve">:</w:t>
-      </w:r>
-    </w:p>
-    <w:p>
-      <w:pPr>
-        <w:pStyle w:val="SourceCode"/>
-      </w:pPr>
-      <w:r>
-        <w:rPr>
-          <w:rStyle w:val="ExtensionTok"/>
-        </w:rPr>
-        <w:t xml:space="preserve">expense</w:t>
-      </w:r>
-      <w:r>
-        <w:rPr>
-          <w:rStyle w:val="NormalTok"/>
-        </w:rPr>
-        <w:t xml:space="preserve"> </w:t>
-      </w:r>
-      <w:r>
-        <w:rPr>
-          <w:rStyle w:val="AttributeTok"/>
-        </w:rPr>
-        <w:t xml:space="preserve">--reinit-transactions</w:t>
-      </w:r>
-    </w:p>
-    <w:p>
-      <w:pPr>
-        <w:pStyle w:val="FirstParagraph"/>
-      </w:pPr>
-      <w:r>
-        <w:t xml:space="preserve">This</w:t>
-      </w:r>
-      <w:r>
-        <w:t xml:space="preserve"> </w:t>
-      </w:r>
-      <w:r>
         <w:rPr>
           <w:b/>
           <w:bCs/>
         </w:rPr>
-        <w:t xml:space="preserve">wipes</w:t>
-      </w:r>
-      <w:r>
-        <w:t xml:space="preserve"> </w:t>
-      </w:r>
-      <w:r>
-        <w:t xml:space="preserve">Transactions (header + all rows) and rewrites the</w:t>
-      </w:r>
-      <w:r>
-        <w:t xml:space="preserve"> </w:t>
-      </w:r>
-      <w:r>
-        <w:t xml:space="preserve">header in the new schema.</w:t>
+        <w:t xml:space="preserve">Wrong year/month inferred.</w:t>
+      </w:r>
+      <w:r>
+        <w:t xml:space="preserve"> </w:t>
+      </w:r>
+      <w:r>
+        <w:t xml:space="preserve">The LLM sometimes resolves</w:t>
+      </w:r>
+      <w:r>
+        <w:t xml:space="preserve"> </w:t>
+      </w:r>
+      <w:r>
+        <w:t xml:space="preserve">“April”</w:t>
+      </w:r>
+      <w:r>
+        <w:t xml:space="preserve"> </w:t>
+      </w:r>
+      <w:r>
+        <w:t xml:space="preserve">ambiguously near year boundaries. Check the row in</w:t>
+      </w:r>
+      <w:r>
+        <w:t xml:space="preserve"> </w:t>
+      </w:r>
+      <w:r>
+        <w:rPr>
+          <w:rStyle w:val="VerbatimChar"/>
+        </w:rPr>
+        <w:t xml:space="preserve">Transactions</w:t>
+      </w:r>
+      <w:r>
+        <w:t xml:space="preserve"> </w:t>
+      </w:r>
+      <w:r>
+        <w:t xml:space="preserve">— its</w:t>
+      </w:r>
+      <w:r>
+        <w:t xml:space="preserve"> </w:t>
+      </w:r>
+      <w:r>
+        <w:rPr>
+          <w:rStyle w:val="VerbatimChar"/>
+        </w:rPr>
+        <w:t xml:space="preserve">Year</w:t>
+      </w:r>
+      <w:r>
+        <w:t xml:space="preserve"> </w:t>
+      </w:r>
+      <w:r>
+        <w:t xml:space="preserve">and</w:t>
+      </w:r>
+      <w:r>
+        <w:t xml:space="preserve"> </w:t>
+      </w:r>
+      <w:r>
+        <w:rPr>
+          <w:rStyle w:val="VerbatimChar"/>
+        </w:rPr>
+        <w:t xml:space="preserve">Month</w:t>
+      </w:r>
+      <w:r>
+        <w:t xml:space="preserve"> </w:t>
+      </w:r>
+      <w:r>
+        <w:t xml:space="preserve">columns are the source of truth.</w:t>
+      </w:r>
+    </w:p>
+    <w:bookmarkEnd w:id="79"/>
+    <w:bookmarkStart w:id="80" w:name="shampoo-still-landing-under-saloon"/>
+    <w:p>
+      <w:pPr>
+        <w:pStyle w:val="Heading3"/>
+      </w:pPr>
+      <w:r>
+        <w:t xml:space="preserve">“shampoo”</w:t>
+      </w:r>
+      <w:r>
+        <w:t xml:space="preserve"> </w:t>
+      </w:r>
+      <w:r>
+        <w:t xml:space="preserve">still landing under Saloon</w:t>
+      </w:r>
+    </w:p>
+    <w:p>
+      <w:pPr>
+        <w:pStyle w:val="FirstParagraph"/>
+      </w:pPr>
+      <w:r>
+        <w:t xml:space="preserve">This was fixed in Step 7.1 (categories.yaml refinement). If you see</w:t>
+      </w:r>
+      <w:r>
+        <w:t xml:space="preserve"> </w:t>
+      </w:r>
+      <w:r>
+        <w:t xml:space="preserve">it again, check that</w:t>
+      </w:r>
+      <w:r>
+        <w:t xml:space="preserve"> </w:t>
+      </w:r>
+      <w:r>
+        <w:rPr>
+          <w:rStyle w:val="VerbatimChar"/>
+        </w:rPr>
+        <w:t xml:space="preserve">categories.yaml</w:t>
+      </w:r>
+      <w:r>
+        <w:t xml:space="preserve"> </w:t>
+      </w:r>
+      <w:r>
+        <w:t xml:space="preserve">has the latest aliases under</w:t>
+      </w:r>
+      <w:r>
+        <w:t xml:space="preserve"> </w:t>
+      </w:r>
+      <w:r>
+        <w:rPr>
+          <w:rStyle w:val="VerbatimChar"/>
+        </w:rPr>
+        <w:t xml:space="preserve">Shopping</w:t>
+      </w:r>
+      <w:r>
+        <w:t xml:space="preserve">. The fix was: move all personal-care PRODUCTS to Shopping;</w:t>
+      </w:r>
+      <w:r>
+        <w:t xml:space="preserve"> </w:t>
+      </w:r>
+      <w:r>
+        <w:t xml:space="preserve">keep only services in Saloon.</w:t>
+      </w:r>
+    </w:p>
+    <w:bookmarkEnd w:id="80"/>
+    <w:bookmarkStart w:id="81" w:name="X9412ba7d58c4f5c735ad108f578eb3d6ba3eb88"/>
+    <w:p>
+      <w:pPr>
+        <w:pStyle w:val="Heading3"/>
+      </w:pPr>
+      <w:r>
+        <w:t xml:space="preserve">“APIError: [429]: Quota exceeded”</w:t>
+      </w:r>
+      <w:r>
+        <w:t xml:space="preserve"> </w:t>
+      </w:r>
+      <w:r>
+        <w:t xml:space="preserve">while running CLI commands</w:t>
+      </w:r>
+    </w:p>
+    <w:p>
+      <w:pPr>
+        <w:pStyle w:val="FirstParagraph"/>
+      </w:pPr>
+      <w:r>
+        <w:t xml:space="preserve">You’re hitting Google Sheets API rate limits (typically 60 reads or</w:t>
+      </w:r>
+      <w:r>
+        <w:t xml:space="preserve"> </w:t>
+      </w:r>
+      <w:r>
+        <w:t xml:space="preserve">60 writes per minute per user per project). Wait ~60 seconds and</w:t>
+      </w:r>
+      <w:r>
+        <w:t xml:space="preserve"> </w:t>
+      </w:r>
+      <w:r>
+        <w:t xml:space="preserve">retry. For bulk operations like</w:t>
+      </w:r>
+      <w:r>
+        <w:t xml:space="preserve"> </w:t>
+      </w:r>
+      <w:r>
+        <w:rPr>
+          <w:rStyle w:val="VerbatimChar"/>
+        </w:rPr>
+        <w:t xml:space="preserve">--setup-year</w:t>
+      </w:r>
+      <w:r>
+        <w:t xml:space="preserve">, this is expected and</w:t>
+      </w:r>
+      <w:r>
+        <w:t xml:space="preserve"> </w:t>
+      </w:r>
+      <w:r>
+        <w:t xml:space="preserve">the retries handle it transparently.</w:t>
+      </w:r>
+    </w:p>
+    <w:bookmarkEnd w:id="81"/>
+    <w:bookmarkStart w:id="82" w:name="telegram-bot-freezes-stops-responding"/>
+    <w:p>
+      <w:pPr>
+        <w:pStyle w:val="Heading3"/>
+      </w:pPr>
+      <w:r>
+        <w:t xml:space="preserve">Telegram bot freezes / stops responding</w:t>
+      </w:r>
+    </w:p>
+    <w:p>
+      <w:pPr>
+        <w:pStyle w:val="FirstParagraph"/>
+      </w:pPr>
+      <w:r>
+        <w:t xml:space="preserve">Check the terminal where</w:t>
+      </w:r>
+      <w:r>
+        <w:t xml:space="preserve"> </w:t>
+      </w:r>
+      <w:r>
+        <w:rPr>
+          <w:rStyle w:val="VerbatimChar"/>
+        </w:rPr>
+        <w:t xml:space="preserve">expense --telegram</w:t>
+      </w:r>
+      <w:r>
+        <w:t xml:space="preserve"> </w:t>
+      </w:r>
+      <w:r>
+        <w:t xml:space="preserve">is running. The most</w:t>
+      </w:r>
+      <w:r>
+        <w:t xml:space="preserve"> </w:t>
+      </w:r>
+      <w:r>
+        <w:t xml:space="preserve">common cause is a transient network failure that</w:t>
+      </w:r>
+      <w:r>
+        <w:t xml:space="preserve"> </w:t>
+      </w:r>
+      <w:r>
+        <w:rPr>
+          <w:rStyle w:val="VerbatimChar"/>
+        </w:rPr>
+        <w:t xml:space="preserve">python-telegram-bot</w:t>
+      </w:r>
+      <w:r>
+        <w:t xml:space="preserve"> </w:t>
+      </w:r>
+      <w:r>
+        <w:t xml:space="preserve">handles with backoff. If the process has fully</w:t>
+      </w:r>
+      <w:r>
+        <w:t xml:space="preserve"> </w:t>
+      </w:r>
+      <w:r>
+        <w:t xml:space="preserve">exited, restart it. To run 24/7, see §16.</w:t>
+      </w:r>
+    </w:p>
+    <w:bookmarkEnd w:id="82"/>
+    <w:bookmarkStart w:id="83" w:name="X86013a000e4ee7f1aa9731557e6bba42e898a3d"/>
+    <w:p>
+      <w:pPr>
+        <w:pStyle w:val="Heading3"/>
+      </w:pPr>
+      <w:r>
+        <w:t xml:space="preserve">“</w:t>
+      </w:r>
+      <w:r>
+        <w:t xml:space="preserve">‘Year’</w:t>
+      </w:r>
+      <w:r>
+        <w:t xml:space="preserve"> </w:t>
+      </w:r>
+      <w:r>
+        <w:t xml:space="preserve">column displays as 2,026.00 instead of 2026”</w:t>
+      </w:r>
+    </w:p>
+    <w:p>
+      <w:pPr>
+        <w:pStyle w:val="FirstParagraph"/>
+      </w:pPr>
+      <w:r>
+        <w:t xml:space="preserve">Schema-format issue, fixed in Step 5.1. If you see it, run</w:t>
+      </w:r>
+      <w:r>
+        <w:t xml:space="preserve"> </w:t>
+      </w:r>
+      <w:r>
+        <w:rPr>
+          <w:rStyle w:val="VerbatimChar"/>
+        </w:rPr>
+        <w:t xml:space="preserve">expense --reinit-transactions</w:t>
+      </w:r>
+      <w:r>
+        <w:t xml:space="preserve">.</w:t>
       </w:r>
       <w:r>
         <w:t xml:space="preserve"> </w:t>
@@ -17247,54 +17349,27 @@
           <w:b/>
           <w:bCs/>
         </w:rPr>
-        <w:t xml:space="preserve">Always back up first</w:t>
-      </w:r>
-      <w:r>
-        <w:t xml:space="preserve"> </w:t>
-      </w:r>
-      <w:r>
-        <w:t xml:space="preserve">— the operation is</w:t>
-      </w:r>
-      <w:r>
-        <w:t xml:space="preserve"> </w:t>
-      </w:r>
-      <w:r>
-        <w:t xml:space="preserve">destructive by design.</w:t>
-      </w:r>
-    </w:p>
-    <w:p>
-      <w:pPr>
-        <w:pStyle w:val="BodyText"/>
-      </w:pPr>
-      <w:r>
-        <w:t xml:space="preserve">For non-destructive column additions, edit</w:t>
-      </w:r>
-      <w:r>
-        <w:t xml:space="preserve"> </w:t>
-      </w:r>
-      <w:r>
-        <w:rPr>
-          <w:rStyle w:val="VerbatimChar"/>
-        </w:rPr>
-        <w:t xml:space="preserve">transactions.py</w:t>
-      </w:r>
-      <w:r>
-        <w:t xml:space="preserve"> </w:t>
-      </w:r>
-      <w:r>
-        <w:t xml:space="preserve">directly</w:t>
-      </w:r>
-      <w:r>
-        <w:t xml:space="preserve"> </w:t>
-      </w:r>
-      <w:r>
-        <w:t xml:space="preserve">to append a new column at the end and the existing rows stay valid</w:t>
-      </w:r>
-      <w:r>
-        <w:t xml:space="preserve"> </w:t>
-      </w:r>
-      <w:r>
-        <w:t xml:space="preserve">(empty value in the new column).</w:t>
+        <w:t xml:space="preserve">Warning: this wipes the</w:t>
+      </w:r>
+      <w:r>
+        <w:rPr>
+          <w:b/>
+          <w:bCs/>
+        </w:rPr>
+        <w:t xml:space="preserve"> </w:t>
+      </w:r>
+      <w:r>
+        <w:rPr>
+          <w:b/>
+          <w:bCs/>
+        </w:rPr>
+        <w:t xml:space="preserve">Transactions tab</w:t>
+      </w:r>
+      <w:r>
+        <w:t xml:space="preserve"> </w:t>
+      </w:r>
+      <w:r>
+        <w:t xml:space="preserve">— back up first if the existing rows matter.</w:t>
       </w:r>
     </w:p>
     <w:p>
@@ -17304,6 +17379,352 @@
         </w:pict>
       </w:r>
     </w:p>
+    <w:bookmarkEnd w:id="83"/>
+    <w:bookmarkEnd w:id="84"/>
+    <w:bookmarkStart w:id="88" w:name="Xd7bfc11e70f954ddd19a72099cc7e2008e4a778"/>
+    <w:p>
+      <w:pPr>
+        <w:pStyle w:val="Heading2"/>
+      </w:pPr>
+      <w:r>
+        <w:t xml:space="preserve">15. Maintenance — backup, year rollover, schema migration</w:t>
+      </w:r>
+    </w:p>
+    <w:bookmarkStart w:id="85" w:name="backups"/>
+    <w:p>
+      <w:pPr>
+        <w:pStyle w:val="Heading3"/>
+      </w:pPr>
+      <w:r>
+        <w:t xml:space="preserve">Backups</w:t>
+      </w:r>
+    </w:p>
+    <w:p>
+      <w:pPr>
+        <w:pStyle w:val="FirstParagraph"/>
+      </w:pPr>
+      <w:r>
+        <w:t xml:space="preserve">The Google Sheet</w:t>
+      </w:r>
+      <w:r>
+        <w:t xml:space="preserve"> </w:t>
+      </w:r>
+      <w:r>
+        <w:rPr>
+          <w:i/>
+          <w:iCs/>
+        </w:rPr>
+        <w:t xml:space="preserve">is</w:t>
+      </w:r>
+      <w:r>
+        <w:t xml:space="preserve"> </w:t>
+      </w:r>
+      <w:r>
+        <w:t xml:space="preserve">the database. Google maintains a full version</w:t>
+      </w:r>
+      <w:r>
+        <w:t xml:space="preserve"> </w:t>
+      </w:r>
+      <w:r>
+        <w:t xml:space="preserve">history (File → Version history → See version history). For belt and</w:t>
+      </w:r>
+      <w:r>
+        <w:t xml:space="preserve"> </w:t>
+      </w:r>
+      <w:r>
+        <w:t xml:space="preserve">braces:</w:t>
+      </w:r>
+    </w:p>
+    <w:p>
+      <w:pPr>
+        <w:pStyle w:val="Compact"/>
+        <w:numPr>
+          <w:ilvl w:val="0"/>
+          <w:numId w:val="1036"/>
+        </w:numPr>
+      </w:pPr>
+      <w:r>
+        <w:t xml:space="preserve">Periodically download a copy: File → Download → Microsoft Excel</w:t>
+      </w:r>
+      <w:r>
+        <w:t xml:space="preserve"> </w:t>
+      </w:r>
+      <w:r>
+        <w:t xml:space="preserve">(</w:t>
+      </w:r>
+      <w:r>
+        <w:rPr>
+          <w:rStyle w:val="VerbatimChar"/>
+        </w:rPr>
+        <w:t xml:space="preserve">.xlsx</w:t>
+      </w:r>
+      <w:r>
+        <w:t xml:space="preserve">).</w:t>
+      </w:r>
+    </w:p>
+    <w:p>
+      <w:pPr>
+        <w:pStyle w:val="Compact"/>
+        <w:numPr>
+          <w:ilvl w:val="0"/>
+          <w:numId w:val="1036"/>
+        </w:numPr>
+      </w:pPr>
+      <w:r>
+        <w:t xml:space="preserve">The</w:t>
+      </w:r>
+      <w:r>
+        <w:t xml:space="preserve"> </w:t>
+      </w:r>
+      <w:r>
+        <w:rPr>
+          <w:rStyle w:val="VerbatimChar"/>
+        </w:rPr>
+        <w:t xml:space="preserve">logs/conversations.jsonl</w:t>
+      </w:r>
+      <w:r>
+        <w:t xml:space="preserve"> </w:t>
+      </w:r>
+      <w:r>
+        <w:t xml:space="preserve">file is also a complete log of every</w:t>
+      </w:r>
+      <w:r>
+        <w:t xml:space="preserve"> </w:t>
+      </w:r>
+      <w:r>
+        <w:t xml:space="preserve">expense ever logged via the bot — append-only, plain text. Save a</w:t>
+      </w:r>
+      <w:r>
+        <w:t xml:space="preserve"> </w:t>
+      </w:r>
+      <w:r>
+        <w:t xml:space="preserve">copy with the spreadsheet export.</w:t>
+      </w:r>
+    </w:p>
+    <w:bookmarkEnd w:id="85"/>
+    <w:bookmarkStart w:id="86" w:name="year-rollover-1"/>
+    <w:p>
+      <w:pPr>
+        <w:pStyle w:val="Heading3"/>
+      </w:pPr>
+      <w:r>
+        <w:t xml:space="preserve">Year rollover</w:t>
+      </w:r>
+    </w:p>
+    <w:p>
+      <w:pPr>
+        <w:pStyle w:val="SourceCode"/>
+      </w:pPr>
+      <w:r>
+        <w:rPr>
+          <w:rStyle w:val="ExtensionTok"/>
+        </w:rPr>
+        <w:t xml:space="preserve">expense</w:t>
+      </w:r>
+      <w:r>
+        <w:rPr>
+          <w:rStyle w:val="NormalTok"/>
+        </w:rPr>
+        <w:t xml:space="preserve"> </w:t>
+      </w:r>
+      <w:r>
+        <w:rPr>
+          <w:rStyle w:val="AttributeTok"/>
+        </w:rPr>
+        <w:t xml:space="preserve">--setup-year</w:t>
+      </w:r>
+      <w:r>
+        <w:rPr>
+          <w:rStyle w:val="NormalTok"/>
+        </w:rPr>
+        <w:t xml:space="preserve"> YYYY </w:t>
+      </w:r>
+      <w:r>
+        <w:rPr>
+          <w:rStyle w:val="AttributeTok"/>
+        </w:rPr>
+        <w:t xml:space="preserve">--hide-previous</w:t>
+      </w:r>
+    </w:p>
+    <w:p>
+      <w:pPr>
+        <w:pStyle w:val="FirstParagraph"/>
+      </w:pPr>
+      <w:r>
+        <w:t xml:space="preserve">Builds 12 monthly tabs + the YTD tab for the new year, hides last</w:t>
+      </w:r>
+      <w:r>
+        <w:t xml:space="preserve"> </w:t>
+      </w:r>
+      <w:r>
+        <w:t xml:space="preserve">year’s monthly tabs to keep the tab strip clean. All historical data</w:t>
+      </w:r>
+      <w:r>
+        <w:t xml:space="preserve"> </w:t>
+      </w:r>
+      <w:r>
+        <w:t xml:space="preserve">stays intact in</w:t>
+      </w:r>
+      <w:r>
+        <w:t xml:space="preserve"> </w:t>
+      </w:r>
+      <w:r>
+        <w:rPr>
+          <w:rStyle w:val="VerbatimChar"/>
+        </w:rPr>
+        <w:t xml:space="preserve">Transactions</w:t>
+      </w:r>
+      <w:r>
+        <w:t xml:space="preserve">.</w:t>
+      </w:r>
+    </w:p>
+    <w:bookmarkEnd w:id="86"/>
+    <w:bookmarkStart w:id="87" w:name="schema-migration"/>
+    <w:p>
+      <w:pPr>
+        <w:pStyle w:val="Heading3"/>
+      </w:pPr>
+      <w:r>
+        <w:t xml:space="preserve">Schema migration</w:t>
+      </w:r>
+    </w:p>
+    <w:p>
+      <w:pPr>
+        <w:pStyle w:val="FirstParagraph"/>
+      </w:pPr>
+      <w:r>
+        <w:t xml:space="preserve">If a future change adds a column to</w:t>
+      </w:r>
+      <w:r>
+        <w:t xml:space="preserve"> </w:t>
+      </w:r>
+      <w:r>
+        <w:rPr>
+          <w:rStyle w:val="VerbatimChar"/>
+        </w:rPr>
+        <w:t xml:space="preserve">Transactions</w:t>
+      </w:r>
+      <w:r>
+        <w:t xml:space="preserve">:</w:t>
+      </w:r>
+    </w:p>
+    <w:p>
+      <w:pPr>
+        <w:pStyle w:val="SourceCode"/>
+      </w:pPr>
+      <w:r>
+        <w:rPr>
+          <w:rStyle w:val="ExtensionTok"/>
+        </w:rPr>
+        <w:t xml:space="preserve">expense</w:t>
+      </w:r>
+      <w:r>
+        <w:rPr>
+          <w:rStyle w:val="NormalTok"/>
+        </w:rPr>
+        <w:t xml:space="preserve"> </w:t>
+      </w:r>
+      <w:r>
+        <w:rPr>
+          <w:rStyle w:val="AttributeTok"/>
+        </w:rPr>
+        <w:t xml:space="preserve">--reinit-transactions</w:t>
+      </w:r>
+    </w:p>
+    <w:p>
+      <w:pPr>
+        <w:pStyle w:val="FirstParagraph"/>
+      </w:pPr>
+      <w:r>
+        <w:t xml:space="preserve">This</w:t>
+      </w:r>
+      <w:r>
+        <w:t xml:space="preserve"> </w:t>
+      </w:r>
+      <w:r>
+        <w:rPr>
+          <w:b/>
+          <w:bCs/>
+        </w:rPr>
+        <w:t xml:space="preserve">wipes</w:t>
+      </w:r>
+      <w:r>
+        <w:t xml:space="preserve"> </w:t>
+      </w:r>
+      <w:r>
+        <w:t xml:space="preserve">Transactions (header + all rows) and rewrites the</w:t>
+      </w:r>
+      <w:r>
+        <w:t xml:space="preserve"> </w:t>
+      </w:r>
+      <w:r>
+        <w:t xml:space="preserve">header in the new schema.</w:t>
+      </w:r>
+      <w:r>
+        <w:t xml:space="preserve"> </w:t>
+      </w:r>
+      <w:r>
+        <w:rPr>
+          <w:b/>
+          <w:bCs/>
+        </w:rPr>
+        <w:t xml:space="preserve">Always back up first</w:t>
+      </w:r>
+      <w:r>
+        <w:t xml:space="preserve"> </w:t>
+      </w:r>
+      <w:r>
+        <w:t xml:space="preserve">— the operation is</w:t>
+      </w:r>
+      <w:r>
+        <w:t xml:space="preserve"> </w:t>
+      </w:r>
+      <w:r>
+        <w:t xml:space="preserve">destructive by design.</w:t>
+      </w:r>
+    </w:p>
+    <w:p>
+      <w:pPr>
+        <w:pStyle w:val="BodyText"/>
+      </w:pPr>
+      <w:r>
+        <w:t xml:space="preserve">For non-destructive column additions, edit</w:t>
+      </w:r>
+      <w:r>
+        <w:t xml:space="preserve"> </w:t>
+      </w:r>
+      <w:r>
+        <w:rPr>
+          <w:rStyle w:val="VerbatimChar"/>
+        </w:rPr>
+        <w:t xml:space="preserve">transactions.py</w:t>
+      </w:r>
+      <w:r>
+        <w:t xml:space="preserve"> </w:t>
+      </w:r>
+      <w:r>
+        <w:t xml:space="preserve">directly</w:t>
+      </w:r>
+      <w:r>
+        <w:t xml:space="preserve"> </w:t>
+      </w:r>
+      <w:r>
+        <w:t xml:space="preserve">to append a new column at the end and the existing rows stay valid</w:t>
+      </w:r>
+      <w:r>
+        <w:t xml:space="preserve"> </w:t>
+      </w:r>
+      <w:r>
+        <w:t xml:space="preserve">(empty value in the new column).</w:t>
+      </w:r>
+    </w:p>
+    <w:p>
+      <w:r>
+        <w:pict>
+          <v:rect style="width:0;height:1.5pt" o:hralign="center" o:hrstd="t" o:hr="t"/>
+        </w:pict>
+      </w:r>
+    </w:p>
     <w:bookmarkEnd w:id="87"/>
     <w:bookmarkEnd w:id="88"/>
     <w:bookmarkStart w:id="90" w:name="roadmap"/>
@@ -17318,7 +17739,8 @@
     <w:tbl>
       <w:tblPr>
         <w:tblStyle w:val="Table"/>
-        <w:tblW w:type="auto" w:w="0"/>
+        <w:tblW w:type="pct" w:w="5000"/>
+        <w:tblLayout w:type="fixed"/>
         <w:tblLook w:firstRow="1" w:lastRow="0" w:firstColumn="0" w:lastColumn="0" w:noHBand="0" w:noVBand="0" w:val="0020"/>
       </w:tblPr>
       <w:tblGrid>
@@ -17637,11 +18059,140 @@
               <w:pStyle w:val="Compact"/>
             </w:pPr>
             <w:r>
+              <w:t xml:space="preserve">Sheets reader + retrieval queries</w:t>
+            </w:r>
+          </w:p>
+        </w:tc>
+        <w:tc>
+          <w:tcPr/>
+          <w:p>
+            <w:pPr>
+              <w:pStyle w:val="Compact"/>
+            </w:pPr>
+            <w:r>
+              <w:t xml:space="preserve">done</w:t>
+            </w:r>
+          </w:p>
+        </w:tc>
+      </w:tr>
+      <w:tr>
+        <w:tc>
+          <w:tcPr/>
+          <w:p>
+            <w:pPr>
+              <w:pStyle w:val="Compact"/>
+              <w:jc w:val="right"/>
+            </w:pPr>
+            <w:r>
+              <w:t xml:space="preserve">7</w:t>
+            </w:r>
+          </w:p>
+        </w:tc>
+        <w:tc>
+          <w:tcPr/>
+          <w:p>
+            <w:pPr>
+              <w:pStyle w:val="Compact"/>
+            </w:pPr>
+            <w:r>
+              <w:t xml:space="preserve">Telegram bot front-end</w:t>
+            </w:r>
+          </w:p>
+        </w:tc>
+        <w:tc>
+          <w:tcPr/>
+          <w:p>
+            <w:pPr>
+              <w:pStyle w:val="Compact"/>
+            </w:pPr>
+            <w:r>
+              <w:t xml:space="preserve">done</w:t>
+            </w:r>
+          </w:p>
+        </w:tc>
+      </w:tr>
+      <w:tr>
+        <w:tc>
+          <w:tcPr/>
+          <w:p>
+            <w:pPr>
+              <w:pStyle w:val="Compact"/>
+              <w:jc w:val="right"/>
+            </w:pPr>
+            <w:r>
+              <w:t xml:space="preserve">7.1</w:t>
+            </w:r>
+          </w:p>
+        </w:tc>
+        <w:tc>
+          <w:tcPr/>
+          <w:p>
+            <w:pPr>
+              <w:pStyle w:val="Compact"/>
+            </w:pPr>
+            <w:r>
+              <w:t xml:space="preserve">Self-healing + corrections (</w:t>
+            </w:r>
+            <w:r>
+              <w:rPr>
+                <w:rStyle w:val="VerbatimChar"/>
+              </w:rPr>
+              <w:t xml:space="preserve">/undo</w:t>
+            </w:r>
+            <w:r>
+              <w:t xml:space="preserve">,</w:t>
+            </w:r>
+            <w:r>
+              <w:t xml:space="preserve"> </w:t>
+            </w:r>
+            <w:r>
+              <w:rPr>
+                <w:rStyle w:val="VerbatimChar"/>
+              </w:rPr>
+              <w:t xml:space="preserve">/edit</w:t>
+            </w:r>
+            <w:r>
+              <w:t xml:space="preserve">)</w:t>
+            </w:r>
+          </w:p>
+        </w:tc>
+        <w:tc>
+          <w:tcPr/>
+          <w:p>
+            <w:pPr>
+              <w:pStyle w:val="Compact"/>
+            </w:pPr>
+            <w:r>
+              <w:t xml:space="preserve">done</w:t>
+            </w:r>
+          </w:p>
+        </w:tc>
+      </w:tr>
+      <w:tr>
+        <w:tc>
+          <w:tcPr/>
+          <w:p>
+            <w:pPr>
+              <w:pStyle w:val="Compact"/>
+              <w:jc w:val="right"/>
+            </w:pPr>
+            <w:r>
+              <w:t xml:space="preserve">8</w:t>
+            </w:r>
+          </w:p>
+        </w:tc>
+        <w:tc>
+          <w:tcPr/>
+          <w:p>
+            <w:pPr>
+              <w:pStyle w:val="Compact"/>
+            </w:pPr>
+            <w:r>
               <w:rPr>
                 <w:b/>
                 <w:bCs/>
               </w:rPr>
-              <w:t xml:space="preserve">Sheets reader + retrieval queries</w:t>
+              <w:t xml:space="preserve">Polish (multi-turn clarification, weekly summaries)</w:t>
             </w:r>
           </w:p>
         </w:tc>
@@ -17670,135 +18221,6 @@
               <w:jc w:val="right"/>
             </w:pPr>
             <w:r>
-              <w:t xml:space="preserve">7</w:t>
-            </w:r>
-          </w:p>
-        </w:tc>
-        <w:tc>
-          <w:tcPr/>
-          <w:p>
-            <w:pPr>
-              <w:pStyle w:val="Compact"/>
-            </w:pPr>
-            <w:r>
-              <w:t xml:space="preserve">Telegram bot front-end</w:t>
-            </w:r>
-          </w:p>
-        </w:tc>
-        <w:tc>
-          <w:tcPr/>
-          <w:p>
-            <w:pPr>
-              <w:pStyle w:val="Compact"/>
-            </w:pPr>
-            <w:r>
-              <w:t xml:space="preserve">done</w:t>
-            </w:r>
-          </w:p>
-        </w:tc>
-      </w:tr>
-      <w:tr>
-        <w:tc>
-          <w:tcPr/>
-          <w:p>
-            <w:pPr>
-              <w:pStyle w:val="Compact"/>
-              <w:jc w:val="right"/>
-            </w:pPr>
-            <w:r>
-              <w:t xml:space="preserve">7.1</w:t>
-            </w:r>
-          </w:p>
-        </w:tc>
-        <w:tc>
-          <w:tcPr/>
-          <w:p>
-            <w:pPr>
-              <w:pStyle w:val="Compact"/>
-            </w:pPr>
-            <w:r>
-              <w:t xml:space="preserve">Self-healing + corrections (</w:t>
-            </w:r>
-            <w:r>
-              <w:rPr>
-                <w:rStyle w:val="VerbatimChar"/>
-              </w:rPr>
-              <w:t xml:space="preserve">/undo</w:t>
-            </w:r>
-            <w:r>
-              <w:t xml:space="preserve">,</w:t>
-            </w:r>
-            <w:r>
-              <w:t xml:space="preserve"> </w:t>
-            </w:r>
-            <w:r>
-              <w:rPr>
-                <w:rStyle w:val="VerbatimChar"/>
-              </w:rPr>
-              <w:t xml:space="preserve">/edit</w:t>
-            </w:r>
-            <w:r>
-              <w:t xml:space="preserve">)</w:t>
-            </w:r>
-          </w:p>
-        </w:tc>
-        <w:tc>
-          <w:tcPr/>
-          <w:p>
-            <w:pPr>
-              <w:pStyle w:val="Compact"/>
-            </w:pPr>
-            <w:r>
-              <w:t xml:space="preserve">done</w:t>
-            </w:r>
-          </w:p>
-        </w:tc>
-      </w:tr>
-      <w:tr>
-        <w:tc>
-          <w:tcPr/>
-          <w:p>
-            <w:pPr>
-              <w:pStyle w:val="Compact"/>
-              <w:jc w:val="right"/>
-            </w:pPr>
-            <w:r>
-              <w:t xml:space="preserve">8</w:t>
-            </w:r>
-          </w:p>
-        </w:tc>
-        <w:tc>
-          <w:tcPr/>
-          <w:p>
-            <w:pPr>
-              <w:pStyle w:val="Compact"/>
-            </w:pPr>
-            <w:r>
-              <w:t xml:space="preserve">Polish (multi-turn clarification, weekly summaries)</w:t>
-            </w:r>
-          </w:p>
-        </w:tc>
-        <w:tc>
-          <w:tcPr/>
-          <w:p>
-            <w:pPr>
-              <w:pStyle w:val="Compact"/>
-            </w:pPr>
-            <w:r>
-              <w:t xml:space="preserve">pending</w:t>
-            </w:r>
-          </w:p>
-        </w:tc>
-      </w:tr>
-      <w:tr>
-        <w:tc>
-          <w:tcPr/>
-          <w:p>
-            <w:pPr>
-              <w:pStyle w:val="Compact"/>
-              <w:jc w:val="right"/>
-            </w:pPr>
-            <w:r>
               <w:t xml:space="preserve">∞</w:t>
             </w:r>
           </w:p>
@@ -17861,7 +18283,7 @@
         <w:pStyle w:val="Compact"/>
         <w:numPr>
           <w:ilvl w:val="0"/>
-          <w:numId w:val="1036"/>
+          <w:numId w:val="1037"/>
         </w:numPr>
       </w:pPr>
       <w:r>
@@ -17895,7 +18317,7 @@
         <w:pStyle w:val="Compact"/>
         <w:numPr>
           <w:ilvl w:val="0"/>
-          <w:numId w:val="1036"/>
+          <w:numId w:val="1037"/>
         </w:numPr>
       </w:pPr>
       <w:r>
@@ -17944,7 +18366,7 @@
         <w:pStyle w:val="Compact"/>
         <w:numPr>
           <w:ilvl w:val="0"/>
-          <w:numId w:val="1036"/>
+          <w:numId w:val="1037"/>
         </w:numPr>
       </w:pPr>
       <w:r>
@@ -17981,7 +18403,7 @@
         <w:pStyle w:val="Compact"/>
         <w:numPr>
           <w:ilvl w:val="0"/>
-          <w:numId w:val="1036"/>
+          <w:numId w:val="1037"/>
         </w:numPr>
       </w:pPr>
       <w:r>
@@ -19277,6 +19699,9 @@
     <w:abstractNumId w:val="991"/>
   </w:num>
   <w:num w:numId="1029">
+    <w:abstractNumId w:val="991"/>
+  </w:num>
+  <w:num w:numId="1030">
     <w:abstractNumId w:val="99411"/>
     <w:lvlOverride w:ilvl="0">
       <w:startOverride w:val="1"/>
@@ -19306,9 +19731,6 @@
       <w:startOverride w:val="1"/>
     </w:lvlOverride>
   </w:num>
-  <w:num w:numId="1030">
-    <w:abstractNumId w:val="991"/>
-  </w:num>
   <w:num w:numId="1031">
     <w:abstractNumId w:val="991"/>
   </w:num>
@@ -19319,6 +19741,9 @@
     <w:abstractNumId w:val="991"/>
   </w:num>
   <w:num w:numId="1034">
+    <w:abstractNumId w:val="991"/>
+  </w:num>
+  <w:num w:numId="1035">
     <w:abstractNumId w:val="99411"/>
     <w:lvlOverride w:ilvl="0">
       <w:startOverride w:val="1"/>
@@ -19348,10 +19773,10 @@
       <w:startOverride w:val="1"/>
     </w:lvlOverride>
   </w:num>
-  <w:num w:numId="1035">
+  <w:num w:numId="1036">
     <w:abstractNumId w:val="991"/>
   </w:num>
-  <w:num w:numId="1036">
+  <w:num w:numId="1037">
     <w:abstractNumId w:val="991"/>
   </w:num>
 </w:numbering>

--- a/HANDBOOK.docx
+++ b/HANDBOOK.docx
@@ -68,7 +68,7 @@
         <w:t xml:space="preserve"> </w:t>
       </w:r>
       <w:r>
-        <w:t xml:space="preserve">Step 6 (retrieval queries)</w:t>
+        <w:t xml:space="preserve">Step 6.1 (retrieval polish)</w:t>
       </w:r>
     </w:p>
     <w:p>
@@ -10929,6 +10929,39 @@
         <w:rPr>
           <w:rStyle w:val="AttributeTok"/>
         </w:rPr>
+        <w:t xml:space="preserve">--inspect-ledger</w:t>
+      </w:r>
+      <w:r>
+        <w:rPr>
+          <w:rStyle w:val="NormalTok"/>
+        </w:rPr>
+        <w:t xml:space="preserve">     </w:t>
+      </w:r>
+      <w:r>
+        <w:rPr>
+          <w:rStyle w:val="CommentTok"/>
+        </w:rPr>
+        <w:t xml:space="preserve"># surface every row the parser couldn't read (with row index + reason)</w:t>
+      </w:r>
+      <w:r>
+        <w:br/>
+      </w:r>
+      <w:r>
+        <w:rPr>
+          <w:rStyle w:val="ExtensionTok"/>
+        </w:rPr>
+        <w:t xml:space="preserve">expense</w:t>
+      </w:r>
+      <w:r>
+        <w:rPr>
+          <w:rStyle w:val="NormalTok"/>
+        </w:rPr>
+        <w:t xml:space="preserve"> </w:t>
+      </w:r>
+      <w:r>
+        <w:rPr>
+          <w:rStyle w:val="AttributeTok"/>
+        </w:rPr>
         <w:t xml:space="preserve">--build-month</w:t>
       </w:r>
       <w:r>
@@ -18084,6 +18117,81 @@
               <w:jc w:val="right"/>
             </w:pPr>
             <w:r>
+              <w:t xml:space="preserve">6.1</w:t>
+            </w:r>
+          </w:p>
+        </w:tc>
+        <w:tc>
+          <w:tcPr/>
+          <w:p>
+            <w:pPr>
+              <w:pStyle w:val="Compact"/>
+            </w:pPr>
+            <w:r>
+              <w:t xml:space="preserve">Retrieval polish: pluralized replies, locale-tolerant amount parsing (</w:t>
+            </w:r>
+            <w:r>
+              <w:rPr>
+                <w:rStyle w:val="VerbatimChar"/>
+              </w:rPr>
+              <w:t xml:space="preserve">"1,000.00"</w:t>
+            </w:r>
+            <w:r>
+              <w:t xml:space="preserve">),</w:t>
+            </w:r>
+            <w:r>
+              <w:t xml:space="preserve"> </w:t>
+            </w:r>
+            <w:r>
+              <w:rPr>
+                <w:rStyle w:val="VerbatimChar"/>
+              </w:rPr>
+              <w:t xml:space="preserve">--inspect-ledger</w:t>
+            </w:r>
+            <w:r>
+              <w:t xml:space="preserve"> </w:t>
+            </w:r>
+            <w:r>
+              <w:t xml:space="preserve">diagnostic, sharper</w:t>
+            </w:r>
+            <w:r>
+              <w:t xml:space="preserve"> </w:t>
+            </w:r>
+            <w:r>
+              <w:rPr>
+                <w:rStyle w:val="VerbatimChar"/>
+              </w:rPr>
+              <w:t xml:space="preserve">query_recent</w:t>
+            </w:r>
+            <w:r>
+              <w:t xml:space="preserve"> </w:t>
+            </w:r>
+            <w:r>
+              <w:t xml:space="preserve">prompt</w:t>
+            </w:r>
+          </w:p>
+        </w:tc>
+        <w:tc>
+          <w:tcPr/>
+          <w:p>
+            <w:pPr>
+              <w:pStyle w:val="Compact"/>
+            </w:pPr>
+            <w:r>
+              <w:t xml:space="preserve">done</w:t>
+            </w:r>
+          </w:p>
+        </w:tc>
+      </w:tr>
+      <w:tr>
+        <w:tc>
+          <w:tcPr/>
+          <w:p>
+            <w:pPr>
+              <w:pStyle w:val="Compact"/>
+              <w:jc w:val="right"/>
+            </w:pPr>
+            <w:r>
               <w:t xml:space="preserve">7</w:t>
             </w:r>
           </w:p>
@@ -18192,7 +18300,7 @@
                 <w:b/>
                 <w:bCs/>
               </w:rPr>
-              <w:t xml:space="preserve">Polish (multi-turn clarification, weekly summaries)</w:t>
+              <w:t xml:space="preserve">Polish (weekly summaries, healthcheck, log rotation, multi-turn clarification)</w:t>
             </w:r>
           </w:p>
         </w:tc>

--- a/HANDBOOK.docx
+++ b/HANDBOOK.docx
@@ -28,7 +28,7 @@
         </w:p>
       </w:sdtContent>
     </w:sdt>
-    <w:bookmarkStart w:id="92" w:name="expense-tracker-bot-project-handbook"/>
+    <w:bookmarkStart w:id="94" w:name="expense-tracker-bot-project-handbook"/>
     <w:p>
       <w:pPr>
         <w:pStyle w:val="Heading1"/>
@@ -68,7 +68,7 @@
         <w:t xml:space="preserve"> </w:t>
       </w:r>
       <w:r>
-        <w:t xml:space="preserve">Step 6.1 (retrieval polish)</w:t>
+        <w:t xml:space="preserve">Step 8a (summaries)</w:t>
       </w:r>
     </w:p>
     <w:p>
@@ -8335,7 +8335,7 @@
         <w:rPr>
           <w:rStyle w:val="VerbatimChar"/>
         </w:rPr>
-        <w:t xml:space="preserve">│   ├── pipeline/             ← Chat orchestration (Steps 5, 6, 7.1)</w:t>
+        <w:t xml:space="preserve">│   ├── pipeline/             ← Chat orchestration (Steps 5, 6, 7.1, 8a)</w:t>
       </w:r>
       <w:r>
         <w:br/>
@@ -8362,6 +8362,15 @@
         <w:rPr>
           <w:rStyle w:val="VerbatimChar"/>
         </w:rPr>
+        <w:t xml:space="preserve">│   │   ├── summary.py          ← SummaryEngine: week/month/year rollups w/ prior-period delta</w:t>
+      </w:r>
+      <w:r>
+        <w:br/>
+      </w:r>
+      <w:r>
+        <w:rPr>
+          <w:rStyle w:val="VerbatimChar"/>
+        </w:rPr>
         <w:t xml:space="preserve">│   │   ├── correction.py       ← CorrectionLogger: undo / edit / re-FX / nudge</w:t>
       </w:r>
       <w:r>
@@ -8389,7 +8398,7 @@
         <w:rPr>
           <w:rStyle w:val="VerbatimChar"/>
         </w:rPr>
-        <w:t xml:space="preserve">│   │   ├── factory.py          ← get_chat_pipeline / get_correction_logger / get_retrieval_engine</w:t>
+        <w:t xml:space="preserve">│   │   ├── factory.py          ← get_chat_pipeline / get_correction_logger / get_retrieval_engine / get_summary_engine</w:t>
       </w:r>
       <w:r>
         <w:br/>
@@ -8407,7 +8416,7 @@
         <w:rPr>
           <w:rStyle w:val="VerbatimChar"/>
         </w:rPr>
-        <w:t xml:space="preserve">│   └── telegram_app/         ← Telegram front-end (Step 7)</w:t>
+        <w:t xml:space="preserve">│   └── telegram_app/         ← Telegram front-end (Steps 7, 7.1, 8a)</w:t>
       </w:r>
       <w:r>
         <w:br/>
@@ -8425,7 +8434,7 @@
         <w:rPr>
           <w:rStyle w:val="VerbatimChar"/>
         </w:rPr>
-        <w:t xml:space="preserve">│       ├── bot.py              ← MessageProcessor + CorrectionProcessor + handler factories</w:t>
+        <w:t xml:space="preserve">│       ├── bot.py              ← MessageProcessor + CorrectionProcessor + SummaryProcessor + handler factories</w:t>
       </w:r>
       <w:r>
         <w:br/>
@@ -8443,7 +8452,7 @@
         <w:rPr>
           <w:rStyle w:val="VerbatimChar"/>
         </w:rPr>
-        <w:t xml:space="preserve">└── tests/                    ← 427 tests, all offline</w:t>
+        <w:t xml:space="preserve">└── tests/                    ← 476 tests, all offline</w:t>
       </w:r>
       <w:r>
         <w:br/>
@@ -9798,85 +9807,130 @@
         <w:rPr>
           <w:rStyle w:val="VerbatimChar"/>
         </w:rPr>
-        <w:t xml:space="preserve">CorrectionLogger.{peek_last,undo,edit}</w:t>
-      </w:r>
-      <w:r>
-        <w:t xml:space="preserve"> </w:t>
-      </w:r>
-      <w:r>
-        <w:t xml:space="preserve">operates on the</w:t>
-      </w:r>
-      <w:r>
-        <w:t xml:space="preserve"> </w:t>
-      </w:r>
-      <w:r>
-        <w:t xml:space="preserve">bottom-most</w:t>
-      </w:r>
-      <w:r>
-        <w:t xml:space="preserve"> </w:t>
-      </w:r>
-      <w:r>
-        <w:rPr>
-          <w:rStyle w:val="VerbatimChar"/>
-        </w:rPr>
-        <w:t xml:space="preserve">Transactions</w:t>
-      </w:r>
-      <w:r>
-        <w:t xml:space="preserve"> </w:t>
-      </w:r>
-      <w:r>
-        <w:t xml:space="preserve">row. Amount edits re-run FX so</w:t>
-      </w:r>
-      <w:r>
-        <w:t xml:space="preserve"> </w:t>
-      </w:r>
-      <w:r>
-        <w:rPr>
-          <w:rStyle w:val="VerbatimChar"/>
-        </w:rPr>
-        <w:t xml:space="preserve">Amount (USD)</w:t>
-      </w:r>
-      <w:r>
-        <w:t xml:space="preserve"> </w:t>
-      </w:r>
-      <w:r>
-        <w:t xml:space="preserve">stays consistent. Both</w:t>
-      </w:r>
-      <w:r>
-        <w:t xml:space="preserve"> </w:t>
-      </w:r>
-      <w:r>
-        <w:rPr>
-          <w:rStyle w:val="VerbatimChar"/>
-        </w:rPr>
-        <w:t xml:space="preserve">undo</w:t>
-      </w:r>
-      <w:r>
-        <w:t xml:space="preserve"> </w:t>
-      </w:r>
-      <w:r>
-        <w:t xml:space="preserve">and</w:t>
-      </w:r>
-      <w:r>
-        <w:t xml:space="preserve"> </w:t>
-      </w:r>
-      <w:r>
-        <w:rPr>
-          <w:rStyle w:val="VerbatimChar"/>
-        </w:rPr>
-        <w:t xml:space="preserve">edit</w:t>
-      </w:r>
-      <w:r>
-        <w:t xml:space="preserve"> </w:t>
-      </w:r>
-      <w:r>
-        <w:t xml:space="preserve">end with the</w:t>
-      </w:r>
-      <w:r>
-        <w:t xml:space="preserve"> </w:t>
-      </w:r>
-      <w:r>
-        <w:t xml:space="preserve">same recompute nudge.</w:t>
+        <w:t xml:space="preserve">SummaryEngine.summarize(scope, anchor)</w:t>
+      </w:r>
+      <w:r>
+        <w:t xml:space="preserve"> </w:t>
+      </w:r>
+      <w:r>
+        <w:t xml:space="preserve">builds a</w:t>
+      </w:r>
+      <w:r>
+        <w:t xml:space="preserve"> </w:t>
+      </w:r>
+      <w:r>
+        <w:t xml:space="preserve">“where am I this</w:t>
+      </w:r>
+      <w:r>
+        <w:t xml:space="preserve"> </w:t>
+      </w:r>
+      <w:r>
+        <w:t xml:space="preserve">week / month / year?”</w:t>
+      </w:r>
+      <w:r>
+        <w:t xml:space="preserve"> </w:t>
+      </w:r>
+      <w:r>
+        <w:t xml:space="preserve">rollup. It composes two</w:t>
+      </w:r>
+      <w:r>
+        <w:t xml:space="preserve"> </w:t>
+      </w:r>
+      <w:r>
+        <w:rPr>
+          <w:rStyle w:val="VerbatimChar"/>
+        </w:rPr>
+        <w:t xml:space="preserve">RetrievalEngine</w:t>
+      </w:r>
+      <w:r>
+        <w:t xml:space="preserve"> </w:t>
+      </w:r>
+      <w:r>
+        <w:t xml:space="preserve">calls — one for the focal window, one for the apples-to-apples prior</w:t>
+      </w:r>
+      <w:r>
+        <w:t xml:space="preserve"> </w:t>
+      </w:r>
+      <w:r>
+        <w:t xml:space="preserve">window — and returns a</w:t>
+      </w:r>
+      <w:r>
+        <w:t xml:space="preserve"> </w:t>
+      </w:r>
+      <w:r>
+        <w:rPr>
+          <w:rStyle w:val="VerbatimChar"/>
+        </w:rPr>
+        <w:t xml:space="preserve">Summary</w:t>
+      </w:r>
+      <w:r>
+        <w:t xml:space="preserve"> </w:t>
+      </w:r>
+      <w:r>
+        <w:t xml:space="preserve">with both sides, a delta, top</w:t>
+      </w:r>
+      <w:r>
+        <w:t xml:space="preserve"> </w:t>
+      </w:r>
+      <w:r>
+        <w:t xml:space="preserve">categories, biggest expense, and active-day count. Window arithmetic</w:t>
+      </w:r>
+      <w:r>
+        <w:t xml:space="preserve"> </w:t>
+      </w:r>
+      <w:r>
+        <w:t xml:space="preserve">handles month-end and leap-year edge cases (</w:t>
+      </w:r>
+      <w:r>
+        <w:rPr>
+          <w:rStyle w:val="VerbatimChar"/>
+        </w:rPr>
+        <w:t xml:space="preserve">2024-02-29</w:t>
+      </w:r>
+      <w:r>
+        <w:t xml:space="preserve"> </w:t>
+      </w:r>
+      <w:r>
+        <w:t xml:space="preserve">→ prior</w:t>
+      </w:r>
+      <w:r>
+        <w:t xml:space="preserve"> </w:t>
+      </w:r>
+      <w:r>
+        <w:t xml:space="preserve">year compared at</w:t>
+      </w:r>
+      <w:r>
+        <w:t xml:space="preserve"> </w:t>
+      </w:r>
+      <w:r>
+        <w:rPr>
+          <w:rStyle w:val="VerbatimChar"/>
+        </w:rPr>
+        <w:t xml:space="preserve">2023-02-28</w:t>
+      </w:r>
+      <w:r>
+        <w:t xml:space="preserve">).</w:t>
+      </w:r>
+      <w:r>
+        <w:t xml:space="preserve"> </w:t>
+      </w:r>
+      <w:r>
+        <w:rPr>
+          <w:rStyle w:val="VerbatimChar"/>
+        </w:rPr>
+        <w:t xml:space="preserve">format_summary(summary, mode=...)</w:t>
+      </w:r>
+      <w:r>
+        <w:t xml:space="preserve"> </w:t>
+      </w:r>
+      <w:r>
+        <w:t xml:space="preserve">renders it for either the CLI (verbose multi-line) or Telegram</w:t>
+      </w:r>
+      <w:r>
+        <w:t xml:space="preserve"> </w:t>
+      </w:r>
+      <w:r>
+        <w:t xml:space="preserve">(compact single-block).</w:t>
       </w:r>
     </w:p>
     <w:p>
@@ -9891,79 +9945,85 @@
         <w:rPr>
           <w:rStyle w:val="VerbatimChar"/>
         </w:rPr>
-        <w:t xml:space="preserve">format_reply(turn)</w:t>
-      </w:r>
-      <w:r>
-        <w:t xml:space="preserve"> </w:t>
-      </w:r>
-      <w:r>
-        <w:t xml:space="preserve">is a pure function that produces the</w:t>
-      </w:r>
-      <w:r>
-        <w:t xml:space="preserve"> </w:t>
-      </w:r>
-      <w:r>
-        <w:t xml:space="preserve">user-facing reply string for any</w:t>
-      </w:r>
-      <w:r>
-        <w:t xml:space="preserve"> </w:t>
-      </w:r>
-      <w:r>
-        <w:rPr>
-          <w:rStyle w:val="VerbatimChar"/>
-        </w:rPr>
-        <w:t xml:space="preserve">ChatTurn</w:t>
-      </w:r>
-      <w:r>
-        <w:t xml:space="preserve">. It dispatches on the</w:t>
-      </w:r>
-      <w:r>
-        <w:t xml:space="preserve"> </w:t>
-      </w:r>
-      <w:r>
-        <w:t xml:space="preserve">turn’s intent and on whether a</w:t>
-      </w:r>
-      <w:r>
-        <w:t xml:space="preserve"> </w:t>
-      </w:r>
-      <w:r>
-        <w:rPr>
-          <w:rStyle w:val="VerbatimChar"/>
-        </w:rPr>
-        <w:t xml:space="preserve">LogResult</w:t>
-      </w:r>
-      <w:r>
-        <w:t xml:space="preserve"> </w:t>
-      </w:r>
-      <w:r>
-        <w:t xml:space="preserve">/</w:t>
-      </w:r>
-      <w:r>
-        <w:t xml:space="preserve"> </w:t>
-      </w:r>
-      <w:r>
-        <w:rPr>
-          <w:rStyle w:val="VerbatimChar"/>
-        </w:rPr>
-        <w:t xml:space="preserve">RetrievalAnswer</w:t>
-      </w:r>
-      <w:r>
-        <w:t xml:space="preserve"> </w:t>
-      </w:r>
-      <w:r>
-        <w:t xml:space="preserve">/</w:t>
-      </w:r>
-      <w:r>
-        <w:t xml:space="preserve"> </w:t>
-      </w:r>
-      <w:r>
-        <w:t xml:space="preserve">error is attached. The same string is what the CLI prints and what</w:t>
-      </w:r>
-      <w:r>
-        <w:t xml:space="preserve"> </w:t>
-      </w:r>
-      <w:r>
-        <w:t xml:space="preserve">Telegram sends.</w:t>
+        <w:t xml:space="preserve">CorrectionLogger.{peek_last,undo,edit}</w:t>
+      </w:r>
+      <w:r>
+        <w:t xml:space="preserve"> </w:t>
+      </w:r>
+      <w:r>
+        <w:t xml:space="preserve">operates on the</w:t>
+      </w:r>
+      <w:r>
+        <w:t xml:space="preserve"> </w:t>
+      </w:r>
+      <w:r>
+        <w:t xml:space="preserve">bottom-most</w:t>
+      </w:r>
+      <w:r>
+        <w:t xml:space="preserve"> </w:t>
+      </w:r>
+      <w:r>
+        <w:rPr>
+          <w:rStyle w:val="VerbatimChar"/>
+        </w:rPr>
+        <w:t xml:space="preserve">Transactions</w:t>
+      </w:r>
+      <w:r>
+        <w:t xml:space="preserve"> </w:t>
+      </w:r>
+      <w:r>
+        <w:t xml:space="preserve">row. Amount edits re-run FX so</w:t>
+      </w:r>
+      <w:r>
+        <w:t xml:space="preserve"> </w:t>
+      </w:r>
+      <w:r>
+        <w:rPr>
+          <w:rStyle w:val="VerbatimChar"/>
+        </w:rPr>
+        <w:t xml:space="preserve">Amount (USD)</w:t>
+      </w:r>
+      <w:r>
+        <w:t xml:space="preserve"> </w:t>
+      </w:r>
+      <w:r>
+        <w:t xml:space="preserve">stays consistent. Both</w:t>
+      </w:r>
+      <w:r>
+        <w:t xml:space="preserve"> </w:t>
+      </w:r>
+      <w:r>
+        <w:rPr>
+          <w:rStyle w:val="VerbatimChar"/>
+        </w:rPr>
+        <w:t xml:space="preserve">undo</w:t>
+      </w:r>
+      <w:r>
+        <w:t xml:space="preserve"> </w:t>
+      </w:r>
+      <w:r>
+        <w:t xml:space="preserve">and</w:t>
+      </w:r>
+      <w:r>
+        <w:t xml:space="preserve"> </w:t>
+      </w:r>
+      <w:r>
+        <w:rPr>
+          <w:rStyle w:val="VerbatimChar"/>
+        </w:rPr>
+        <w:t xml:space="preserve">edit</w:t>
+      </w:r>
+      <w:r>
+        <w:t xml:space="preserve"> </w:t>
+      </w:r>
+      <w:r>
+        <w:t xml:space="preserve">end with the</w:t>
+      </w:r>
+      <w:r>
+        <w:t xml:space="preserve"> </w:t>
+      </w:r>
+      <w:r>
+        <w:t xml:space="preserve">same recompute nudge.</w:t>
       </w:r>
     </w:p>
     <w:p>
@@ -9978,6 +10038,93 @@
         <w:rPr>
           <w:rStyle w:val="VerbatimChar"/>
         </w:rPr>
+        <w:t xml:space="preserve">format_reply(turn)</w:t>
+      </w:r>
+      <w:r>
+        <w:t xml:space="preserve"> </w:t>
+      </w:r>
+      <w:r>
+        <w:t xml:space="preserve">is a pure function that produces the</w:t>
+      </w:r>
+      <w:r>
+        <w:t xml:space="preserve"> </w:t>
+      </w:r>
+      <w:r>
+        <w:t xml:space="preserve">user-facing reply string for any</w:t>
+      </w:r>
+      <w:r>
+        <w:t xml:space="preserve"> </w:t>
+      </w:r>
+      <w:r>
+        <w:rPr>
+          <w:rStyle w:val="VerbatimChar"/>
+        </w:rPr>
+        <w:t xml:space="preserve">ChatTurn</w:t>
+      </w:r>
+      <w:r>
+        <w:t xml:space="preserve">. It dispatches on the</w:t>
+      </w:r>
+      <w:r>
+        <w:t xml:space="preserve"> </w:t>
+      </w:r>
+      <w:r>
+        <w:t xml:space="preserve">turn’s intent and on whether a</w:t>
+      </w:r>
+      <w:r>
+        <w:t xml:space="preserve"> </w:t>
+      </w:r>
+      <w:r>
+        <w:rPr>
+          <w:rStyle w:val="VerbatimChar"/>
+        </w:rPr>
+        <w:t xml:space="preserve">LogResult</w:t>
+      </w:r>
+      <w:r>
+        <w:t xml:space="preserve"> </w:t>
+      </w:r>
+      <w:r>
+        <w:t xml:space="preserve">/</w:t>
+      </w:r>
+      <w:r>
+        <w:t xml:space="preserve"> </w:t>
+      </w:r>
+      <w:r>
+        <w:rPr>
+          <w:rStyle w:val="VerbatimChar"/>
+        </w:rPr>
+        <w:t xml:space="preserve">RetrievalAnswer</w:t>
+      </w:r>
+      <w:r>
+        <w:t xml:space="preserve"> </w:t>
+      </w:r>
+      <w:r>
+        <w:t xml:space="preserve">/</w:t>
+      </w:r>
+      <w:r>
+        <w:t xml:space="preserve"> </w:t>
+      </w:r>
+      <w:r>
+        <w:t xml:space="preserve">error is attached. The same string is what the CLI prints and what</w:t>
+      </w:r>
+      <w:r>
+        <w:t xml:space="preserve"> </w:t>
+      </w:r>
+      <w:r>
+        <w:t xml:space="preserve">Telegram sends.</w:t>
+      </w:r>
+    </w:p>
+    <w:p>
+      <w:pPr>
+        <w:pStyle w:val="Compact"/>
+        <w:numPr>
+          <w:ilvl w:val="0"/>
+          <w:numId w:val="1025"/>
+        </w:numPr>
+      </w:pPr>
+      <w:r>
+        <w:rPr>
+          <w:rStyle w:val="VerbatimChar"/>
+        </w:rPr>
         <w:t xml:space="preserve">ChatPipeline.chat(text)</w:t>
       </w:r>
       <w:r>
@@ -10178,55 +10325,67 @@
         <w:rPr>
           <w:rStyle w:val="VerbatimChar"/>
         </w:rPr>
-        <w:t xml:space="preserve">bot.py</w:t>
-      </w:r>
-      <w:r>
-        <w:t xml:space="preserve"> </w:t>
-      </w:r>
-      <w:r>
-        <w:t xml:space="preserve">exposes</w:t>
-      </w:r>
-      <w:r>
-        <w:t xml:space="preserve"> </w:t>
-      </w:r>
-      <w:r>
-        <w:rPr>
-          <w:rStyle w:val="VerbatimChar"/>
-        </w:rPr>
-        <w:t xml:space="preserve">make_*_handler</w:t>
-      </w:r>
-      <w:r>
-        <w:t xml:space="preserve"> </w:t>
-      </w:r>
-      <w:r>
-        <w:t xml:space="preserve">factories that wrap the</w:t>
-      </w:r>
-      <w:r>
-        <w:t xml:space="preserve"> </w:t>
-      </w:r>
-      <w:r>
-        <w:t xml:space="preserve">processors in</w:t>
-      </w:r>
-      <w:r>
-        <w:t xml:space="preserve"> </w:t>
-      </w:r>
-      <w:r>
-        <w:rPr>
-          <w:rStyle w:val="VerbatimChar"/>
-        </w:rPr>
-        <w:t xml:space="preserve">async def(update, context)</w:t>
-      </w:r>
-      <w:r>
-        <w:t xml:space="preserve"> </w:t>
-      </w:r>
-      <w:r>
-        <w:t xml:space="preserve">callbacks the Telegram</w:t>
-      </w:r>
-      <w:r>
-        <w:t xml:space="preserve"> </w:t>
-      </w:r>
-      <w:r>
-        <w:t xml:space="preserve">SDK expects.</w:t>
+        <w:t xml:space="preserve">SummaryProcessor.process(user_id, args_text)</w:t>
+      </w:r>
+      <w:r>
+        <w:t xml:space="preserve"> </w:t>
+      </w:r>
+      <w:r>
+        <w:t xml:space="preserve">is the parallel for</w:t>
+      </w:r>
+      <w:r>
+        <w:t xml:space="preserve"> </w:t>
+      </w:r>
+      <w:r>
+        <w:rPr>
+          <w:rStyle w:val="VerbatimChar"/>
+        </w:rPr>
+        <w:t xml:space="preserve">/summary [week|month|year]</w:t>
+      </w:r>
+      <w:r>
+        <w:t xml:space="preserve">. It auth-gates, parses the argument</w:t>
+      </w:r>
+      <w:r>
+        <w:t xml:space="preserve"> </w:t>
+      </w:r>
+      <w:r>
+        <w:t xml:space="preserve">(defaults to</w:t>
+      </w:r>
+      <w:r>
+        <w:t xml:space="preserve"> </w:t>
+      </w:r>
+      <w:r>
+        <w:rPr>
+          <w:rStyle w:val="VerbatimChar"/>
+        </w:rPr>
+        <w:t xml:space="preserve">week</w:t>
+      </w:r>
+      <w:r>
+        <w:t xml:space="preserve">), calls</w:t>
+      </w:r>
+      <w:r>
+        <w:t xml:space="preserve"> </w:t>
+      </w:r>
+      <w:r>
+        <w:rPr>
+          <w:rStyle w:val="VerbatimChar"/>
+        </w:rPr>
+        <w:t xml:space="preserve">SummaryEngine.summarize</w:t>
+      </w:r>
+      <w:r>
+        <w:t xml:space="preserve">, and returns</w:t>
+      </w:r>
+      <w:r>
+        <w:t xml:space="preserve"> </w:t>
+      </w:r>
+      <w:r>
+        <w:t xml:space="preserve">a Telegram-shaped reply. Errors from the engine are converted to a</w:t>
+      </w:r>
+      <w:r>
+        <w:t xml:space="preserve"> </w:t>
+      </w:r>
+      <w:r>
+        <w:t xml:space="preserve">friendly one-liner — the chat never sees a stack trace.</w:t>
       </w:r>
     </w:p>
     <w:p>
@@ -10241,6 +10400,69 @@
         <w:rPr>
           <w:rStyle w:val="VerbatimChar"/>
         </w:rPr>
+        <w:t xml:space="preserve">bot.py</w:t>
+      </w:r>
+      <w:r>
+        <w:t xml:space="preserve"> </w:t>
+      </w:r>
+      <w:r>
+        <w:t xml:space="preserve">exposes</w:t>
+      </w:r>
+      <w:r>
+        <w:t xml:space="preserve"> </w:t>
+      </w:r>
+      <w:r>
+        <w:rPr>
+          <w:rStyle w:val="VerbatimChar"/>
+        </w:rPr>
+        <w:t xml:space="preserve">make_*_handler</w:t>
+      </w:r>
+      <w:r>
+        <w:t xml:space="preserve"> </w:t>
+      </w:r>
+      <w:r>
+        <w:t xml:space="preserve">factories that wrap the</w:t>
+      </w:r>
+      <w:r>
+        <w:t xml:space="preserve"> </w:t>
+      </w:r>
+      <w:r>
+        <w:t xml:space="preserve">processors in</w:t>
+      </w:r>
+      <w:r>
+        <w:t xml:space="preserve"> </w:t>
+      </w:r>
+      <w:r>
+        <w:rPr>
+          <w:rStyle w:val="VerbatimChar"/>
+        </w:rPr>
+        <w:t xml:space="preserve">async def(update, context)</w:t>
+      </w:r>
+      <w:r>
+        <w:t xml:space="preserve"> </w:t>
+      </w:r>
+      <w:r>
+        <w:t xml:space="preserve">callbacks the Telegram</w:t>
+      </w:r>
+      <w:r>
+        <w:t xml:space="preserve"> </w:t>
+      </w:r>
+      <w:r>
+        <w:t xml:space="preserve">SDK expects.</w:t>
+      </w:r>
+    </w:p>
+    <w:p>
+      <w:pPr>
+        <w:pStyle w:val="Compact"/>
+        <w:numPr>
+          <w:ilvl w:val="0"/>
+          <w:numId w:val="1026"/>
+        </w:numPr>
+      </w:pPr>
+      <w:r>
+        <w:rPr>
+          <w:rStyle w:val="VerbatimChar"/>
+        </w:rPr>
         <w:t xml:space="preserve">build_application(settings)</w:t>
       </w:r>
       <w:r>
@@ -10496,7 +10718,7 @@
     </w:p>
     <w:bookmarkEnd w:id="44"/>
     <w:bookmarkEnd w:id="45"/>
-    <w:bookmarkStart w:id="51" w:name="cli-reference-every-flag"/>
+    <w:bookmarkStart w:id="52" w:name="cli-reference-every-flag"/>
     <w:p>
       <w:pPr>
         <w:pStyle w:val="Heading2"/>
@@ -11493,12 +11715,164 @@
       </w:r>
     </w:p>
     <w:bookmarkEnd w:id="48"/>
-    <w:bookmarkStart w:id="49" w:name="correction-undo-edit-step-7.1"/>
+    <w:bookmarkStart w:id="49" w:name="summaries-step-8a"/>
     <w:p>
       <w:pPr>
         <w:pStyle w:val="Heading3"/>
       </w:pPr>
       <w:r>
+        <w:t xml:space="preserve">Summaries — Step 8a</w:t>
+      </w:r>
+    </w:p>
+    <w:p>
+      <w:pPr>
+        <w:pStyle w:val="SourceCode"/>
+      </w:pPr>
+      <w:r>
+        <w:rPr>
+          <w:rStyle w:val="ExtensionTok"/>
+        </w:rPr>
+        <w:t xml:space="preserve">expense</w:t>
+      </w:r>
+      <w:r>
+        <w:rPr>
+          <w:rStyle w:val="NormalTok"/>
+        </w:rPr>
+        <w:t xml:space="preserve"> </w:t>
+      </w:r>
+      <w:r>
+        <w:rPr>
+          <w:rStyle w:val="AttributeTok"/>
+        </w:rPr>
+        <w:t xml:space="preserve">--summary</w:t>
+      </w:r>
+      <w:r>
+        <w:rPr>
+          <w:rStyle w:val="NormalTok"/>
+        </w:rPr>
+        <w:t xml:space="preserve"> week     </w:t>
+      </w:r>
+      <w:r>
+        <w:rPr>
+          <w:rStyle w:val="CommentTok"/>
+        </w:rPr>
+        <w:t xml:space="preserve"># last 7 days vs previous 7 days</w:t>
+      </w:r>
+      <w:r>
+        <w:br/>
+      </w:r>
+      <w:r>
+        <w:rPr>
+          <w:rStyle w:val="ExtensionTok"/>
+        </w:rPr>
+        <w:t xml:space="preserve">expense</w:t>
+      </w:r>
+      <w:r>
+        <w:rPr>
+          <w:rStyle w:val="NormalTok"/>
+        </w:rPr>
+        <w:t xml:space="preserve"> </w:t>
+      </w:r>
+      <w:r>
+        <w:rPr>
+          <w:rStyle w:val="AttributeTok"/>
+        </w:rPr>
+        <w:t xml:space="preserve">--summary</w:t>
+      </w:r>
+      <w:r>
+        <w:rPr>
+          <w:rStyle w:val="NormalTok"/>
+        </w:rPr>
+        <w:t xml:space="preserve"> month    </w:t>
+      </w:r>
+      <w:r>
+        <w:rPr>
+          <w:rStyle w:val="CommentTok"/>
+        </w:rPr>
+        <w:t xml:space="preserve"># current month-to-date vs same days of prior month</w:t>
+      </w:r>
+      <w:r>
+        <w:br/>
+      </w:r>
+      <w:r>
+        <w:rPr>
+          <w:rStyle w:val="ExtensionTok"/>
+        </w:rPr>
+        <w:t xml:space="preserve">expense</w:t>
+      </w:r>
+      <w:r>
+        <w:rPr>
+          <w:rStyle w:val="NormalTok"/>
+        </w:rPr>
+        <w:t xml:space="preserve"> </w:t>
+      </w:r>
+      <w:r>
+        <w:rPr>
+          <w:rStyle w:val="AttributeTok"/>
+        </w:rPr>
+        <w:t xml:space="preserve">--summary</w:t>
+      </w:r>
+      <w:r>
+        <w:rPr>
+          <w:rStyle w:val="NormalTok"/>
+        </w:rPr>
+        <w:t xml:space="preserve"> year     </w:t>
+      </w:r>
+      <w:r>
+        <w:rPr>
+          <w:rStyle w:val="CommentTok"/>
+        </w:rPr>
+        <w:t xml:space="preserve"># current year-to-date vs same calendar window in prior year</w:t>
+      </w:r>
+    </w:p>
+    <w:p>
+      <w:pPr>
+        <w:pStyle w:val="FirstParagraph"/>
+      </w:pPr>
+      <w:r>
+        <w:t xml:space="preserve">Each summary shows the focal-period total, transaction count, top 3</w:t>
+      </w:r>
+      <w:r>
+        <w:t xml:space="preserve"> </w:t>
+      </w:r>
+      <w:r>
+        <w:t xml:space="preserve">categories with percentages, the single biggest expense, days active in</w:t>
+      </w:r>
+      <w:r>
+        <w:t xml:space="preserve"> </w:t>
+      </w:r>
+      <w:r>
+        <w:t xml:space="preserve">the window, and the apples-to-apples prior-period delta (absolute and</w:t>
+      </w:r>
+      <w:r>
+        <w:t xml:space="preserve"> </w:t>
+      </w:r>
+      <w:r>
+        <w:t xml:space="preserve">percentage). Honours</w:t>
+      </w:r>
+      <w:r>
+        <w:t xml:space="preserve"> </w:t>
+      </w:r>
+      <w:r>
+        <w:rPr>
+          <w:rStyle w:val="VerbatimChar"/>
+        </w:rPr>
+        <w:t xml:space="preserve">--fake</w:t>
+      </w:r>
+      <w:r>
+        <w:t xml:space="preserve"> </w:t>
+      </w:r>
+      <w:r>
+        <w:t xml:space="preserve">for offline / sample-data runs.</w:t>
+      </w:r>
+    </w:p>
+    <w:bookmarkEnd w:id="49"/>
+    <w:bookmarkStart w:id="50" w:name="correction-undo-edit-step-7.1"/>
+    <w:p>
+      <w:pPr>
+        <w:pStyle w:val="Heading3"/>
+      </w:pPr>
+      <w:r>
         <w:t xml:space="preserve">Correction (undo / edit) — Step 7.1</w:t>
       </w:r>
     </w:p>
@@ -11648,8 +12022,8 @@
         <w:t xml:space="preserve"># combine</w:t>
       </w:r>
     </w:p>
-    <w:bookmarkEnd w:id="49"/>
-    <w:bookmarkStart w:id="50" w:name="telegram-bot-1"/>
+    <w:bookmarkEnd w:id="50"/>
+    <w:bookmarkStart w:id="51" w:name="telegram-bot-1"/>
     <w:p>
       <w:pPr>
         <w:pStyle w:val="Heading3"/>
@@ -11745,9 +12119,9 @@
         </w:pict>
       </w:r>
     </w:p>
-    <w:bookmarkEnd w:id="50"/>
     <w:bookmarkEnd w:id="51"/>
-    <w:bookmarkStart w:id="52" w:name="telegram-reference-every-command"/>
+    <w:bookmarkEnd w:id="52"/>
+    <w:bookmarkStart w:id="53" w:name="telegram-reference-every-command"/>
     <w:p>
       <w:pPr>
         <w:pStyle w:val="Heading2"/>
@@ -11846,6 +12220,42 @@
           <w:rStyle w:val="VerbatimChar"/>
         </w:rPr>
         <w:t xml:space="preserve">/edit category India Expense→ multi-word categories supported</w:t>
+      </w:r>
+      <w:r>
+        <w:br/>
+      </w:r>
+      <w:r>
+        <w:rPr>
+          <w:rStyle w:val="VerbatimChar"/>
+        </w:rPr>
+        <w:t xml:space="preserve">/summary                    → weekly summary (last 7 days vs previous 7)</w:t>
+      </w:r>
+      <w:r>
+        <w:br/>
+      </w:r>
+      <w:r>
+        <w:rPr>
+          <w:rStyle w:val="VerbatimChar"/>
+        </w:rPr>
+        <w:t xml:space="preserve">/summary week               → same as /summary</w:t>
+      </w:r>
+      <w:r>
+        <w:br/>
+      </w:r>
+      <w:r>
+        <w:rPr>
+          <w:rStyle w:val="VerbatimChar"/>
+        </w:rPr>
+        <w:t xml:space="preserve">/summary month              → month-to-date vs same days of prior month</w:t>
+      </w:r>
+      <w:r>
+        <w:br/>
+      </w:r>
+      <w:r>
+        <w:rPr>
+          <w:rStyle w:val="VerbatimChar"/>
+        </w:rPr>
+        <w:t xml:space="preserve">/summary year               → year-to-date vs same calendar window prior year</w:t>
       </w:r>
     </w:p>
     <w:p>
@@ -11902,8 +12312,8 @@
         </w:pict>
       </w:r>
     </w:p>
-    <w:bookmarkEnd w:id="52"/>
-    <w:bookmarkStart w:id="57" w:name="data-model-what-gets-stored-where"/>
+    <w:bookmarkEnd w:id="53"/>
+    <w:bookmarkStart w:id="58" w:name="data-model-what-gets-stored-where"/>
     <w:p>
       <w:pPr>
         <w:pStyle w:val="Heading2"/>
@@ -11912,7 +12322,7 @@
         <w:t xml:space="preserve">9. Data model — what gets stored where</w:t>
       </w:r>
     </w:p>
-    <w:bookmarkStart w:id="53" w:name="master-ledger-transactions-tab"/>
+    <w:bookmarkStart w:id="54" w:name="master-ledger-transactions-tab"/>
     <w:p>
       <w:pPr>
         <w:pStyle w:val="Heading3"/>
@@ -13110,8 +13520,8 @@
         <w:t xml:space="preserve">SUMIFS.</w:t>
       </w:r>
     </w:p>
-    <w:bookmarkEnd w:id="53"/>
-    <w:bookmarkStart w:id="54" w:name="monthly-tab-april-2026-may-2026"/>
+    <w:bookmarkEnd w:id="54"/>
+    <w:bookmarkStart w:id="55" w:name="monthly-tab-april-2026-may-2026"/>
     <w:p>
       <w:pPr>
         <w:pStyle w:val="Heading3"/>
@@ -13348,8 +13758,8 @@
         <w:t xml:space="preserve">fades; a day with real spending pops.</w:t>
       </w:r>
     </w:p>
-    <w:bookmarkEnd w:id="54"/>
-    <w:bookmarkStart w:id="55" w:name="ytd-dashboard-ytd-2026"/>
+    <w:bookmarkEnd w:id="55"/>
+    <w:bookmarkStart w:id="56" w:name="ytd-dashboard-ytd-2026"/>
     <w:p>
       <w:pPr>
         <w:pStyle w:val="Heading3"/>
@@ -13464,8 +13874,8 @@
         <w:t xml:space="preserve">(Top vendors block — top N vendors by amount this year)</w:t>
       </w:r>
     </w:p>
-    <w:bookmarkEnd w:id="55"/>
-    <w:bookmarkStart w:id="56" w:name="categories-the-13-canonical-names"/>
+    <w:bookmarkEnd w:id="56"/>
+    <w:bookmarkStart w:id="57" w:name="categories-the-13-canonical-names"/>
     <w:p>
       <w:pPr>
         <w:pStyle w:val="Heading3"/>
@@ -14100,9 +14510,9 @@
         </w:pict>
       </w:r>
     </w:p>
-    <w:bookmarkEnd w:id="56"/>
     <w:bookmarkEnd w:id="57"/>
-    <w:bookmarkStart w:id="61" w:name="multi-currency-how-fx-works"/>
+    <w:bookmarkEnd w:id="58"/>
+    <w:bookmarkStart w:id="62" w:name="multi-currency-how-fx-works"/>
     <w:p>
       <w:pPr>
         <w:pStyle w:val="Heading2"/>
@@ -14125,7 +14535,7 @@
         <w:t xml:space="preserve">…) is converted on the way in.</w:t>
       </w:r>
     </w:p>
-    <w:bookmarkStart w:id="58" w:name="flow"/>
+    <w:bookmarkStart w:id="59" w:name="flow"/>
     <w:p>
       <w:pPr>
         <w:pStyle w:val="Heading3"/>
@@ -14338,8 +14748,8 @@
         <w:t xml:space="preserve">.</w:t>
       </w:r>
     </w:p>
-    <w:bookmarkEnd w:id="58"/>
-    <w:bookmarkStart w:id="59" w:name="why-frankfurter"/>
+    <w:bookmarkEnd w:id="59"/>
+    <w:bookmarkStart w:id="60" w:name="why-frankfurter"/>
     <w:p>
       <w:pPr>
         <w:pStyle w:val="Heading3"/>
@@ -14402,8 +14812,8 @@
         <w:t xml:space="preserve">entries.</w:t>
       </w:r>
     </w:p>
-    <w:bookmarkEnd w:id="59"/>
-    <w:bookmarkStart w:id="60" w:name="caching-semantics"/>
+    <w:bookmarkEnd w:id="60"/>
+    <w:bookmarkStart w:id="61" w:name="caching-semantics"/>
     <w:p>
       <w:pPr>
         <w:pStyle w:val="Heading3"/>
@@ -14529,9 +14939,9 @@
         </w:pict>
       </w:r>
     </w:p>
-    <w:bookmarkEnd w:id="60"/>
     <w:bookmarkEnd w:id="61"/>
-    <w:bookmarkStart w:id="63" w:name="logs-observability"/>
+    <w:bookmarkEnd w:id="62"/>
+    <w:bookmarkStart w:id="64" w:name="logs-observability"/>
     <w:p>
       <w:pPr>
         <w:pStyle w:val="Heading2"/>
@@ -14805,7 +15215,7 @@
         <w:t xml:space="preserve"> logs/conversations.jsonl logs/llm_calls.jsonl</w:t>
       </w:r>
     </w:p>
-    <w:bookmarkStart w:id="62" w:name="schemas-excerpt"/>
+    <w:bookmarkStart w:id="63" w:name="schemas-excerpt"/>
     <w:p>
       <w:pPr>
         <w:pStyle w:val="Heading3"/>
@@ -15738,9 +16148,9 @@
         </w:pict>
       </w:r>
     </w:p>
-    <w:bookmarkEnd w:id="62"/>
     <w:bookmarkEnd w:id="63"/>
-    <w:bookmarkStart w:id="70" w:name="self-healing-corrections"/>
+    <w:bookmarkEnd w:id="64"/>
+    <w:bookmarkStart w:id="71" w:name="self-healing-corrections"/>
     <w:p>
       <w:pPr>
         <w:pStyle w:val="Heading2"/>
@@ -15757,7 +16167,7 @@
         <w:t xml:space="preserve">Two things ship under this banner:</w:t>
       </w:r>
     </w:p>
-    <w:bookmarkStart w:id="64" w:name="X38eb928d9aff7998bdca2288802ee0274a92378"/>
+    <w:bookmarkStart w:id="65" w:name="X38eb928d9aff7998bdca2288802ee0274a92378"/>
     <w:p>
       <w:pPr>
         <w:pStyle w:val="Heading3"/>
@@ -15940,8 +16350,8 @@
         <w:t xml:space="preserve">successful. The failure shows up in logs for follow-up.</w:t>
       </w:r>
     </w:p>
-    <w:bookmarkEnd w:id="64"/>
-    <w:bookmarkStart w:id="68" w:name="Xd0e99fa2844a975d9be7076533e0000cdcd6e8a"/>
+    <w:bookmarkEnd w:id="65"/>
+    <w:bookmarkStart w:id="69" w:name="Xd0e99fa2844a975d9be7076533e0000cdcd6e8a"/>
     <w:p>
       <w:pPr>
         <w:pStyle w:val="Heading3"/>
@@ -16009,7 +16419,7 @@
         <w:t xml:space="preserve">most recently appended expense. Three operations target it:</w:t>
       </w:r>
     </w:p>
-    <w:bookmarkStart w:id="65" w:name="undo"/>
+    <w:bookmarkStart w:id="66" w:name="undo"/>
     <w:p>
       <w:pPr>
         <w:pStyle w:val="Heading4"/>
@@ -16041,8 +16451,8 @@
         <w:t xml:space="preserve">affected monthly tab so totals re-evaluate.</w:t>
       </w:r>
     </w:p>
-    <w:bookmarkEnd w:id="65"/>
-    <w:bookmarkStart w:id="66" w:name="edit-amount-x"/>
+    <w:bookmarkEnd w:id="66"/>
+    <w:bookmarkStart w:id="67" w:name="edit-amount-x"/>
     <w:p>
       <w:pPr>
         <w:pStyle w:val="Heading4"/>
@@ -16290,8 +16700,8 @@
         <w:t xml:space="preserve">sheet.</w:t>
       </w:r>
     </w:p>
-    <w:bookmarkEnd w:id="66"/>
-    <w:bookmarkStart w:id="67" w:name="edit-category-y"/>
+    <w:bookmarkEnd w:id="67"/>
+    <w:bookmarkStart w:id="68" w:name="edit-category-y"/>
     <w:p>
       <w:pPr>
         <w:pStyle w:val="Heading4"/>
@@ -16388,9 +16798,9 @@
         <w:t xml:space="preserve">Triggers the nudge.</w:t>
       </w:r>
     </w:p>
-    <w:bookmarkEnd w:id="67"/>
     <w:bookmarkEnd w:id="68"/>
-    <w:bookmarkStart w:id="69" w:name="Xd06bf9e2e16629c50602ef2c249390637a35147"/>
+    <w:bookmarkEnd w:id="69"/>
+    <w:bookmarkStart w:id="70" w:name="Xd06bf9e2e16629c50602ef2c249390637a35147"/>
     <w:p>
       <w:pPr>
         <w:pStyle w:val="Heading3"/>
@@ -16474,9 +16884,9 @@
         </w:pict>
       </w:r>
     </w:p>
-    <w:bookmarkEnd w:id="69"/>
     <w:bookmarkEnd w:id="70"/>
-    <w:bookmarkStart w:id="75" w:name="daily-workflow-cookbook"/>
+    <w:bookmarkEnd w:id="71"/>
+    <w:bookmarkStart w:id="77" w:name="daily-workflow-cookbook"/>
     <w:p>
       <w:pPr>
         <w:pStyle w:val="Heading2"/>
@@ -16485,7 +16895,7 @@
         <w:t xml:space="preserve">13. Daily workflow cookbook</w:t>
       </w:r>
     </w:p>
-    <w:bookmarkStart w:id="71" w:name="logging-an-expense"/>
+    <w:bookmarkStart w:id="72" w:name="logging-an-expense"/>
     <w:p>
       <w:pPr>
         <w:pStyle w:val="Heading3"/>
@@ -16548,8 +16958,8 @@
         <w:t xml:space="preserve">Bot replies inline within ~1s; the row lands in the sheet.</w:t>
       </w:r>
     </w:p>
-    <w:bookmarkEnd w:id="71"/>
-    <w:bookmarkStart w:id="72" w:name="fixing-a-wrong-entry"/>
+    <w:bookmarkEnd w:id="72"/>
+    <w:bookmarkStart w:id="73" w:name="fixing-a-wrong-entry"/>
     <w:p>
       <w:pPr>
         <w:pStyle w:val="Heading3"/>
@@ -16633,13 +17043,183 @@
         <w:t xml:space="preserve">/undo</w:t>
       </w:r>
     </w:p>
-    <w:bookmarkEnd w:id="72"/>
-    <w:bookmarkStart w:id="73" w:name="monthly-review-manual-pre-step-6"/>
+    <w:bookmarkEnd w:id="73"/>
+    <w:bookmarkStart w:id="74" w:name="periodic-review-step-8a"/>
     <w:p>
       <w:pPr>
         <w:pStyle w:val="Heading3"/>
       </w:pPr>
       <w:r>
+        <w:t xml:space="preserve">Periodic review — Step 8a</w:t>
+      </w:r>
+    </w:p>
+    <w:p>
+      <w:pPr>
+        <w:pStyle w:val="FirstParagraph"/>
+      </w:pPr>
+      <w:r>
+        <w:t xml:space="preserve">Fastest path is from chat / Telegram itself:</w:t>
+      </w:r>
+    </w:p>
+    <w:p>
+      <w:pPr>
+        <w:pStyle w:val="SourceCode"/>
+      </w:pPr>
+      <w:r>
+        <w:rPr>
+          <w:rStyle w:val="VerbatimChar"/>
+        </w:rPr>
+        <w:t xml:space="preserve">/summary           ← weekly: last 7 days vs previous 7</w:t>
+      </w:r>
+      <w:r>
+        <w:br/>
+      </w:r>
+      <w:r>
+        <w:rPr>
+          <w:rStyle w:val="VerbatimChar"/>
+        </w:rPr>
+        <w:t xml:space="preserve">/summary month     ← month-to-date vs same days of prior month</w:t>
+      </w:r>
+      <w:r>
+        <w:br/>
+      </w:r>
+      <w:r>
+        <w:rPr>
+          <w:rStyle w:val="VerbatimChar"/>
+        </w:rPr>
+        <w:t xml:space="preserve">/summary year      ← year-to-date vs same days of prior year</w:t>
+      </w:r>
+    </w:p>
+    <w:p>
+      <w:pPr>
+        <w:pStyle w:val="FirstParagraph"/>
+      </w:pPr>
+      <w:r>
+        <w:t xml:space="preserve">CLI mirror with extra detail (top categories with %, days active,</w:t>
+      </w:r>
+      <w:r>
+        <w:t xml:space="preserve"> </w:t>
+      </w:r>
+      <w:r>
+        <w:t xml:space="preserve">biggest single expense):</w:t>
+      </w:r>
+    </w:p>
+    <w:p>
+      <w:pPr>
+        <w:pStyle w:val="SourceCode"/>
+      </w:pPr>
+      <w:r>
+        <w:rPr>
+          <w:rStyle w:val="ExtensionTok"/>
+        </w:rPr>
+        <w:t xml:space="preserve">expense</w:t>
+      </w:r>
+      <w:r>
+        <w:rPr>
+          <w:rStyle w:val="NormalTok"/>
+        </w:rPr>
+        <w:t xml:space="preserve"> </w:t>
+      </w:r>
+      <w:r>
+        <w:rPr>
+          <w:rStyle w:val="AttributeTok"/>
+        </w:rPr>
+        <w:t xml:space="preserve">--summary</w:t>
+      </w:r>
+      <w:r>
+        <w:rPr>
+          <w:rStyle w:val="NormalTok"/>
+        </w:rPr>
+        <w:t xml:space="preserve"> week</w:t>
+      </w:r>
+      <w:r>
+        <w:br/>
+      </w:r>
+      <w:r>
+        <w:rPr>
+          <w:rStyle w:val="ExtensionTok"/>
+        </w:rPr>
+        <w:t xml:space="preserve">expense</w:t>
+      </w:r>
+      <w:r>
+        <w:rPr>
+          <w:rStyle w:val="NormalTok"/>
+        </w:rPr>
+        <w:t xml:space="preserve"> </w:t>
+      </w:r>
+      <w:r>
+        <w:rPr>
+          <w:rStyle w:val="AttributeTok"/>
+        </w:rPr>
+        <w:t xml:space="preserve">--summary</w:t>
+      </w:r>
+      <w:r>
+        <w:rPr>
+          <w:rStyle w:val="NormalTok"/>
+        </w:rPr>
+        <w:t xml:space="preserve"> month</w:t>
+      </w:r>
+      <w:r>
+        <w:br/>
+      </w:r>
+      <w:r>
+        <w:rPr>
+          <w:rStyle w:val="ExtensionTok"/>
+        </w:rPr>
+        <w:t xml:space="preserve">expense</w:t>
+      </w:r>
+      <w:r>
+        <w:rPr>
+          <w:rStyle w:val="NormalTok"/>
+        </w:rPr>
+        <w:t xml:space="preserve"> </w:t>
+      </w:r>
+      <w:r>
+        <w:rPr>
+          <w:rStyle w:val="AttributeTok"/>
+        </w:rPr>
+        <w:t xml:space="preserve">--summary</w:t>
+      </w:r>
+      <w:r>
+        <w:rPr>
+          <w:rStyle w:val="NormalTok"/>
+        </w:rPr>
+        <w:t xml:space="preserve"> year</w:t>
+      </w:r>
+    </w:p>
+    <w:p>
+      <w:pPr>
+        <w:pStyle w:val="FirstParagraph"/>
+      </w:pPr>
+      <w:r>
+        <w:t xml:space="preserve">Both backends share the same</w:t>
+      </w:r>
+      <w:r>
+        <w:t xml:space="preserve"> </w:t>
+      </w:r>
+      <w:r>
+        <w:rPr>
+          <w:rStyle w:val="VerbatimChar"/>
+        </w:rPr>
+        <w:t xml:space="preserve">SummaryEngine</w:t>
+      </w:r>
+      <w:r>
+        <w:t xml:space="preserve">, so the numbers always</w:t>
+      </w:r>
+      <w:r>
+        <w:t xml:space="preserve"> </w:t>
+      </w:r>
+      <w:r>
+        <w:t xml:space="preserve">agree.</w:t>
+      </w:r>
+    </w:p>
+    <w:bookmarkEnd w:id="74"/>
+    <w:bookmarkStart w:id="75" w:name="monthly-review-manual-pre-step-6"/>
+    <w:p>
+      <w:pPr>
+        <w:pStyle w:val="Heading3"/>
+      </w:pPr>
+      <w:r>
         <w:t xml:space="preserve">Monthly review (manual, pre-Step 6)</w:t>
       </w:r>
     </w:p>
@@ -16704,8 +17284,8 @@
         <w:t xml:space="preserve">)</w:t>
       </w:r>
     </w:p>
-    <w:bookmarkEnd w:id="73"/>
-    <w:bookmarkStart w:id="74" w:name="year-rollover"/>
+    <w:bookmarkEnd w:id="75"/>
+    <w:bookmarkStart w:id="76" w:name="year-rollover"/>
     <w:p>
       <w:pPr>
         <w:pStyle w:val="Heading3"/>
@@ -16799,9 +17379,9 @@
         </w:pict>
       </w:r>
     </w:p>
-    <w:bookmarkEnd w:id="74"/>
-    <w:bookmarkEnd w:id="75"/>
-    <w:bookmarkStart w:id="84" w:name="troubleshooting"/>
+    <w:bookmarkEnd w:id="76"/>
+    <w:bookmarkEnd w:id="77"/>
+    <w:bookmarkStart w:id="86" w:name="troubleshooting"/>
     <w:p>
       <w:pPr>
         <w:pStyle w:val="Heading2"/>
@@ -16810,7 +17390,7 @@
         <w:t xml:space="preserve">14. Troubleshooting</w:t>
       </w:r>
     </w:p>
-    <w:bookmarkStart w:id="76" w:name="X9f33a2828023492005e32cdff168ae2081fb54b"/>
+    <w:bookmarkStart w:id="78" w:name="X9f33a2828023492005e32cdff168ae2081fb54b"/>
     <w:p>
       <w:pPr>
         <w:pStyle w:val="Heading3"/>
@@ -16890,8 +17470,8 @@
         <w:t xml:space="preserve">Notify, hit Share.</w:t>
       </w:r>
     </w:p>
-    <w:bookmarkEnd w:id="76"/>
-    <w:bookmarkStart w:id="77" w:name="telegram_bot_token-is-set-but-empty"/>
+    <w:bookmarkEnd w:id="78"/>
+    <w:bookmarkStart w:id="79" w:name="telegram_bot_token-is-set-but-empty"/>
     <w:p>
       <w:pPr>
         <w:pStyle w:val="Heading3"/>
@@ -16935,8 +17515,8 @@
         <w:t xml:space="preserve">.</w:t>
       </w:r>
     </w:p>
-    <w:bookmarkEnd w:id="77"/>
-    <w:bookmarkStart w:id="78" w:name="X2c10497a0f7935695cfe1a406a7cbfd7d639228"/>
+    <w:bookmarkEnd w:id="79"/>
+    <w:bookmarkStart w:id="80" w:name="X2c10497a0f7935695cfe1a406a7cbfd7d639228"/>
     <w:p>
       <w:pPr>
         <w:pStyle w:val="Heading3"/>
@@ -17013,8 +17593,8 @@
         <w:t xml:space="preserve">.</w:t>
       </w:r>
     </w:p>
-    <w:bookmarkEnd w:id="78"/>
-    <w:bookmarkStart w:id="79" w:name="Xeb3ab48f0c13e3e1ee7b09237e9fab8bfa19ab6"/>
+    <w:bookmarkEnd w:id="80"/>
+    <w:bookmarkStart w:id="81" w:name="Xeb3ab48f0c13e3e1ee7b09237e9fab8bfa19ab6"/>
     <w:p>
       <w:pPr>
         <w:pStyle w:val="Heading3"/>
@@ -17159,8 +17739,8 @@
         <w:t xml:space="preserve">columns are the source of truth.</w:t>
       </w:r>
     </w:p>
-    <w:bookmarkEnd w:id="79"/>
-    <w:bookmarkStart w:id="80" w:name="shampoo-still-landing-under-saloon"/>
+    <w:bookmarkEnd w:id="81"/>
+    <w:bookmarkStart w:id="82" w:name="shampoo-still-landing-under-saloon"/>
     <w:p>
       <w:pPr>
         <w:pStyle w:val="Heading3"/>
@@ -17222,8 +17802,8 @@
         <w:t xml:space="preserve">keep only services in Saloon.</w:t>
       </w:r>
     </w:p>
-    <w:bookmarkEnd w:id="80"/>
-    <w:bookmarkStart w:id="81" w:name="X9412ba7d58c4f5c735ad108f578eb3d6ba3eb88"/>
+    <w:bookmarkEnd w:id="82"/>
+    <w:bookmarkStart w:id="83" w:name="X9412ba7d58c4f5c735ad108f578eb3d6ba3eb88"/>
     <w:p>
       <w:pPr>
         <w:pStyle w:val="Heading3"/>
@@ -17276,8 +17856,8 @@
         <w:t xml:space="preserve">the retries handle it transparently.</w:t>
       </w:r>
     </w:p>
-    <w:bookmarkEnd w:id="81"/>
-    <w:bookmarkStart w:id="82" w:name="telegram-bot-freezes-stops-responding"/>
+    <w:bookmarkEnd w:id="83"/>
+    <w:bookmarkStart w:id="84" w:name="telegram-bot-freezes-stops-responding"/>
     <w:p>
       <w:pPr>
         <w:pStyle w:val="Heading3"/>
@@ -17336,8 +17916,8 @@
         <w:t xml:space="preserve">exited, restart it. To run 24/7, see §16.</w:t>
       </w:r>
     </w:p>
-    <w:bookmarkEnd w:id="82"/>
-    <w:bookmarkStart w:id="83" w:name="X86013a000e4ee7f1aa9731557e6bba42e898a3d"/>
+    <w:bookmarkEnd w:id="84"/>
+    <w:bookmarkStart w:id="85" w:name="X86013a000e4ee7f1aa9731557e6bba42e898a3d"/>
     <w:p>
       <w:pPr>
         <w:pStyle w:val="Heading3"/>
@@ -17412,9 +17992,9 @@
         </w:pict>
       </w:r>
     </w:p>
-    <w:bookmarkEnd w:id="83"/>
-    <w:bookmarkEnd w:id="84"/>
-    <w:bookmarkStart w:id="88" w:name="Xd7bfc11e70f954ddd19a72099cc7e2008e4a778"/>
+    <w:bookmarkEnd w:id="85"/>
+    <w:bookmarkEnd w:id="86"/>
+    <w:bookmarkStart w:id="90" w:name="Xd7bfc11e70f954ddd19a72099cc7e2008e4a778"/>
     <w:p>
       <w:pPr>
         <w:pStyle w:val="Heading2"/>
@@ -17423,7 +18003,7 @@
         <w:t xml:space="preserve">15. Maintenance — backup, year rollover, schema migration</w:t>
       </w:r>
     </w:p>
-    <w:bookmarkStart w:id="85" w:name="backups"/>
+    <w:bookmarkStart w:id="87" w:name="backups"/>
     <w:p>
       <w:pPr>
         <w:pStyle w:val="Heading3"/>
@@ -17534,8 +18114,8 @@
         <w:t xml:space="preserve">copy with the spreadsheet export.</w:t>
       </w:r>
     </w:p>
-    <w:bookmarkEnd w:id="85"/>
-    <w:bookmarkStart w:id="86" w:name="year-rollover-1"/>
+    <w:bookmarkEnd w:id="87"/>
+    <w:bookmarkStart w:id="88" w:name="year-rollover-1"/>
     <w:p>
       <w:pPr>
         <w:pStyle w:val="Heading3"/>
@@ -17611,8 +18191,8 @@
         <w:t xml:space="preserve">.</w:t>
       </w:r>
     </w:p>
-    <w:bookmarkEnd w:id="86"/>
-    <w:bookmarkStart w:id="87" w:name="schema-migration"/>
+    <w:bookmarkEnd w:id="88"/>
+    <w:bookmarkStart w:id="89" w:name="schema-migration"/>
     <w:p>
       <w:pPr>
         <w:pStyle w:val="Heading3"/>
@@ -17758,9 +18338,9 @@
         </w:pict>
       </w:r>
     </w:p>
-    <w:bookmarkEnd w:id="87"/>
-    <w:bookmarkEnd w:id="88"/>
-    <w:bookmarkStart w:id="90" w:name="roadmap"/>
+    <w:bookmarkEnd w:id="89"/>
+    <w:bookmarkEnd w:id="90"/>
+    <w:bookmarkStart w:id="92" w:name="roadmap"/>
     <w:p>
       <w:pPr>
         <w:pStyle w:val="Heading2"/>
@@ -18285,37 +18865,59 @@
               <w:jc w:val="right"/>
             </w:pPr>
             <w:r>
-              <w:t xml:space="preserve">8</w:t>
-            </w:r>
-          </w:p>
-        </w:tc>
-        <w:tc>
-          <w:tcPr/>
-          <w:p>
-            <w:pPr>
-              <w:pStyle w:val="Compact"/>
-            </w:pPr>
+              <w:t xml:space="preserve">8a</w:t>
+            </w:r>
+          </w:p>
+        </w:tc>
+        <w:tc>
+          <w:tcPr/>
+          <w:p>
+            <w:pPr>
+              <w:pStyle w:val="Compact"/>
+            </w:pPr>
+            <w:r>
+              <w:t xml:space="preserve">Period summaries:</w:t>
+            </w:r>
+            <w:r>
+              <w:t xml:space="preserve"> </w:t>
+            </w:r>
             <w:r>
               <w:rPr>
-                <w:b/>
-                <w:bCs/>
+                <w:rStyle w:val="VerbatimChar"/>
               </w:rPr>
-              <w:t xml:space="preserve">Polish (weekly summaries, healthcheck, log rotation, multi-turn clarification)</w:t>
-            </w:r>
-          </w:p>
-        </w:tc>
-        <w:tc>
-          <w:tcPr/>
-          <w:p>
-            <w:pPr>
-              <w:pStyle w:val="Compact"/>
-            </w:pPr>
+              <w:t xml:space="preserve">--summary</w:t>
+            </w:r>
+            <w:r>
+              <w:t xml:space="preserve"> </w:t>
+            </w:r>
+            <w:r>
+              <w:t xml:space="preserve">CLI +</w:t>
+            </w:r>
+            <w:r>
+              <w:t xml:space="preserve"> </w:t>
+            </w:r>
             <w:r>
               <w:rPr>
-                <w:b/>
-                <w:bCs/>
+                <w:rStyle w:val="VerbatimChar"/>
               </w:rPr>
-              <w:t xml:space="preserve">next</w:t>
+              <w:t xml:space="preserve">/summary</w:t>
+            </w:r>
+            <w:r>
+              <w:t xml:space="preserve"> </w:t>
+            </w:r>
+            <w:r>
+              <w:t xml:space="preserve">Telegram (week / month / year + prior-period delta)</w:t>
+            </w:r>
+          </w:p>
+        </w:tc>
+        <w:tc>
+          <w:tcPr/>
+          <w:p>
+            <w:pPr>
+              <w:pStyle w:val="Compact"/>
+            </w:pPr>
+            <w:r>
+              <w:t xml:space="preserve">done</w:t>
             </w:r>
           </w:p>
         </w:tc>
@@ -18329,6 +18931,156 @@
               <w:jc w:val="right"/>
             </w:pPr>
             <w:r>
+              <w:t xml:space="preserve">8b</w:t>
+            </w:r>
+          </w:p>
+        </w:tc>
+        <w:tc>
+          <w:tcPr/>
+          <w:p>
+            <w:pPr>
+              <w:pStyle w:val="Compact"/>
+            </w:pPr>
+            <w:r>
+              <w:rPr>
+                <w:rStyle w:val="VerbatimChar"/>
+              </w:rPr>
+              <w:t xml:space="preserve">--healthcheck</w:t>
+            </w:r>
+            <w:r>
+              <w:t xml:space="preserve">: ping LLM, FX, Sheets, Telegram in one shot</w:t>
+            </w:r>
+          </w:p>
+        </w:tc>
+        <w:tc>
+          <w:tcPr/>
+          <w:p>
+            <w:pPr>
+              <w:pStyle w:val="Compact"/>
+            </w:pPr>
+            <w:r>
+              <w:t xml:space="preserve">next</w:t>
+            </w:r>
+          </w:p>
+        </w:tc>
+      </w:tr>
+      <w:tr>
+        <w:tc>
+          <w:tcPr/>
+          <w:p>
+            <w:pPr>
+              <w:pStyle w:val="Compact"/>
+              <w:jc w:val="right"/>
+            </w:pPr>
+            <w:r>
+              <w:t xml:space="preserve">8c</w:t>
+            </w:r>
+          </w:p>
+        </w:tc>
+        <w:tc>
+          <w:tcPr/>
+          <w:p>
+            <w:pPr>
+              <w:pStyle w:val="Compact"/>
+            </w:pPr>
+            <w:r>
+              <w:t xml:space="preserve">Built-in size-based rotation for</w:t>
+            </w:r>
+            <w:r>
+              <w:t xml:space="preserve"> </w:t>
+            </w:r>
+            <w:r>
+              <w:rPr>
+                <w:rStyle w:val="VerbatimChar"/>
+              </w:rPr>
+              <w:t xml:space="preserve">logs/llm_calls.jsonl</w:t>
+            </w:r>
+            <w:r>
+              <w:t xml:space="preserve"> </w:t>
+            </w:r>
+            <w:r>
+              <w:t xml:space="preserve">+</w:t>
+            </w:r>
+            <w:r>
+              <w:t xml:space="preserve"> </w:t>
+            </w:r>
+            <w:r>
+              <w:rPr>
+                <w:rStyle w:val="VerbatimChar"/>
+              </w:rPr>
+              <w:t xml:space="preserve">logs/conversations.jsonl</w:t>
+            </w:r>
+          </w:p>
+        </w:tc>
+        <w:tc>
+          <w:tcPr/>
+          <w:p>
+            <w:pPr>
+              <w:pStyle w:val="Compact"/>
+            </w:pPr>
+            <w:r>
+              <w:t xml:space="preserve">next</w:t>
+            </w:r>
+          </w:p>
+        </w:tc>
+      </w:tr>
+      <w:tr>
+        <w:tc>
+          <w:tcPr/>
+          <w:p>
+            <w:pPr>
+              <w:pStyle w:val="Compact"/>
+              <w:jc w:val="right"/>
+            </w:pPr>
+            <w:r>
+              <w:t xml:space="preserve">8d</w:t>
+            </w:r>
+          </w:p>
+        </w:tc>
+        <w:tc>
+          <w:tcPr/>
+          <w:p>
+            <w:pPr>
+              <w:pStyle w:val="Compact"/>
+            </w:pPr>
+            <w:r>
+              <w:t xml:space="preserve">Multi-turn clarification (when intent is</w:t>
+            </w:r>
+            <w:r>
+              <w:t xml:space="preserve"> </w:t>
+            </w:r>
+            <w:r>
+              <w:rPr>
+                <w:rStyle w:val="VerbatimChar"/>
+              </w:rPr>
+              <w:t xml:space="preserve">unclear</w:t>
+            </w:r>
+            <w:r>
+              <w:t xml:space="preserve">)</w:t>
+            </w:r>
+          </w:p>
+        </w:tc>
+        <w:tc>
+          <w:tcPr/>
+          <w:p>
+            <w:pPr>
+              <w:pStyle w:val="Compact"/>
+            </w:pPr>
+            <w:r>
+              <w:t xml:space="preserve">pending</w:t>
+            </w:r>
+          </w:p>
+        </w:tc>
+      </w:tr>
+      <w:tr>
+        <w:tc>
+          <w:tcPr/>
+          <w:p>
+            <w:pPr>
+              <w:pStyle w:val="Compact"/>
+              <w:jc w:val="right"/>
+            </w:pPr>
+            <w:r>
               <w:t xml:space="preserve">∞</w:t>
             </w:r>
           </w:p>
@@ -18357,7 +19109,7 @@
         </w:tc>
       </w:tr>
     </w:tbl>
-    <w:bookmarkStart w:id="89" w:name="Xccc02cfee71b66790df889f7dc8a60a55360127"/>
+    <w:bookmarkStart w:id="91" w:name="Xccc02cfee71b66790df889f7dc8a60a55360127"/>
     <w:p>
       <w:pPr>
         <w:pStyle w:val="Heading3"/>
@@ -18543,9 +19295,9 @@
         </w:pict>
       </w:r>
     </w:p>
-    <w:bookmarkEnd w:id="89"/>
-    <w:bookmarkEnd w:id="90"/>
-    <w:bookmarkStart w:id="91" w:name="glossary"/>
+    <w:bookmarkEnd w:id="91"/>
+    <w:bookmarkEnd w:id="92"/>
+    <w:bookmarkStart w:id="93" w:name="glossary"/>
     <w:p>
       <w:pPr>
         <w:pStyle w:val="Heading2"/>
@@ -19257,8 +20009,8 @@
         <w:t xml:space="preserve">by hand.</w:t>
       </w:r>
     </w:p>
-    <w:bookmarkEnd w:id="91"/>
-    <w:bookmarkEnd w:id="92"/>
+    <w:bookmarkEnd w:id="93"/>
+    <w:bookmarkEnd w:id="94"/>
     <w:sectPr>
       <w:footnotePr>
         <w:numRestart w:val="eachSect"/>

--- a/HANDBOOK.docx
+++ b/HANDBOOK.docx
@@ -28,7 +28,7 @@
         </w:p>
       </w:sdtContent>
     </w:sdt>
-    <w:bookmarkStart w:id="94" w:name="expense-tracker-bot-project-handbook"/>
+    <w:bookmarkStart w:id="95" w:name="expense-tracker-bot-project-handbook"/>
     <w:p>
       <w:pPr>
         <w:pStyle w:val="Heading1"/>
@@ -3817,7 +3817,7 @@
     </w:p>
     <w:bookmarkEnd w:id="21"/>
     <w:bookmarkEnd w:id="22"/>
-    <w:bookmarkStart w:id="34" w:name="setup-from-scratch-local-install"/>
+    <w:bookmarkStart w:id="35" w:name="setup-from-scratch-local-install"/>
     <w:p>
       <w:pPr>
         <w:pStyle w:val="Heading2"/>
@@ -6465,7 +6465,7 @@
       </w:r>
     </w:p>
     <w:bookmarkEnd w:id="32"/>
-    <w:bookmarkStart w:id="33" w:name="connecting-telegram"/>
+    <w:bookmarkStart w:id="34" w:name="connecting-telegram"/>
     <w:p>
       <w:pPr>
         <w:pStyle w:val="Heading3"/>
@@ -6694,13 +6694,36 @@
         <w:t xml:space="preserve"> </w:t>
       </w:r>
       <w:r>
-        <w:t xml:space="preserve">running on the laptop. Close the laptop, the bot stops. To run 24/7</w:t>
-      </w:r>
-      <w:r>
-        <w:t xml:space="preserve"> </w:t>
-      </w:r>
-      <w:r>
-        <w:t xml:space="preserve">you need a hosted machine — see §16.</w:t>
+        <w:t xml:space="preserve">running on the laptop. Close the laptop, the bot stops. To run 24/7,</w:t>
+      </w:r>
+      <w:r>
+        <w:t xml:space="preserve"> </w:t>
+      </w:r>
+      <w:r>
+        <w:t xml:space="preserve">deploy to Oracle Cloud Free Tier — full runbook in</w:t>
+      </w:r>
+      <w:r>
+        <w:t xml:space="preserve"> </w:t>
+      </w:r>
+      <w:hyperlink r:id="rId33">
+        <w:r>
+          <w:rPr>
+            <w:rStyle w:val="VerbatimChar"/>
+          </w:rPr>
+          <w:t xml:space="preserve">deploy/oracle/DEPLOY.md</w:t>
+        </w:r>
+      </w:hyperlink>
+      <w:r>
+        <w:t xml:space="preserve"> </w:t>
+      </w:r>
+      <w:r>
+        <w:t xml:space="preserve">(see §16</w:t>
+      </w:r>
+      <w:r>
+        <w:t xml:space="preserve"> </w:t>
+      </w:r>
+      <w:r>
+        <w:t xml:space="preserve">Roadmap).</w:t>
       </w:r>
     </w:p>
     <w:p>
@@ -6710,9 +6733,9 @@
         </w:pict>
       </w:r>
     </w:p>
-    <w:bookmarkEnd w:id="33"/>
     <w:bookmarkEnd w:id="34"/>
-    <w:bookmarkStart w:id="36" w:name="tech-stack-reference"/>
+    <w:bookmarkEnd w:id="35"/>
+    <w:bookmarkStart w:id="37" w:name="tech-stack-reference"/>
     <w:p>
       <w:pPr>
         <w:pStyle w:val="Heading2"/>
@@ -7704,7 +7727,7 @@
         </w:tc>
       </w:tr>
     </w:tbl>
-    <w:bookmarkStart w:id="35" w:name="why-these-choices"/>
+    <w:bookmarkStart w:id="36" w:name="why-these-choices"/>
     <w:p>
       <w:pPr>
         <w:pStyle w:val="Heading3"/>
@@ -7893,9 +7916,9 @@
         </w:pict>
       </w:r>
     </w:p>
-    <w:bookmarkEnd w:id="35"/>
     <w:bookmarkEnd w:id="36"/>
-    <w:bookmarkStart w:id="45" w:name="code-architecture-module-by-module"/>
+    <w:bookmarkEnd w:id="37"/>
+    <w:bookmarkStart w:id="46" w:name="code-architecture-module-by-module"/>
     <w:p>
       <w:pPr>
         <w:pStyle w:val="Heading2"/>
@@ -8452,6 +8475,60 @@
         <w:rPr>
           <w:rStyle w:val="VerbatimChar"/>
         </w:rPr>
+        <w:t xml:space="preserve">├── deploy/oracle/            ← Oracle Cloud Free Tier deploy bundle (Step 9)</w:t>
+      </w:r>
+      <w:r>
+        <w:br/>
+      </w:r>
+      <w:r>
+        <w:rPr>
+          <w:rStyle w:val="VerbatimChar"/>
+        </w:rPr>
+        <w:t xml:space="preserve">│   ├── DEPLOY.md               ← step-by-step runbook (signup -&gt; systemd-managed bot)</w:t>
+      </w:r>
+      <w:r>
+        <w:br/>
+      </w:r>
+      <w:r>
+        <w:rPr>
+          <w:rStyle w:val="VerbatimChar"/>
+        </w:rPr>
+        <w:t xml:space="preserve">│   ├── README.md               ← TL;DR + folder index</w:t>
+      </w:r>
+      <w:r>
+        <w:br/>
+      </w:r>
+      <w:r>
+        <w:rPr>
+          <w:rStyle w:val="VerbatimChar"/>
+        </w:rPr>
+        <w:t xml:space="preserve">│   ├── setup.sh                ← idempotent first-time bootstrap on the VM</w:t>
+      </w:r>
+      <w:r>
+        <w:br/>
+      </w:r>
+      <w:r>
+        <w:rPr>
+          <w:rStyle w:val="VerbatimChar"/>
+        </w:rPr>
+        <w:t xml:space="preserve">│   ├── update.sh               ← git pull + reinstall + restart helper</w:t>
+      </w:r>
+      <w:r>
+        <w:br/>
+      </w:r>
+      <w:r>
+        <w:rPr>
+          <w:rStyle w:val="VerbatimChar"/>
+        </w:rPr>
+        <w:t xml:space="preserve">│   └── expense-bot.service     ← hardened systemd unit (auto-restart, journald, ProtectHome)</w:t>
+      </w:r>
+      <w:r>
+        <w:br/>
+      </w:r>
+      <w:r>
+        <w:rPr>
+          <w:rStyle w:val="VerbatimChar"/>
+        </w:rPr>
         <w:t xml:space="preserve">└── tests/                    ← 476 tests, all offline</w:t>
       </w:r>
       <w:r>
@@ -8473,7 +8550,7 @@
         <w:t xml:space="preserve">    └── test_*.py               ← One per module, plus integration tests</w:t>
       </w:r>
     </w:p>
-    <w:bookmarkStart w:id="43" w:name="module-guide-bottom-up"/>
+    <w:bookmarkStart w:id="44" w:name="module-guide-bottom-up"/>
     <w:p>
       <w:pPr>
         <w:pStyle w:val="Heading3"/>
@@ -8482,7 +8559,7 @@
         <w:t xml:space="preserve">Module guide — bottom-up</w:t>
       </w:r>
     </w:p>
-    <w:bookmarkStart w:id="37" w:name="config.py-settings"/>
+    <w:bookmarkStart w:id="38" w:name="config.py-settings"/>
     <w:p>
       <w:pPr>
         <w:pStyle w:val="Heading4"/>
@@ -8556,8 +8633,8 @@
         <w:t xml:space="preserve">message.</w:t>
       </w:r>
     </w:p>
-    <w:bookmarkEnd w:id="37"/>
-    <w:bookmarkStart w:id="38" w:name="llm-provider-agnostic-llm-client"/>
+    <w:bookmarkEnd w:id="38"/>
+    <w:bookmarkStart w:id="39" w:name="llm-provider-agnostic-llm-client"/>
     <w:p>
       <w:pPr>
         <w:pStyle w:val="Heading4"/>
@@ -8759,8 +8836,8 @@
         <w:t xml:space="preserve">response unchanged.</w:t>
       </w:r>
     </w:p>
-    <w:bookmarkEnd w:id="38"/>
-    <w:bookmarkStart w:id="39" w:name="extractor-chat-typed-action"/>
+    <w:bookmarkEnd w:id="39"/>
+    <w:bookmarkStart w:id="40" w:name="extractor-chat-typed-action"/>
     <w:p>
       <w:pPr>
         <w:pStyle w:val="Heading4"/>
@@ -9225,8 +9302,8 @@
         <w:t xml:space="preserve">in §9.</w:t>
       </w:r>
     </w:p>
-    <w:bookmarkEnd w:id="39"/>
-    <w:bookmarkStart w:id="40" w:name="sheets-google-sheets-layer"/>
+    <w:bookmarkEnd w:id="40"/>
+    <w:bookmarkStart w:id="41" w:name="sheets-google-sheets-layer"/>
     <w:p>
       <w:pPr>
         <w:pStyle w:val="Heading4"/>
@@ -9604,8 +9681,8 @@
         <w:t xml:space="preserve">API is down.</w:t>
       </w:r>
     </w:p>
-    <w:bookmarkEnd w:id="40"/>
-    <w:bookmarkStart w:id="41" w:name="pipeline-chat-orchestration"/>
+    <w:bookmarkEnd w:id="41"/>
+    <w:bookmarkStart w:id="42" w:name="pipeline-chat-orchestration"/>
     <w:p>
       <w:pPr>
         <w:pStyle w:val="Heading4"/>
@@ -10162,8 +10239,8 @@
         <w:t xml:space="preserve">reply → persist.</w:t>
       </w:r>
     </w:p>
-    <w:bookmarkEnd w:id="41"/>
-    <w:bookmarkStart w:id="42" w:name="telegram_app-telegram-front-end"/>
+    <w:bookmarkEnd w:id="42"/>
+    <w:bookmarkStart w:id="43" w:name="telegram_app-telegram-front-end"/>
     <w:p>
       <w:pPr>
         <w:pStyle w:val="Heading4"/>
@@ -10490,9 +10567,9 @@
         <w:t xml:space="preserve">.</w:t>
       </w:r>
     </w:p>
-    <w:bookmarkEnd w:id="42"/>
     <w:bookmarkEnd w:id="43"/>
-    <w:bookmarkStart w:id="44" w:name="test-layout"/>
+    <w:bookmarkEnd w:id="44"/>
+    <w:bookmarkStart w:id="45" w:name="test-layout"/>
     <w:p>
       <w:pPr>
         <w:pStyle w:val="Heading3"/>
@@ -10716,9 +10793,9 @@
         </w:pict>
       </w:r>
     </w:p>
-    <w:bookmarkEnd w:id="44"/>
     <w:bookmarkEnd w:id="45"/>
-    <w:bookmarkStart w:id="52" w:name="cli-reference-every-flag"/>
+    <w:bookmarkEnd w:id="46"/>
+    <w:bookmarkStart w:id="53" w:name="cli-reference-every-flag"/>
     <w:p>
       <w:pPr>
         <w:pStyle w:val="Heading2"/>
@@ -10783,7 +10860,7 @@
         <w:t xml:space="preserve">to run offline.</w:t>
       </w:r>
     </w:p>
-    <w:bookmarkStart w:id="46" w:name="llm-smoke-tests"/>
+    <w:bookmarkStart w:id="47" w:name="llm-smoke-tests"/>
     <w:p>
       <w:pPr>
         <w:pStyle w:val="Heading3"/>
@@ -10971,8 +11048,8 @@
         <w:t xml:space="preserve">"how much did I spend on food in April"</w:t>
       </w:r>
     </w:p>
-    <w:bookmarkEnd w:id="46"/>
-    <w:bookmarkStart w:id="47" w:name="sheets-management"/>
+    <w:bookmarkEnd w:id="47"/>
+    <w:bookmarkStart w:id="48" w:name="sheets-management"/>
     <w:p>
       <w:pPr>
         <w:pStyle w:val="Heading3"/>
@@ -11403,8 +11480,8 @@
         <w:t xml:space="preserve"># destructive: rebuilds all 13 tabs</w:t>
       </w:r>
     </w:p>
-    <w:bookmarkEnd w:id="47"/>
-    <w:bookmarkStart w:id="48" w:name="chat-pipeline"/>
+    <w:bookmarkEnd w:id="48"/>
+    <w:bookmarkStart w:id="49" w:name="chat-pipeline"/>
     <w:p>
       <w:pPr>
         <w:pStyle w:val="Heading3"/>
@@ -11714,8 +11791,8 @@
         <w:t xml:space="preserve">largest matching row, and any rows that failed to parse.</w:t>
       </w:r>
     </w:p>
-    <w:bookmarkEnd w:id="48"/>
-    <w:bookmarkStart w:id="49" w:name="summaries-step-8a"/>
+    <w:bookmarkEnd w:id="49"/>
+    <w:bookmarkStart w:id="50" w:name="summaries-step-8a"/>
     <w:p>
       <w:pPr>
         <w:pStyle w:val="Heading3"/>
@@ -11866,8 +11943,8 @@
         <w:t xml:space="preserve">for offline / sample-data runs.</w:t>
       </w:r>
     </w:p>
-    <w:bookmarkEnd w:id="49"/>
-    <w:bookmarkStart w:id="50" w:name="correction-undo-edit-step-7.1"/>
+    <w:bookmarkEnd w:id="50"/>
+    <w:bookmarkStart w:id="51" w:name="correction-undo-edit-step-7.1"/>
     <w:p>
       <w:pPr>
         <w:pStyle w:val="Heading3"/>
@@ -12022,8 +12099,8 @@
         <w:t xml:space="preserve"># combine</w:t>
       </w:r>
     </w:p>
-    <w:bookmarkEnd w:id="50"/>
-    <w:bookmarkStart w:id="51" w:name="telegram-bot-1"/>
+    <w:bookmarkEnd w:id="51"/>
+    <w:bookmarkStart w:id="52" w:name="telegram-bot-1"/>
     <w:p>
       <w:pPr>
         <w:pStyle w:val="Heading3"/>
@@ -12119,9 +12196,9 @@
         </w:pict>
       </w:r>
     </w:p>
-    <w:bookmarkEnd w:id="51"/>
     <w:bookmarkEnd w:id="52"/>
-    <w:bookmarkStart w:id="53" w:name="telegram-reference-every-command"/>
+    <w:bookmarkEnd w:id="53"/>
+    <w:bookmarkStart w:id="54" w:name="telegram-reference-every-command"/>
     <w:p>
       <w:pPr>
         <w:pStyle w:val="Heading2"/>
@@ -12312,8 +12389,8 @@
         </w:pict>
       </w:r>
     </w:p>
-    <w:bookmarkEnd w:id="53"/>
-    <w:bookmarkStart w:id="58" w:name="data-model-what-gets-stored-where"/>
+    <w:bookmarkEnd w:id="54"/>
+    <w:bookmarkStart w:id="59" w:name="data-model-what-gets-stored-where"/>
     <w:p>
       <w:pPr>
         <w:pStyle w:val="Heading2"/>
@@ -12322,7 +12399,7 @@
         <w:t xml:space="preserve">9. Data model — what gets stored where</w:t>
       </w:r>
     </w:p>
-    <w:bookmarkStart w:id="54" w:name="master-ledger-transactions-tab"/>
+    <w:bookmarkStart w:id="55" w:name="master-ledger-transactions-tab"/>
     <w:p>
       <w:pPr>
         <w:pStyle w:val="Heading3"/>
@@ -13520,8 +13597,8 @@
         <w:t xml:space="preserve">SUMIFS.</w:t>
       </w:r>
     </w:p>
-    <w:bookmarkEnd w:id="54"/>
-    <w:bookmarkStart w:id="55" w:name="monthly-tab-april-2026-may-2026"/>
+    <w:bookmarkEnd w:id="55"/>
+    <w:bookmarkStart w:id="56" w:name="monthly-tab-april-2026-may-2026"/>
     <w:p>
       <w:pPr>
         <w:pStyle w:val="Heading3"/>
@@ -13758,8 +13835,8 @@
         <w:t xml:space="preserve">fades; a day with real spending pops.</w:t>
       </w:r>
     </w:p>
-    <w:bookmarkEnd w:id="55"/>
-    <w:bookmarkStart w:id="56" w:name="ytd-dashboard-ytd-2026"/>
+    <w:bookmarkEnd w:id="56"/>
+    <w:bookmarkStart w:id="57" w:name="ytd-dashboard-ytd-2026"/>
     <w:p>
       <w:pPr>
         <w:pStyle w:val="Heading3"/>
@@ -13874,8 +13951,8 @@
         <w:t xml:space="preserve">(Top vendors block — top N vendors by amount this year)</w:t>
       </w:r>
     </w:p>
-    <w:bookmarkEnd w:id="56"/>
-    <w:bookmarkStart w:id="57" w:name="categories-the-13-canonical-names"/>
+    <w:bookmarkEnd w:id="57"/>
+    <w:bookmarkStart w:id="58" w:name="categories-the-13-canonical-names"/>
     <w:p>
       <w:pPr>
         <w:pStyle w:val="Heading3"/>
@@ -14510,9 +14587,9 @@
         </w:pict>
       </w:r>
     </w:p>
-    <w:bookmarkEnd w:id="57"/>
     <w:bookmarkEnd w:id="58"/>
-    <w:bookmarkStart w:id="62" w:name="multi-currency-how-fx-works"/>
+    <w:bookmarkEnd w:id="59"/>
+    <w:bookmarkStart w:id="63" w:name="multi-currency-how-fx-works"/>
     <w:p>
       <w:pPr>
         <w:pStyle w:val="Heading2"/>
@@ -14535,7 +14612,7 @@
         <w:t xml:space="preserve">…) is converted on the way in.</w:t>
       </w:r>
     </w:p>
-    <w:bookmarkStart w:id="59" w:name="flow"/>
+    <w:bookmarkStart w:id="60" w:name="flow"/>
     <w:p>
       <w:pPr>
         <w:pStyle w:val="Heading3"/>
@@ -14748,8 +14825,8 @@
         <w:t xml:space="preserve">.</w:t>
       </w:r>
     </w:p>
-    <w:bookmarkEnd w:id="59"/>
-    <w:bookmarkStart w:id="60" w:name="why-frankfurter"/>
+    <w:bookmarkEnd w:id="60"/>
+    <w:bookmarkStart w:id="61" w:name="why-frankfurter"/>
     <w:p>
       <w:pPr>
         <w:pStyle w:val="Heading3"/>
@@ -14812,8 +14889,8 @@
         <w:t xml:space="preserve">entries.</w:t>
       </w:r>
     </w:p>
-    <w:bookmarkEnd w:id="60"/>
-    <w:bookmarkStart w:id="61" w:name="caching-semantics"/>
+    <w:bookmarkEnd w:id="61"/>
+    <w:bookmarkStart w:id="62" w:name="caching-semantics"/>
     <w:p>
       <w:pPr>
         <w:pStyle w:val="Heading3"/>
@@ -14939,9 +15016,9 @@
         </w:pict>
       </w:r>
     </w:p>
-    <w:bookmarkEnd w:id="61"/>
     <w:bookmarkEnd w:id="62"/>
-    <w:bookmarkStart w:id="64" w:name="logs-observability"/>
+    <w:bookmarkEnd w:id="63"/>
+    <w:bookmarkStart w:id="65" w:name="logs-observability"/>
     <w:p>
       <w:pPr>
         <w:pStyle w:val="Heading2"/>
@@ -15215,7 +15292,7 @@
         <w:t xml:space="preserve"> logs/conversations.jsonl logs/llm_calls.jsonl</w:t>
       </w:r>
     </w:p>
-    <w:bookmarkStart w:id="63" w:name="schemas-excerpt"/>
+    <w:bookmarkStart w:id="64" w:name="schemas-excerpt"/>
     <w:p>
       <w:pPr>
         <w:pStyle w:val="Heading3"/>
@@ -16148,9 +16225,9 @@
         </w:pict>
       </w:r>
     </w:p>
-    <w:bookmarkEnd w:id="63"/>
     <w:bookmarkEnd w:id="64"/>
-    <w:bookmarkStart w:id="71" w:name="self-healing-corrections"/>
+    <w:bookmarkEnd w:id="65"/>
+    <w:bookmarkStart w:id="72" w:name="self-healing-corrections"/>
     <w:p>
       <w:pPr>
         <w:pStyle w:val="Heading2"/>
@@ -16167,7 +16244,7 @@
         <w:t xml:space="preserve">Two things ship under this banner:</w:t>
       </w:r>
     </w:p>
-    <w:bookmarkStart w:id="65" w:name="X38eb928d9aff7998bdca2288802ee0274a92378"/>
+    <w:bookmarkStart w:id="66" w:name="X38eb928d9aff7998bdca2288802ee0274a92378"/>
     <w:p>
       <w:pPr>
         <w:pStyle w:val="Heading3"/>
@@ -16350,8 +16427,8 @@
         <w:t xml:space="preserve">successful. The failure shows up in logs for follow-up.</w:t>
       </w:r>
     </w:p>
-    <w:bookmarkEnd w:id="65"/>
-    <w:bookmarkStart w:id="69" w:name="Xd0e99fa2844a975d9be7076533e0000cdcd6e8a"/>
+    <w:bookmarkEnd w:id="66"/>
+    <w:bookmarkStart w:id="70" w:name="Xd0e99fa2844a975d9be7076533e0000cdcd6e8a"/>
     <w:p>
       <w:pPr>
         <w:pStyle w:val="Heading3"/>
@@ -16419,7 +16496,7 @@
         <w:t xml:space="preserve">most recently appended expense. Three operations target it:</w:t>
       </w:r>
     </w:p>
-    <w:bookmarkStart w:id="66" w:name="undo"/>
+    <w:bookmarkStart w:id="67" w:name="undo"/>
     <w:p>
       <w:pPr>
         <w:pStyle w:val="Heading4"/>
@@ -16451,8 +16528,8 @@
         <w:t xml:space="preserve">affected monthly tab so totals re-evaluate.</w:t>
       </w:r>
     </w:p>
-    <w:bookmarkEnd w:id="66"/>
-    <w:bookmarkStart w:id="67" w:name="edit-amount-x"/>
+    <w:bookmarkEnd w:id="67"/>
+    <w:bookmarkStart w:id="68" w:name="edit-amount-x"/>
     <w:p>
       <w:pPr>
         <w:pStyle w:val="Heading4"/>
@@ -16700,8 +16777,8 @@
         <w:t xml:space="preserve">sheet.</w:t>
       </w:r>
     </w:p>
-    <w:bookmarkEnd w:id="67"/>
-    <w:bookmarkStart w:id="68" w:name="edit-category-y"/>
+    <w:bookmarkEnd w:id="68"/>
+    <w:bookmarkStart w:id="69" w:name="edit-category-y"/>
     <w:p>
       <w:pPr>
         <w:pStyle w:val="Heading4"/>
@@ -16798,9 +16875,9 @@
         <w:t xml:space="preserve">Triggers the nudge.</w:t>
       </w:r>
     </w:p>
-    <w:bookmarkEnd w:id="68"/>
     <w:bookmarkEnd w:id="69"/>
-    <w:bookmarkStart w:id="70" w:name="Xd06bf9e2e16629c50602ef2c249390637a35147"/>
+    <w:bookmarkEnd w:id="70"/>
+    <w:bookmarkStart w:id="71" w:name="Xd06bf9e2e16629c50602ef2c249390637a35147"/>
     <w:p>
       <w:pPr>
         <w:pStyle w:val="Heading3"/>
@@ -16884,9 +16961,9 @@
         </w:pict>
       </w:r>
     </w:p>
-    <w:bookmarkEnd w:id="70"/>
     <w:bookmarkEnd w:id="71"/>
-    <w:bookmarkStart w:id="77" w:name="daily-workflow-cookbook"/>
+    <w:bookmarkEnd w:id="72"/>
+    <w:bookmarkStart w:id="78" w:name="daily-workflow-cookbook"/>
     <w:p>
       <w:pPr>
         <w:pStyle w:val="Heading2"/>
@@ -16895,7 +16972,7 @@
         <w:t xml:space="preserve">13. Daily workflow cookbook</w:t>
       </w:r>
     </w:p>
-    <w:bookmarkStart w:id="72" w:name="logging-an-expense"/>
+    <w:bookmarkStart w:id="73" w:name="logging-an-expense"/>
     <w:p>
       <w:pPr>
         <w:pStyle w:val="Heading3"/>
@@ -16958,8 +17035,8 @@
         <w:t xml:space="preserve">Bot replies inline within ~1s; the row lands in the sheet.</w:t>
       </w:r>
     </w:p>
-    <w:bookmarkEnd w:id="72"/>
-    <w:bookmarkStart w:id="73" w:name="fixing-a-wrong-entry"/>
+    <w:bookmarkEnd w:id="73"/>
+    <w:bookmarkStart w:id="74" w:name="fixing-a-wrong-entry"/>
     <w:p>
       <w:pPr>
         <w:pStyle w:val="Heading3"/>
@@ -17043,8 +17120,8 @@
         <w:t xml:space="preserve">/undo</w:t>
       </w:r>
     </w:p>
-    <w:bookmarkEnd w:id="73"/>
-    <w:bookmarkStart w:id="74" w:name="periodic-review-step-8a"/>
+    <w:bookmarkEnd w:id="74"/>
+    <w:bookmarkStart w:id="75" w:name="periodic-review-step-8a"/>
     <w:p>
       <w:pPr>
         <w:pStyle w:val="Heading3"/>
@@ -17213,8 +17290,8 @@
         <w:t xml:space="preserve">agree.</w:t>
       </w:r>
     </w:p>
-    <w:bookmarkEnd w:id="74"/>
-    <w:bookmarkStart w:id="75" w:name="monthly-review-manual-pre-step-6"/>
+    <w:bookmarkEnd w:id="75"/>
+    <w:bookmarkStart w:id="76" w:name="monthly-review-manual-pre-step-6"/>
     <w:p>
       <w:pPr>
         <w:pStyle w:val="Heading3"/>
@@ -17284,8 +17361,8 @@
         <w:t xml:space="preserve">)</w:t>
       </w:r>
     </w:p>
-    <w:bookmarkEnd w:id="75"/>
-    <w:bookmarkStart w:id="76" w:name="year-rollover"/>
+    <w:bookmarkEnd w:id="76"/>
+    <w:bookmarkStart w:id="77" w:name="year-rollover"/>
     <w:p>
       <w:pPr>
         <w:pStyle w:val="Heading3"/>
@@ -17379,9 +17456,9 @@
         </w:pict>
       </w:r>
     </w:p>
-    <w:bookmarkEnd w:id="76"/>
     <w:bookmarkEnd w:id="77"/>
-    <w:bookmarkStart w:id="86" w:name="troubleshooting"/>
+    <w:bookmarkEnd w:id="78"/>
+    <w:bookmarkStart w:id="87" w:name="troubleshooting"/>
     <w:p>
       <w:pPr>
         <w:pStyle w:val="Heading2"/>
@@ -17390,7 +17467,7 @@
         <w:t xml:space="preserve">14. Troubleshooting</w:t>
       </w:r>
     </w:p>
-    <w:bookmarkStart w:id="78" w:name="X9f33a2828023492005e32cdff168ae2081fb54b"/>
+    <w:bookmarkStart w:id="79" w:name="X9f33a2828023492005e32cdff168ae2081fb54b"/>
     <w:p>
       <w:pPr>
         <w:pStyle w:val="Heading3"/>
@@ -17470,8 +17547,8 @@
         <w:t xml:space="preserve">Notify, hit Share.</w:t>
       </w:r>
     </w:p>
-    <w:bookmarkEnd w:id="78"/>
-    <w:bookmarkStart w:id="79" w:name="telegram_bot_token-is-set-but-empty"/>
+    <w:bookmarkEnd w:id="79"/>
+    <w:bookmarkStart w:id="80" w:name="telegram_bot_token-is-set-but-empty"/>
     <w:p>
       <w:pPr>
         <w:pStyle w:val="Heading3"/>
@@ -17515,8 +17592,8 @@
         <w:t xml:space="preserve">.</w:t>
       </w:r>
     </w:p>
-    <w:bookmarkEnd w:id="79"/>
-    <w:bookmarkStart w:id="80" w:name="X2c10497a0f7935695cfe1a406a7cbfd7d639228"/>
+    <w:bookmarkEnd w:id="80"/>
+    <w:bookmarkStart w:id="81" w:name="X2c10497a0f7935695cfe1a406a7cbfd7d639228"/>
     <w:p>
       <w:pPr>
         <w:pStyle w:val="Heading3"/>
@@ -17593,8 +17670,8 @@
         <w:t xml:space="preserve">.</w:t>
       </w:r>
     </w:p>
-    <w:bookmarkEnd w:id="80"/>
-    <w:bookmarkStart w:id="81" w:name="Xeb3ab48f0c13e3e1ee7b09237e9fab8bfa19ab6"/>
+    <w:bookmarkEnd w:id="81"/>
+    <w:bookmarkStart w:id="82" w:name="Xeb3ab48f0c13e3e1ee7b09237e9fab8bfa19ab6"/>
     <w:p>
       <w:pPr>
         <w:pStyle w:val="Heading3"/>
@@ -17739,8 +17816,8 @@
         <w:t xml:space="preserve">columns are the source of truth.</w:t>
       </w:r>
     </w:p>
-    <w:bookmarkEnd w:id="81"/>
-    <w:bookmarkStart w:id="82" w:name="shampoo-still-landing-under-saloon"/>
+    <w:bookmarkEnd w:id="82"/>
+    <w:bookmarkStart w:id="83" w:name="shampoo-still-landing-under-saloon"/>
     <w:p>
       <w:pPr>
         <w:pStyle w:val="Heading3"/>
@@ -17802,8 +17879,8 @@
         <w:t xml:space="preserve">keep only services in Saloon.</w:t>
       </w:r>
     </w:p>
-    <w:bookmarkEnd w:id="82"/>
-    <w:bookmarkStart w:id="83" w:name="X9412ba7d58c4f5c735ad108f578eb3d6ba3eb88"/>
+    <w:bookmarkEnd w:id="83"/>
+    <w:bookmarkStart w:id="84" w:name="X9412ba7d58c4f5c735ad108f578eb3d6ba3eb88"/>
     <w:p>
       <w:pPr>
         <w:pStyle w:val="Heading3"/>
@@ -17856,8 +17933,8 @@
         <w:t xml:space="preserve">the retries handle it transparently.</w:t>
       </w:r>
     </w:p>
-    <w:bookmarkEnd w:id="83"/>
-    <w:bookmarkStart w:id="84" w:name="telegram-bot-freezes-stops-responding"/>
+    <w:bookmarkEnd w:id="84"/>
+    <w:bookmarkStart w:id="85" w:name="telegram-bot-freezes-stops-responding"/>
     <w:p>
       <w:pPr>
         <w:pStyle w:val="Heading3"/>
@@ -17916,8 +17993,8 @@
         <w:t xml:space="preserve">exited, restart it. To run 24/7, see §16.</w:t>
       </w:r>
     </w:p>
-    <w:bookmarkEnd w:id="84"/>
-    <w:bookmarkStart w:id="85" w:name="X86013a000e4ee7f1aa9731557e6bba42e898a3d"/>
+    <w:bookmarkEnd w:id="85"/>
+    <w:bookmarkStart w:id="86" w:name="X86013a000e4ee7f1aa9731557e6bba42e898a3d"/>
     <w:p>
       <w:pPr>
         <w:pStyle w:val="Heading3"/>
@@ -17992,9 +18069,9 @@
         </w:pict>
       </w:r>
     </w:p>
-    <w:bookmarkEnd w:id="85"/>
     <w:bookmarkEnd w:id="86"/>
-    <w:bookmarkStart w:id="90" w:name="Xd7bfc11e70f954ddd19a72099cc7e2008e4a778"/>
+    <w:bookmarkEnd w:id="87"/>
+    <w:bookmarkStart w:id="91" w:name="Xd7bfc11e70f954ddd19a72099cc7e2008e4a778"/>
     <w:p>
       <w:pPr>
         <w:pStyle w:val="Heading2"/>
@@ -18003,7 +18080,7 @@
         <w:t xml:space="preserve">15. Maintenance — backup, year rollover, schema migration</w:t>
       </w:r>
     </w:p>
-    <w:bookmarkStart w:id="87" w:name="backups"/>
+    <w:bookmarkStart w:id="88" w:name="backups"/>
     <w:p>
       <w:pPr>
         <w:pStyle w:val="Heading3"/>
@@ -18114,8 +18191,8 @@
         <w:t xml:space="preserve">copy with the spreadsheet export.</w:t>
       </w:r>
     </w:p>
-    <w:bookmarkEnd w:id="87"/>
-    <w:bookmarkStart w:id="88" w:name="year-rollover-1"/>
+    <w:bookmarkEnd w:id="88"/>
+    <w:bookmarkStart w:id="89" w:name="year-rollover-1"/>
     <w:p>
       <w:pPr>
         <w:pStyle w:val="Heading3"/>
@@ -18191,8 +18268,8 @@
         <w:t xml:space="preserve">.</w:t>
       </w:r>
     </w:p>
-    <w:bookmarkEnd w:id="88"/>
-    <w:bookmarkStart w:id="89" w:name="schema-migration"/>
+    <w:bookmarkEnd w:id="89"/>
+    <w:bookmarkStart w:id="90" w:name="schema-migration"/>
     <w:p>
       <w:pPr>
         <w:pStyle w:val="Heading3"/>
@@ -18338,9 +18415,9 @@
         </w:pict>
       </w:r>
     </w:p>
-    <w:bookmarkEnd w:id="89"/>
     <w:bookmarkEnd w:id="90"/>
-    <w:bookmarkStart w:id="92" w:name="roadmap"/>
+    <w:bookmarkEnd w:id="91"/>
+    <w:bookmarkStart w:id="93" w:name="roadmap"/>
     <w:p>
       <w:pPr>
         <w:pStyle w:val="Heading2"/>
@@ -19081,35 +19158,92 @@
               <w:jc w:val="right"/>
             </w:pPr>
             <w:r>
-              <w:t xml:space="preserve">∞</w:t>
-            </w:r>
-          </w:p>
-        </w:tc>
-        <w:tc>
-          <w:tcPr/>
-          <w:p>
-            <w:pPr>
-              <w:pStyle w:val="Compact"/>
-            </w:pPr>
-            <w:r>
-              <w:t xml:space="preserve">Hosting (Oracle Cloud Free Tier)</w:t>
-            </w:r>
-          </w:p>
-        </w:tc>
-        <w:tc>
-          <w:tcPr/>
-          <w:p>
-            <w:pPr>
-              <w:pStyle w:val="Compact"/>
-            </w:pPr>
-            <w:r>
-              <w:t xml:space="preserve">pending Noah’s response</w:t>
+              <w:t xml:space="preserve">9</w:t>
+            </w:r>
+          </w:p>
+        </w:tc>
+        <w:tc>
+          <w:tcPr/>
+          <w:p>
+            <w:pPr>
+              <w:pStyle w:val="Compact"/>
+            </w:pPr>
+            <w:r>
+              <w:t xml:space="preserve">Hosting on Oracle Cloud Free Tier — deploy bundle (</w:t>
+            </w:r>
+            <w:r>
+              <w:rPr>
+                <w:rStyle w:val="VerbatimChar"/>
+              </w:rPr>
+              <w:t xml:space="preserve">deploy/oracle/</w:t>
+            </w:r>
+            <w:r>
+              <w:t xml:space="preserve">:</w:t>
+            </w:r>
+            <w:r>
+              <w:t xml:space="preserve"> </w:t>
+            </w:r>
+            <w:r>
+              <w:rPr>
+                <w:rStyle w:val="VerbatimChar"/>
+              </w:rPr>
+              <w:t xml:space="preserve">DEPLOY.md</w:t>
+            </w:r>
+            <w:r>
+              <w:t xml:space="preserve">,</w:t>
+            </w:r>
+            <w:r>
+              <w:t xml:space="preserve"> </w:t>
+            </w:r>
+            <w:r>
+              <w:rPr>
+                <w:rStyle w:val="VerbatimChar"/>
+              </w:rPr>
+              <w:t xml:space="preserve">setup.sh</w:t>
+            </w:r>
+            <w:r>
+              <w:t xml:space="preserve">,</w:t>
+            </w:r>
+            <w:r>
+              <w:t xml:space="preserve"> </w:t>
+            </w:r>
+            <w:r>
+              <w:rPr>
+                <w:rStyle w:val="VerbatimChar"/>
+              </w:rPr>
+              <w:t xml:space="preserve">update.sh</w:t>
+            </w:r>
+            <w:r>
+              <w:t xml:space="preserve">,</w:t>
+            </w:r>
+            <w:r>
+              <w:t xml:space="preserve"> </w:t>
+            </w:r>
+            <w:r>
+              <w:rPr>
+                <w:rStyle w:val="VerbatimChar"/>
+              </w:rPr>
+              <w:t xml:space="preserve">expense-bot.service</w:t>
+            </w:r>
+            <w:r>
+              <w:t xml:space="preserve">)</w:t>
+            </w:r>
+          </w:p>
+        </w:tc>
+        <w:tc>
+          <w:tcPr/>
+          <w:p>
+            <w:pPr>
+              <w:pStyle w:val="Compact"/>
+            </w:pPr>
+            <w:r>
+              <w:t xml:space="preserve">runbook ready, awaiting OCI signup</w:t>
             </w:r>
           </w:p>
         </w:tc>
       </w:tr>
     </w:tbl>
-    <w:bookmarkStart w:id="91" w:name="Xccc02cfee71b66790df889f7dc8a60a55360127"/>
+    <w:bookmarkStart w:id="92" w:name="Xccc02cfee71b66790df889f7dc8a60a55360127"/>
     <w:p>
       <w:pPr>
         <w:pStyle w:val="Heading3"/>
@@ -19295,9 +19429,9 @@
         </w:pict>
       </w:r>
     </w:p>
-    <w:bookmarkEnd w:id="91"/>
     <w:bookmarkEnd w:id="92"/>
-    <w:bookmarkStart w:id="93" w:name="glossary"/>
+    <w:bookmarkEnd w:id="93"/>
+    <w:bookmarkStart w:id="94" w:name="glossary"/>
     <w:p>
       <w:pPr>
         <w:pStyle w:val="Heading2"/>
@@ -20009,8 +20143,8 @@
         <w:t xml:space="preserve">by hand.</w:t>
       </w:r>
     </w:p>
-    <w:bookmarkEnd w:id="93"/>
     <w:bookmarkEnd w:id="94"/>
+    <w:bookmarkEnd w:id="95"/>
     <w:sectPr>
       <w:footnotePr>
         <w:numRestart w:val="eachSect"/>
